--- a/docs/GS_Control_De_Calidad_ParkFlow360_actualizado.docx
+++ b/docs/GS_Control_De_Calidad_ParkFlow360_actualizado.docx
@@ -2,18 +2,52 @@
 <file path=word/document.xml><?xml version="1.0" encoding="utf-8"?>
 <w:document xmlns:wpc="http://schemas.microsoft.com/office/word/2010/wordprocessingCanvas" xmlns:cx="http://schemas.microsoft.com/office/drawing/2014/chartex" xmlns:cx1="http://schemas.microsoft.com/office/drawing/2015/9/8/chartex" xmlns:cx2="http://schemas.microsoft.com/office/drawing/2015/10/21/chartex" xmlns:cx3="http://schemas.microsoft.com/office/drawing/2016/5/9/chartex" xmlns:cx4="http://schemas.microsoft.com/office/drawing/2016/5/10/chartex" xmlns:cx5="http://schemas.microsoft.com/office/drawing/2016/5/11/chartex" xmlns:cx6="http://schemas.microsoft.com/office/drawing/2016/5/12/chartex" xmlns:cx7="http://schemas.microsoft.com/office/drawing/2016/5/13/chartex" xmlns:cx8="http://schemas.microsoft.com/office/drawing/2016/5/14/chartex" xmlns:mc="http://schemas.openxmlformats.org/markup-compatibility/2006" xmlns:aink="http://schemas.microsoft.com/office/drawing/2016/ink" xmlns:am3d="http://schemas.microsoft.com/office/drawing/2017/model3d" xmlns:o="urn:schemas-microsoft-com:office:office" xmlns:oel="http://schemas.microsoft.com/office/2019/extlst" xmlns:r="http://schemas.openxmlformats.org/officeDocument/2006/relationships" xmlns:m="http://schemas.openxmlformats.org/officeDocument/2006/math" xmlns:v="urn:schemas-microsoft-com:vml" xmlns:wp14="http://schemas.microsoft.com/office/word/2010/wordprocessingDrawing" xmlns:wp="http://schemas.openxmlformats.org/drawingml/2006/wordprocessingDrawing" xmlns:w10="urn:schemas-microsoft-com:office:word" xmlns:w="http://schemas.openxmlformats.org/wordprocessingml/2006/main" xmlns:w14="http://schemas.microsoft.com/office/word/2010/wordml" xmlns:w15="http://schemas.microsoft.com/office/word/2012/wordml" xmlns:w16cex="http://schemas.microsoft.com/office/word/2018/wordml/cex" xmlns:w16cid="http://schemas.microsoft.com/office/word/2016/wordml/cid" xmlns:w16="http://schemas.microsoft.com/office/word/2018/wordml" xmlns:w16du="http://schemas.microsoft.com/office/word/2023/wordml/word16du" xmlns:w16sdtdh="http://schemas.microsoft.com/office/word/2020/wordml/sdtdatahash" xmlns:w16sdtfl="http://schemas.microsoft.com/office/word/2024/wordml/sdtformatlock" xmlns:w16se="http://schemas.microsoft.com/office/word/2015/wordml/symex" xmlns:wpg="http://schemas.microsoft.com/office/word/2010/wordprocessingGroup" xmlns:wpi="http://schemas.microsoft.com/office/word/2010/wordprocessingInk" xmlns:wne="http://schemas.microsoft.com/office/word/2006/wordml" xmlns:wps="http://schemas.microsoft.com/office/word/2010/wordprocessingShape" mc:Ignorable="w14 w15 w16se w16cid w16 w16cex w16sdtdh w16sdtfl w16du wp14">
   <w:body>
-    <w:p/>
-    <w:p/>
-    <w:p/>
-    <w:p/>
+    <w:p>
+      <w:pPr>
+        <w:rPr>
+          <w:rFonts w:cs="Times New Roman"/>
+          <w:szCs w:val="24"/>
+        </w:rPr>
+      </w:pPr>
+    </w:p>
+    <w:p>
+      <w:pPr>
+        <w:rPr>
+          <w:rFonts w:cs="Times New Roman"/>
+          <w:szCs w:val="24"/>
+        </w:rPr>
+      </w:pPr>
+    </w:p>
+    <w:p>
+      <w:pPr>
+        <w:rPr>
+          <w:rFonts w:cs="Times New Roman"/>
+          <w:szCs w:val="24"/>
+        </w:rPr>
+      </w:pPr>
+    </w:p>
+    <w:p>
+      <w:pPr>
+        <w:rPr>
+          <w:rFonts w:cs="Times New Roman"/>
+          <w:szCs w:val="24"/>
+        </w:rPr>
+      </w:pPr>
+    </w:p>
     <w:p>
       <w:pPr>
         <w:ind w:firstLine="0"/>
         <w:jc w:val="center"/>
+        <w:rPr>
+          <w:rFonts w:cs="Times New Roman"/>
+          <w:szCs w:val="24"/>
+        </w:rPr>
       </w:pPr>
       <w:r>
         <w:rPr>
+          <w:rFonts w:cs="Times New Roman"/>
           <w:b/>
+          <w:szCs w:val="24"/>
         </w:rPr>
         <w:t>Taller 5 — Plan de Control de Calidad</w:t>
       </w:r>
@@ -22,8 +56,16 @@
       <w:pPr>
         <w:ind w:firstLine="0"/>
         <w:jc w:val="center"/>
+        <w:rPr>
+          <w:rFonts w:cs="Times New Roman"/>
+          <w:szCs w:val="24"/>
+        </w:rPr>
       </w:pPr>
       <w:r>
+        <w:rPr>
+          <w:rFonts w:cs="Times New Roman"/>
+          <w:szCs w:val="24"/>
+        </w:rPr>
         <w:t>ParkFlow360</w:t>
       </w:r>
     </w:p>
@@ -31,8 +73,16 @@
       <w:pPr>
         <w:ind w:firstLine="0"/>
         <w:jc w:val="center"/>
+        <w:rPr>
+          <w:rFonts w:cs="Times New Roman"/>
+          <w:szCs w:val="24"/>
+        </w:rPr>
       </w:pPr>
       <w:r>
+        <w:rPr>
+          <w:rFonts w:cs="Times New Roman"/>
+          <w:szCs w:val="24"/>
+        </w:rPr>
         <w:t>Ruben Viasus y Julian Salamanca</w:t>
       </w:r>
     </w:p>
@@ -40,20 +90,44 @@
       <w:pPr>
         <w:ind w:firstLine="0"/>
         <w:jc w:val="center"/>
+        <w:rPr>
+          <w:rFonts w:cs="Times New Roman"/>
+          <w:szCs w:val="24"/>
+        </w:rPr>
       </w:pPr>
       <w:r>
+        <w:rPr>
+          <w:rFonts w:cs="Times New Roman"/>
+          <w:szCs w:val="24"/>
+        </w:rPr>
         <w:t>Universidad Santo Tom</w:t>
       </w:r>
       <w:r>
+        <w:rPr>
+          <w:rFonts w:cs="Times New Roman"/>
+          <w:szCs w:val="24"/>
+        </w:rPr>
         <w:t>a</w:t>
       </w:r>
       <w:r>
+        <w:rPr>
+          <w:rFonts w:cs="Times New Roman"/>
+          <w:szCs w:val="24"/>
+        </w:rPr>
         <w:t xml:space="preserve">s, Facultad de </w:t>
       </w:r>
       <w:r>
+        <w:rPr>
+          <w:rFonts w:cs="Times New Roman"/>
+          <w:szCs w:val="24"/>
+        </w:rPr>
         <w:t>Ingeniería</w:t>
       </w:r>
       <w:r>
+        <w:rPr>
+          <w:rFonts w:cs="Times New Roman"/>
+          <w:szCs w:val="24"/>
+        </w:rPr>
         <w:t xml:space="preserve"> de Sistemas</w:t>
       </w:r>
     </w:p>
@@ -61,8 +135,16 @@
       <w:pPr>
         <w:ind w:firstLine="0"/>
         <w:jc w:val="center"/>
+        <w:rPr>
+          <w:rFonts w:cs="Times New Roman"/>
+          <w:szCs w:val="24"/>
+        </w:rPr>
       </w:pPr>
       <w:r>
+        <w:rPr>
+          <w:rFonts w:cs="Times New Roman"/>
+          <w:szCs w:val="24"/>
+        </w:rPr>
         <w:t>Gerencia de Software</w:t>
       </w:r>
     </w:p>
@@ -70,13 +152,31 @@
       <w:pPr>
         <w:ind w:firstLine="0"/>
         <w:jc w:val="center"/>
+        <w:rPr>
+          <w:rFonts w:cs="Times New Roman"/>
+          <w:szCs w:val="24"/>
+        </w:rPr>
       </w:pPr>
       <w:r>
+        <w:rPr>
+          <w:rFonts w:cs="Times New Roman"/>
+          <w:szCs w:val="24"/>
+        </w:rPr>
         <w:t>Fecha base del proyecto: 6 de octubre de 2026</w:t>
       </w:r>
     </w:p>
     <w:p>
+      <w:pPr>
+        <w:rPr>
+          <w:rFonts w:cs="Times New Roman"/>
+          <w:szCs w:val="24"/>
+        </w:rPr>
+      </w:pPr>
       <w:r>
+        <w:rPr>
+          <w:rFonts w:cs="Times New Roman"/>
+          <w:szCs w:val="24"/>
+        </w:rPr>
         <w:br w:type="page"/>
       </w:r>
     </w:p>
@@ -84,82 +184,176 @@
       <w:pPr>
         <w:pStyle w:val="Ttulo1"/>
         <w:ind w:firstLine="0"/>
-        <w:jc w:val="center"/>
+        <w:jc w:val="both"/>
+        <w:rPr>
+          <w:rFonts w:ascii="Times New Roman" w:hAnsi="Times New Roman" w:cs="Times New Roman"/>
+          <w:szCs w:val="24"/>
+        </w:rPr>
       </w:pPr>
       <w:r>
+        <w:rPr>
+          <w:rFonts w:ascii="Times New Roman" w:hAnsi="Times New Roman" w:cs="Times New Roman"/>
+          <w:szCs w:val="24"/>
+        </w:rPr>
         <w:lastRenderedPageBreak/>
         <w:t>Taller 5 — Plan de Control de Calidad</w:t>
       </w:r>
     </w:p>
     <w:p>
+      <w:pPr>
+        <w:jc w:val="both"/>
+        <w:rPr>
+          <w:rFonts w:cs="Times New Roman"/>
+          <w:szCs w:val="24"/>
+        </w:rPr>
+      </w:pPr>
       <w:r>
         <w:rPr>
+          <w:rFonts w:cs="Times New Roman"/>
           <w:b/>
+          <w:szCs w:val="24"/>
         </w:rPr>
         <w:t>Proyecto:</w:t>
       </w:r>
       <w:r>
+        <w:rPr>
+          <w:rFonts w:cs="Times New Roman"/>
+          <w:szCs w:val="24"/>
+        </w:rPr>
         <w:t xml:space="preserve"> ParkFlow360 — SaaS web de gestión de parqueaderos</w:t>
       </w:r>
     </w:p>
     <w:p>
+      <w:pPr>
+        <w:jc w:val="both"/>
+        <w:rPr>
+          <w:rFonts w:cs="Times New Roman"/>
+          <w:szCs w:val="24"/>
+        </w:rPr>
+      </w:pPr>
       <w:r>
         <w:rPr>
+          <w:rFonts w:cs="Times New Roman"/>
           <w:b/>
+          <w:szCs w:val="24"/>
         </w:rPr>
         <w:t>Curso:</w:t>
       </w:r>
       <w:r>
+        <w:rPr>
+          <w:rFonts w:cs="Times New Roman"/>
+          <w:szCs w:val="24"/>
+        </w:rPr>
         <w:t xml:space="preserve"> Gerencia de Software — Universidad Santo Tomás</w:t>
       </w:r>
     </w:p>
     <w:p>
+      <w:pPr>
+        <w:jc w:val="both"/>
+        <w:rPr>
+          <w:rFonts w:cs="Times New Roman"/>
+          <w:szCs w:val="24"/>
+        </w:rPr>
+      </w:pPr>
       <w:r>
         <w:rPr>
+          <w:rFonts w:cs="Times New Roman"/>
           <w:b/>
+          <w:szCs w:val="24"/>
         </w:rPr>
         <w:t>Sesión 15 / semana 8; ponderación indicada:</w:t>
       </w:r>
       <w:r>
+        <w:rPr>
+          <w:rFonts w:cs="Times New Roman"/>
+          <w:szCs w:val="24"/>
+        </w:rPr>
         <w:t xml:space="preserve"> 15 % del segundo corte</w:t>
       </w:r>
     </w:p>
     <w:p>
+      <w:pPr>
+        <w:jc w:val="both"/>
+        <w:rPr>
+          <w:rFonts w:cs="Times New Roman"/>
+          <w:szCs w:val="24"/>
+        </w:rPr>
+      </w:pPr>
       <w:r>
         <w:rPr>
+          <w:rFonts w:cs="Times New Roman"/>
           <w:b/>
+          <w:szCs w:val="24"/>
         </w:rPr>
         <w:t>Equipo:</w:t>
       </w:r>
       <w:r>
+        <w:rPr>
+          <w:rFonts w:cs="Times New Roman"/>
+          <w:szCs w:val="24"/>
+        </w:rPr>
         <w:t xml:space="preserve"> Ruben Viasus y Julian Salamanca</w:t>
       </w:r>
     </w:p>
     <w:p>
+      <w:pPr>
+        <w:jc w:val="both"/>
+        <w:rPr>
+          <w:rFonts w:cs="Times New Roman"/>
+          <w:szCs w:val="24"/>
+        </w:rPr>
+      </w:pPr>
       <w:r>
         <w:rPr>
+          <w:rFonts w:cs="Times New Roman"/>
           <w:b/>
+          <w:szCs w:val="24"/>
         </w:rPr>
         <w:t>Repositorio declarado:</w:t>
       </w:r>
       <w:r>
+        <w:rPr>
+          <w:rFonts w:cs="Times New Roman"/>
+          <w:szCs w:val="24"/>
+        </w:rPr>
         <w:t xml:space="preserve"> https://github.com/JulianSalamanca-code/ParkFlow360</w:t>
       </w:r>
     </w:p>
     <w:p>
+      <w:pPr>
+        <w:jc w:val="both"/>
+        <w:rPr>
+          <w:rFonts w:cs="Times New Roman"/>
+          <w:szCs w:val="24"/>
+        </w:rPr>
+      </w:pPr>
       <w:r>
         <w:rPr>
+          <w:rFonts w:cs="Times New Roman"/>
           <w:b/>
+          <w:szCs w:val="24"/>
         </w:rPr>
         <w:t>Estado de evidencia:</w:t>
       </w:r>
       <w:r>
+        <w:rPr>
+          <w:rFonts w:cs="Times New Roman"/>
+          <w:szCs w:val="24"/>
+        </w:rPr>
         <w:t xml:space="preserve"> el contexto entregado dice que no hay pruebas automatizadas, CI ni análisis </w:t>
       </w:r>
       <w:r>
+        <w:rPr>
+          <w:rFonts w:cs="Times New Roman"/>
+          <w:szCs w:val="24"/>
+        </w:rPr>
         <w:t>estático-configurados</w:t>
       </w:r>
       <w:r>
+        <w:rPr>
+          <w:rFonts w:cs="Times New Roman"/>
+          <w:szCs w:val="24"/>
+        </w:rPr>
         <w:t>. No se recibió un checkout del repositorio ni resultados de ejecución; por tanto, las métricas y los casos de prueba abajo no se presentan como medidos.</w:t>
       </w:r>
     </w:p>
@@ -167,13 +361,33 @@
       <w:pPr>
         <w:pStyle w:val="Ttulo2"/>
         <w:ind w:firstLine="0"/>
+        <w:jc w:val="both"/>
+        <w:rPr>
+          <w:rFonts w:ascii="Times New Roman" w:hAnsi="Times New Roman" w:cs="Times New Roman"/>
+          <w:szCs w:val="24"/>
+        </w:rPr>
       </w:pPr>
       <w:r>
+        <w:rPr>
+          <w:rFonts w:ascii="Times New Roman" w:hAnsi="Times New Roman" w:cs="Times New Roman"/>
+          <w:szCs w:val="24"/>
+        </w:rPr>
         <w:t>Componente 1 — Atributos de calidad</w:t>
       </w:r>
     </w:p>
     <w:p>
+      <w:pPr>
+        <w:jc w:val="both"/>
+        <w:rPr>
+          <w:rFonts w:cs="Times New Roman"/>
+          <w:szCs w:val="24"/>
+        </w:rPr>
+      </w:pPr>
       <w:r>
+        <w:rPr>
+          <w:rFonts w:cs="Times New Roman"/>
+          <w:szCs w:val="24"/>
+        </w:rPr>
         <w:t>Los umbrales numéricos propuestos son criterios iniciales, no resultados medidos ni necesidades ya aprobadas por el cliente. Antes de considerarlos comprometidos, Julian y Ruben deben validarlos con el administrador o registrar su adopción como objetivo interno. Herramientas sugeridas, no confirmadas como instaladas: JMeter, navegador y medición manual, SonarCloud/analizador, JaCoCo y Karma.</w:t>
       </w:r>
     </w:p>
@@ -182,16 +396,17 @@
         <w:tblStyle w:val="Tablaconcuadrcula"/>
         <w:tblW w:w="0" w:type="auto"/>
         <w:jc w:val="center"/>
+        <w:tblLayout w:type="fixed"/>
         <w:tblLook w:val="04A0" w:firstRow="1" w:lastRow="0" w:firstColumn="1" w:lastColumn="0" w:noHBand="0" w:noVBand="1"/>
       </w:tblPr>
       <w:tblGrid>
-        <w:gridCol w:w="593"/>
-        <w:gridCol w:w="1179"/>
-        <w:gridCol w:w="1698"/>
-        <w:gridCol w:w="1277"/>
-        <w:gridCol w:w="2473"/>
-        <w:gridCol w:w="1055"/>
-        <w:gridCol w:w="1215"/>
+        <w:gridCol w:w="774"/>
+        <w:gridCol w:w="1418"/>
+        <w:gridCol w:w="1622"/>
+        <w:gridCol w:w="1425"/>
+        <w:gridCol w:w="1745"/>
+        <w:gridCol w:w="1157"/>
+        <w:gridCol w:w="1349"/>
       </w:tblGrid>
       <w:tr>
         <w:trPr>
@@ -201,7 +416,7 @@
         </w:trPr>
         <w:tc>
           <w:tcPr>
-            <w:tcW w:w="1337" w:type="dxa"/>
+            <w:tcW w:w="774" w:type="dxa"/>
             <w:shd w:val="clear" w:color="auto" w:fill="D9E2F3"/>
             <w:tcMar>
               <w:top w:w="55" w:type="dxa"/>
@@ -215,11 +430,17 @@
             <w:pPr>
               <w:spacing w:line="240" w:lineRule="auto"/>
               <w:ind w:firstLine="0"/>
-            </w:pPr>
-            <w:r>
-              <w:rPr>
+              <w:jc w:val="both"/>
+              <w:rPr>
+                <w:rFonts w:cs="Times New Roman"/>
+                <w:szCs w:val="24"/>
+              </w:rPr>
+            </w:pPr>
+            <w:r>
+              <w:rPr>
+                <w:rFonts w:cs="Times New Roman"/>
                 <w:b/>
-                <w:sz w:val="17"/>
+                <w:szCs w:val="24"/>
               </w:rPr>
               <w:t>ID</w:t>
             </w:r>
@@ -227,7 +448,7 @@
         </w:tc>
         <w:tc>
           <w:tcPr>
-            <w:tcW w:w="1337" w:type="dxa"/>
+            <w:tcW w:w="1418" w:type="dxa"/>
             <w:shd w:val="clear" w:color="auto" w:fill="D9E2F3"/>
             <w:tcMar>
               <w:top w:w="55" w:type="dxa"/>
@@ -241,11 +462,17 @@
             <w:pPr>
               <w:spacing w:line="240" w:lineRule="auto"/>
               <w:ind w:firstLine="0"/>
-            </w:pPr>
-            <w:r>
-              <w:rPr>
+              <w:jc w:val="both"/>
+              <w:rPr>
+                <w:rFonts w:cs="Times New Roman"/>
+                <w:szCs w:val="24"/>
+              </w:rPr>
+            </w:pPr>
+            <w:r>
+              <w:rPr>
+                <w:rFonts w:cs="Times New Roman"/>
                 <w:b/>
-                <w:sz w:val="17"/>
+                <w:szCs w:val="24"/>
               </w:rPr>
               <w:t>Característica ISO/IEC 25010</w:t>
             </w:r>
@@ -253,7 +480,7 @@
         </w:tc>
         <w:tc>
           <w:tcPr>
-            <w:tcW w:w="1337" w:type="dxa"/>
+            <w:tcW w:w="1622" w:type="dxa"/>
             <w:shd w:val="clear" w:color="auto" w:fill="D9E2F3"/>
             <w:tcMar>
               <w:top w:w="55" w:type="dxa"/>
@@ -267,11 +494,17 @@
             <w:pPr>
               <w:spacing w:line="240" w:lineRule="auto"/>
               <w:ind w:firstLine="0"/>
-            </w:pPr>
-            <w:r>
-              <w:rPr>
+              <w:jc w:val="both"/>
+              <w:rPr>
+                <w:rFonts w:cs="Times New Roman"/>
+                <w:szCs w:val="24"/>
+              </w:rPr>
+            </w:pPr>
+            <w:r>
+              <w:rPr>
+                <w:rFonts w:cs="Times New Roman"/>
                 <w:b/>
-                <w:sz w:val="17"/>
+                <w:szCs w:val="24"/>
               </w:rPr>
               <w:t>Métrica e instrumento</w:t>
             </w:r>
@@ -279,7 +512,7 @@
         </w:tc>
         <w:tc>
           <w:tcPr>
-            <w:tcW w:w="1337" w:type="dxa"/>
+            <w:tcW w:w="1425" w:type="dxa"/>
             <w:shd w:val="clear" w:color="auto" w:fill="D9E2F3"/>
             <w:tcMar>
               <w:top w:w="55" w:type="dxa"/>
@@ -293,11 +526,17 @@
             <w:pPr>
               <w:spacing w:line="240" w:lineRule="auto"/>
               <w:ind w:firstLine="0"/>
-            </w:pPr>
-            <w:r>
-              <w:rPr>
+              <w:jc w:val="both"/>
+              <w:rPr>
+                <w:rFonts w:cs="Times New Roman"/>
+                <w:szCs w:val="24"/>
+              </w:rPr>
+            </w:pPr>
+            <w:r>
+              <w:rPr>
+                <w:rFonts w:cs="Times New Roman"/>
                 <w:b/>
-                <w:sz w:val="17"/>
+                <w:szCs w:val="24"/>
               </w:rPr>
               <w:t>Umbral y fuente</w:t>
             </w:r>
@@ -305,7 +544,7 @@
         </w:tc>
         <w:tc>
           <w:tcPr>
-            <w:tcW w:w="1337" w:type="dxa"/>
+            <w:tcW w:w="1745" w:type="dxa"/>
             <w:shd w:val="clear" w:color="auto" w:fill="D9E2F3"/>
             <w:tcMar>
               <w:top w:w="55" w:type="dxa"/>
@@ -319,11 +558,17 @@
             <w:pPr>
               <w:spacing w:line="240" w:lineRule="auto"/>
               <w:ind w:firstLine="0"/>
-            </w:pPr>
-            <w:r>
-              <w:rPr>
+              <w:jc w:val="both"/>
+              <w:rPr>
+                <w:rFonts w:cs="Times New Roman"/>
+                <w:szCs w:val="24"/>
+              </w:rPr>
+            </w:pPr>
+            <w:r>
+              <w:rPr>
+                <w:rFonts w:cs="Times New Roman"/>
                 <w:b/>
-                <w:sz w:val="17"/>
+                <w:szCs w:val="24"/>
               </w:rPr>
               <w:t>Contexto</w:t>
             </w:r>
@@ -331,7 +576,7 @@
         </w:tc>
         <w:tc>
           <w:tcPr>
-            <w:tcW w:w="1337" w:type="dxa"/>
+            <w:tcW w:w="1157" w:type="dxa"/>
             <w:shd w:val="clear" w:color="auto" w:fill="D9E2F3"/>
             <w:tcMar>
               <w:top w:w="55" w:type="dxa"/>
@@ -345,11 +590,17 @@
             <w:pPr>
               <w:spacing w:line="240" w:lineRule="auto"/>
               <w:ind w:firstLine="0"/>
-            </w:pPr>
-            <w:r>
-              <w:rPr>
+              <w:jc w:val="both"/>
+              <w:rPr>
+                <w:rFonts w:cs="Times New Roman"/>
+                <w:szCs w:val="24"/>
+              </w:rPr>
+            </w:pPr>
+            <w:r>
+              <w:rPr>
+                <w:rFonts w:cs="Times New Roman"/>
                 <w:b/>
-                <w:sz w:val="17"/>
+                <w:szCs w:val="24"/>
               </w:rPr>
               <w:t>Responsable y frecuencia</w:t>
             </w:r>
@@ -357,7 +608,7 @@
         </w:tc>
         <w:tc>
           <w:tcPr>
-            <w:tcW w:w="1337" w:type="dxa"/>
+            <w:tcW w:w="1349" w:type="dxa"/>
             <w:shd w:val="clear" w:color="auto" w:fill="D9E2F3"/>
             <w:tcMar>
               <w:top w:w="55" w:type="dxa"/>
@@ -371,11 +622,17 @@
             <w:pPr>
               <w:spacing w:line="240" w:lineRule="auto"/>
               <w:ind w:firstLine="0"/>
-            </w:pPr>
-            <w:r>
-              <w:rPr>
+              <w:jc w:val="both"/>
+              <w:rPr>
+                <w:rFonts w:cs="Times New Roman"/>
+                <w:szCs w:val="24"/>
+              </w:rPr>
+            </w:pPr>
+            <w:r>
+              <w:rPr>
+                <w:rFonts w:cs="Times New Roman"/>
                 <w:b/>
-                <w:sz w:val="17"/>
+                <w:szCs w:val="24"/>
               </w:rPr>
               <w:t>Consecuencia</w:t>
             </w:r>
@@ -389,7 +646,7 @@
         </w:trPr>
         <w:tc>
           <w:tcPr>
-            <w:tcW w:w="1337" w:type="dxa"/>
+            <w:tcW w:w="774" w:type="dxa"/>
             <w:tcMar>
               <w:top w:w="55" w:type="dxa"/>
               <w:left w:w="65" w:type="dxa"/>
@@ -402,10 +659,16 @@
             <w:pPr>
               <w:spacing w:line="240" w:lineRule="auto"/>
               <w:ind w:firstLine="0"/>
-            </w:pPr>
-            <w:r>
-              <w:rPr>
-                <w:sz w:val="17"/>
+              <w:jc w:val="both"/>
+              <w:rPr>
+                <w:rFonts w:cs="Times New Roman"/>
+                <w:szCs w:val="24"/>
+              </w:rPr>
+            </w:pPr>
+            <w:r>
+              <w:rPr>
+                <w:rFonts w:cs="Times New Roman"/>
+                <w:szCs w:val="24"/>
               </w:rPr>
               <w:t>ACQ-01</w:t>
             </w:r>
@@ -413,7 +676,7 @@
         </w:tc>
         <w:tc>
           <w:tcPr>
-            <w:tcW w:w="1337" w:type="dxa"/>
+            <w:tcW w:w="1418" w:type="dxa"/>
             <w:tcMar>
               <w:top w:w="55" w:type="dxa"/>
               <w:left w:w="65" w:type="dxa"/>
@@ -426,10 +689,16 @@
             <w:pPr>
               <w:spacing w:line="240" w:lineRule="auto"/>
               <w:ind w:firstLine="0"/>
-            </w:pPr>
-            <w:r>
-              <w:rPr>
-                <w:sz w:val="17"/>
+              <w:jc w:val="both"/>
+              <w:rPr>
+                <w:rFonts w:cs="Times New Roman"/>
+                <w:szCs w:val="24"/>
+              </w:rPr>
+            </w:pPr>
+            <w:r>
+              <w:rPr>
+                <w:rFonts w:cs="Times New Roman"/>
+                <w:szCs w:val="24"/>
               </w:rPr>
               <w:t>Eficiencia de desempeño</w:t>
             </w:r>
@@ -437,7 +706,7 @@
         </w:tc>
         <w:tc>
           <w:tcPr>
-            <w:tcW w:w="1337" w:type="dxa"/>
+            <w:tcW w:w="1622" w:type="dxa"/>
             <w:tcMar>
               <w:top w:w="55" w:type="dxa"/>
               <w:left w:w="65" w:type="dxa"/>
@@ -450,22 +719,30 @@
             <w:pPr>
               <w:spacing w:line="240" w:lineRule="auto"/>
               <w:ind w:firstLine="0"/>
-            </w:pPr>
-            <w:r>
-              <w:rPr>
-                <w:sz w:val="17"/>
+              <w:jc w:val="both"/>
+              <w:rPr>
+                <w:rFonts w:cs="Times New Roman"/>
+                <w:szCs w:val="24"/>
+              </w:rPr>
+            </w:pPr>
+            <w:r>
+              <w:rPr>
+                <w:rFonts w:cs="Times New Roman"/>
+                <w:szCs w:val="24"/>
               </w:rPr>
               <w:t>p95 de respuesta de GET /api/</w:t>
             </w:r>
             <w:r>
               <w:rPr>
-                <w:sz w:val="17"/>
+                <w:rFonts w:cs="Times New Roman"/>
+                <w:szCs w:val="24"/>
               </w:rPr>
               <w:t>vehículos</w:t>
             </w:r>
             <w:r>
               <w:rPr>
-                <w:sz w:val="17"/>
+                <w:rFonts w:cs="Times New Roman"/>
+                <w:szCs w:val="24"/>
               </w:rPr>
               <w:t>, JMeter</w:t>
             </w:r>
@@ -473,7 +750,7 @@
         </w:tc>
         <w:tc>
           <w:tcPr>
-            <w:tcW w:w="1337" w:type="dxa"/>
+            <w:tcW w:w="1425" w:type="dxa"/>
             <w:tcMar>
               <w:top w:w="55" w:type="dxa"/>
               <w:left w:w="65" w:type="dxa"/>
@@ -486,10 +763,16 @@
             <w:pPr>
               <w:spacing w:line="240" w:lineRule="auto"/>
               <w:ind w:firstLine="0"/>
-            </w:pPr>
-            <w:r>
-              <w:rPr>
-                <w:sz w:val="17"/>
+              <w:jc w:val="both"/>
+              <w:rPr>
+                <w:rFonts w:cs="Times New Roman"/>
+                <w:szCs w:val="24"/>
+              </w:rPr>
+            </w:pPr>
+            <w:r>
+              <w:rPr>
+                <w:rFonts w:cs="Times New Roman"/>
+                <w:szCs w:val="24"/>
               </w:rPr>
               <w:t>&lt; 1,5 s. Fuente: objetivo interno provisional; validar con administrador: [COMPLETAR]</w:t>
             </w:r>
@@ -497,7 +780,7 @@
         </w:tc>
         <w:tc>
           <w:tcPr>
-            <w:tcW w:w="1337" w:type="dxa"/>
+            <w:tcW w:w="1745" w:type="dxa"/>
             <w:tcMar>
               <w:top w:w="55" w:type="dxa"/>
               <w:left w:w="65" w:type="dxa"/>
@@ -510,10 +793,16 @@
             <w:pPr>
               <w:spacing w:line="240" w:lineRule="auto"/>
               <w:ind w:firstLine="0"/>
-            </w:pPr>
-            <w:r>
-              <w:rPr>
-                <w:sz w:val="17"/>
+              <w:jc w:val="both"/>
+              <w:rPr>
+                <w:rFonts w:cs="Times New Roman"/>
+                <w:szCs w:val="24"/>
+              </w:rPr>
+            </w:pPr>
+            <w:r>
+              <w:rPr>
+                <w:rFonts w:cs="Times New Roman"/>
+                <w:szCs w:val="24"/>
               </w:rPr>
               <w:t>Entorno y carga reproducibles; número de usuarios/datos: [COMPLETAR]</w:t>
             </w:r>
@@ -521,7 +810,7 @@
         </w:tc>
         <w:tc>
           <w:tcPr>
-            <w:tcW w:w="1337" w:type="dxa"/>
+            <w:tcW w:w="1157" w:type="dxa"/>
             <w:tcMar>
               <w:top w:w="55" w:type="dxa"/>
               <w:left w:w="65" w:type="dxa"/>
@@ -534,10 +823,16 @@
             <w:pPr>
               <w:spacing w:line="240" w:lineRule="auto"/>
               <w:ind w:firstLine="0"/>
-            </w:pPr>
-            <w:r>
-              <w:rPr>
-                <w:sz w:val="17"/>
+              <w:jc w:val="both"/>
+              <w:rPr>
+                <w:rFonts w:cs="Times New Roman"/>
+                <w:szCs w:val="24"/>
+              </w:rPr>
+            </w:pPr>
+            <w:r>
+              <w:rPr>
+                <w:rFonts w:cs="Times New Roman"/>
+                <w:szCs w:val="24"/>
               </w:rPr>
               <w:t>Julian, al cierre de cada sprint con endpoint modificado</w:t>
             </w:r>
@@ -545,7 +840,7 @@
         </w:tc>
         <w:tc>
           <w:tcPr>
-            <w:tcW w:w="1337" w:type="dxa"/>
+            <w:tcW w:w="1349" w:type="dxa"/>
             <w:tcMar>
               <w:top w:w="55" w:type="dxa"/>
               <w:left w:w="65" w:type="dxa"/>
@@ -558,10 +853,16 @@
             <w:pPr>
               <w:spacing w:line="240" w:lineRule="auto"/>
               <w:ind w:firstLine="0"/>
-            </w:pPr>
-            <w:r>
-              <w:rPr>
-                <w:sz w:val="17"/>
+              <w:jc w:val="both"/>
+              <w:rPr>
+                <w:rFonts w:cs="Times New Roman"/>
+                <w:szCs w:val="24"/>
+              </w:rPr>
+            </w:pPr>
+            <w:r>
+              <w:rPr>
+                <w:rFonts w:cs="Times New Roman"/>
+                <w:szCs w:val="24"/>
               </w:rPr>
               <w:t>No cumple DoD de rendimiento acordada; no incluir historia hasta corregir o aprobar excepción documentada</w:t>
             </w:r>
@@ -575,7 +876,7 @@
         </w:trPr>
         <w:tc>
           <w:tcPr>
-            <w:tcW w:w="1337" w:type="dxa"/>
+            <w:tcW w:w="774" w:type="dxa"/>
             <w:tcMar>
               <w:top w:w="55" w:type="dxa"/>
               <w:left w:w="65" w:type="dxa"/>
@@ -588,10 +889,16 @@
             <w:pPr>
               <w:spacing w:line="240" w:lineRule="auto"/>
               <w:ind w:firstLine="0"/>
-            </w:pPr>
-            <w:r>
-              <w:rPr>
-                <w:sz w:val="17"/>
+              <w:jc w:val="both"/>
+              <w:rPr>
+                <w:rFonts w:cs="Times New Roman"/>
+                <w:szCs w:val="24"/>
+              </w:rPr>
+            </w:pPr>
+            <w:r>
+              <w:rPr>
+                <w:rFonts w:cs="Times New Roman"/>
+                <w:szCs w:val="24"/>
               </w:rPr>
               <w:lastRenderedPageBreak/>
               <w:t>ACQ-02</w:t>
@@ -600,7 +907,7 @@
         </w:tc>
         <w:tc>
           <w:tcPr>
-            <w:tcW w:w="1337" w:type="dxa"/>
+            <w:tcW w:w="1418" w:type="dxa"/>
             <w:tcMar>
               <w:top w:w="55" w:type="dxa"/>
               <w:left w:w="65" w:type="dxa"/>
@@ -613,10 +920,16 @@
             <w:pPr>
               <w:spacing w:line="240" w:lineRule="auto"/>
               <w:ind w:firstLine="0"/>
-            </w:pPr>
-            <w:r>
-              <w:rPr>
-                <w:sz w:val="17"/>
+              <w:jc w:val="both"/>
+              <w:rPr>
+                <w:rFonts w:cs="Times New Roman"/>
+                <w:szCs w:val="24"/>
+              </w:rPr>
+            </w:pPr>
+            <w:r>
+              <w:rPr>
+                <w:rFonts w:cs="Times New Roman"/>
+                <w:szCs w:val="24"/>
               </w:rPr>
               <w:t>Seguridad</w:t>
             </w:r>
@@ -624,7 +937,7 @@
         </w:tc>
         <w:tc>
           <w:tcPr>
-            <w:tcW w:w="1337" w:type="dxa"/>
+            <w:tcW w:w="1622" w:type="dxa"/>
             <w:tcMar>
               <w:top w:w="55" w:type="dxa"/>
               <w:left w:w="65" w:type="dxa"/>
@@ -637,10 +950,16 @@
             <w:pPr>
               <w:spacing w:line="240" w:lineRule="auto"/>
               <w:ind w:firstLine="0"/>
-            </w:pPr>
-            <w:r>
-              <w:rPr>
-                <w:sz w:val="17"/>
+              <w:jc w:val="both"/>
+              <w:rPr>
+                <w:rFonts w:cs="Times New Roman"/>
+                <w:szCs w:val="24"/>
+              </w:rPr>
+            </w:pPr>
+            <w:r>
+              <w:rPr>
+                <w:rFonts w:cs="Times New Roman"/>
+                <w:szCs w:val="24"/>
               </w:rPr>
               <w:t>Porcentaje de endpoints protegidos que rechazan solicitud sin JWT válido; matriz de pruebas HTTP</w:t>
             </w:r>
@@ -648,7 +967,7 @@
         </w:tc>
         <w:tc>
           <w:tcPr>
-            <w:tcW w:w="1337" w:type="dxa"/>
+            <w:tcW w:w="1425" w:type="dxa"/>
             <w:tcMar>
               <w:top w:w="55" w:type="dxa"/>
               <w:left w:w="65" w:type="dxa"/>
@@ -661,10 +980,16 @@
             <w:pPr>
               <w:spacing w:line="240" w:lineRule="auto"/>
               <w:ind w:firstLine="0"/>
-            </w:pPr>
-            <w:r>
-              <w:rPr>
-                <w:sz w:val="17"/>
+              <w:jc w:val="both"/>
+              <w:rPr>
+                <w:rFonts w:cs="Times New Roman"/>
+                <w:szCs w:val="24"/>
+              </w:rPr>
+            </w:pPr>
+            <w:r>
+              <w:rPr>
+                <w:rFonts w:cs="Times New Roman"/>
+                <w:szCs w:val="24"/>
               </w:rPr>
               <w:t>100 % de endpoints privados; fuente: requisito funcional de autenticación JWT descrito en contexto. Excluir solo POST /api/auth/login</w:t>
             </w:r>
@@ -672,7 +997,7 @@
         </w:tc>
         <w:tc>
           <w:tcPr>
-            <w:tcW w:w="1337" w:type="dxa"/>
+            <w:tcW w:w="1745" w:type="dxa"/>
             <w:tcMar>
               <w:top w:w="55" w:type="dxa"/>
               <w:left w:w="65" w:type="dxa"/>
@@ -682,14 +1007,25 @@
             <w:vAlign w:val="center"/>
           </w:tcPr>
           <w:p>
-            <w:r>
-              <w:t>Revisar rutas privadas y roles ADMIN/USUARIO; listado completo: [COMPLETAR]</w:t>
-            </w:r>
-          </w:p>
-        </w:tc>
-        <w:tc>
-          <w:tcPr>
-            <w:tcW w:w="1337" w:type="dxa"/>
+            <w:pPr>
+              <w:jc w:val="both"/>
+              <w:rPr>
+                <w:rFonts w:cs="Times New Roman"/>
+                <w:szCs w:val="24"/>
+              </w:rPr>
+            </w:pPr>
+            <w:r>
+              <w:rPr>
+                <w:rFonts w:cs="Times New Roman"/>
+                <w:szCs w:val="24"/>
+              </w:rPr>
+              <w:t>Revisar rutas privadas y roles ADMIN/USUARIO; listado completo:</w:t>
+            </w:r>
+          </w:p>
+        </w:tc>
+        <w:tc>
+          <w:tcPr>
+            <w:tcW w:w="1157" w:type="dxa"/>
             <w:tcMar>
               <w:top w:w="55" w:type="dxa"/>
               <w:left w:w="65" w:type="dxa"/>
@@ -702,10 +1038,16 @@
             <w:pPr>
               <w:spacing w:line="240" w:lineRule="auto"/>
               <w:ind w:firstLine="0"/>
-            </w:pPr>
-            <w:r>
-              <w:rPr>
-                <w:sz w:val="17"/>
+              <w:jc w:val="both"/>
+              <w:rPr>
+                <w:rFonts w:cs="Times New Roman"/>
+                <w:szCs w:val="24"/>
+              </w:rPr>
+            </w:pPr>
+            <w:r>
+              <w:rPr>
+                <w:rFonts w:cs="Times New Roman"/>
+                <w:szCs w:val="24"/>
               </w:rPr>
               <w:t>Julian, por release y cambio de seguridad</w:t>
             </w:r>
@@ -713,7 +1055,7 @@
         </w:tc>
         <w:tc>
           <w:tcPr>
-            <w:tcW w:w="1337" w:type="dxa"/>
+            <w:tcW w:w="1349" w:type="dxa"/>
             <w:tcMar>
               <w:top w:w="55" w:type="dxa"/>
               <w:left w:w="65" w:type="dxa"/>
@@ -726,10 +1068,16 @@
             <w:pPr>
               <w:spacing w:line="240" w:lineRule="auto"/>
               <w:ind w:firstLine="0"/>
-            </w:pPr>
-            <w:r>
-              <w:rPr>
-                <w:sz w:val="17"/>
+              <w:jc w:val="both"/>
+              <w:rPr>
+                <w:rFonts w:cs="Times New Roman"/>
+                <w:szCs w:val="24"/>
+              </w:rPr>
+            </w:pPr>
+            <w:r>
+              <w:rPr>
+                <w:rFonts w:cs="Times New Roman"/>
+                <w:szCs w:val="24"/>
               </w:rPr>
               <w:t>Defecto bloqueante; detener integración del cambio de seguridad hasta corregir</w:t>
             </w:r>
@@ -743,7 +1091,7 @@
         </w:trPr>
         <w:tc>
           <w:tcPr>
-            <w:tcW w:w="1337" w:type="dxa"/>
+            <w:tcW w:w="774" w:type="dxa"/>
             <w:tcMar>
               <w:top w:w="55" w:type="dxa"/>
               <w:left w:w="65" w:type="dxa"/>
@@ -756,10 +1104,16 @@
             <w:pPr>
               <w:spacing w:line="240" w:lineRule="auto"/>
               <w:ind w:firstLine="0"/>
-            </w:pPr>
-            <w:r>
-              <w:rPr>
-                <w:sz w:val="17"/>
+              <w:jc w:val="both"/>
+              <w:rPr>
+                <w:rFonts w:cs="Times New Roman"/>
+                <w:szCs w:val="24"/>
+              </w:rPr>
+            </w:pPr>
+            <w:r>
+              <w:rPr>
+                <w:rFonts w:cs="Times New Roman"/>
+                <w:szCs w:val="24"/>
               </w:rPr>
               <w:t>ACQ-03</w:t>
             </w:r>
@@ -767,7 +1121,7 @@
         </w:tc>
         <w:tc>
           <w:tcPr>
-            <w:tcW w:w="1337" w:type="dxa"/>
+            <w:tcW w:w="1418" w:type="dxa"/>
             <w:tcMar>
               <w:top w:w="55" w:type="dxa"/>
               <w:left w:w="65" w:type="dxa"/>
@@ -780,10 +1134,16 @@
             <w:pPr>
               <w:spacing w:line="240" w:lineRule="auto"/>
               <w:ind w:firstLine="0"/>
-            </w:pPr>
-            <w:r>
-              <w:rPr>
-                <w:sz w:val="17"/>
+              <w:jc w:val="both"/>
+              <w:rPr>
+                <w:rFonts w:cs="Times New Roman"/>
+                <w:szCs w:val="24"/>
+              </w:rPr>
+            </w:pPr>
+            <w:r>
+              <w:rPr>
+                <w:rFonts w:cs="Times New Roman"/>
+                <w:szCs w:val="24"/>
               </w:rPr>
               <w:t>Capacidad de interacción (usabilidad)</w:t>
             </w:r>
@@ -791,7 +1151,7 @@
         </w:tc>
         <w:tc>
           <w:tcPr>
-            <w:tcW w:w="1337" w:type="dxa"/>
+            <w:tcW w:w="1622" w:type="dxa"/>
             <w:tcMar>
               <w:top w:w="55" w:type="dxa"/>
               <w:left w:w="65" w:type="dxa"/>
@@ -804,10 +1164,16 @@
             <w:pPr>
               <w:spacing w:line="240" w:lineRule="auto"/>
               <w:ind w:firstLine="0"/>
-            </w:pPr>
-            <w:r>
-              <w:rPr>
-                <w:sz w:val="17"/>
+              <w:jc w:val="both"/>
+              <w:rPr>
+                <w:rFonts w:cs="Times New Roman"/>
+                <w:szCs w:val="24"/>
+              </w:rPr>
+            </w:pPr>
+            <w:r>
+              <w:rPr>
+                <w:rFonts w:cs="Times New Roman"/>
+                <w:szCs w:val="24"/>
               </w:rPr>
               <w:t>Pasos y tiempo para completar ingreso, observados en prueba con operador</w:t>
             </w:r>
@@ -815,7 +1181,7 @@
         </w:tc>
         <w:tc>
           <w:tcPr>
-            <w:tcW w:w="1337" w:type="dxa"/>
+            <w:tcW w:w="1425" w:type="dxa"/>
             <w:tcMar>
               <w:top w:w="55" w:type="dxa"/>
               <w:left w:w="65" w:type="dxa"/>
@@ -828,18 +1194,24 @@
             <w:pPr>
               <w:spacing w:line="240" w:lineRule="auto"/>
               <w:ind w:firstLine="0"/>
-            </w:pPr>
-            <w:r>
-              <w:rPr>
-                <w:sz w:val="17"/>
-              </w:rPr>
-              <w:t>≤ 3 pasos y ≤ 30 s. Fuente: objetivo interno provisional; validar con administrador: [COMPLETAR]</w:t>
-            </w:r>
-          </w:p>
-        </w:tc>
-        <w:tc>
-          <w:tcPr>
-            <w:tcW w:w="1337" w:type="dxa"/>
+              <w:jc w:val="both"/>
+              <w:rPr>
+                <w:rFonts w:cs="Times New Roman"/>
+                <w:szCs w:val="24"/>
+              </w:rPr>
+            </w:pPr>
+            <w:r>
+              <w:rPr>
+                <w:rFonts w:cs="Times New Roman"/>
+                <w:szCs w:val="24"/>
+              </w:rPr>
+              <w:t>≤ 3 pasos y ≤ 30 s. Fuente: objetivo interno provisional; validar con administrador</w:t>
+            </w:r>
+          </w:p>
+        </w:tc>
+        <w:tc>
+          <w:tcPr>
+            <w:tcW w:w="1745" w:type="dxa"/>
             <w:tcMar>
               <w:top w:w="55" w:type="dxa"/>
               <w:left w:w="65" w:type="dxa"/>
@@ -852,18 +1224,24 @@
             <w:pPr>
               <w:spacing w:line="240" w:lineRule="auto"/>
               <w:ind w:firstLine="0"/>
-            </w:pPr>
-            <w:r>
-              <w:rPr>
-                <w:sz w:val="17"/>
-              </w:rPr>
-              <w:t>Operador realizando un ingreso con datos de prueba; definir muestra: [COMPLETAR]</w:t>
-            </w:r>
-          </w:p>
-        </w:tc>
-        <w:tc>
-          <w:tcPr>
-            <w:tcW w:w="1337" w:type="dxa"/>
+              <w:jc w:val="both"/>
+              <w:rPr>
+                <w:rFonts w:cs="Times New Roman"/>
+                <w:szCs w:val="24"/>
+              </w:rPr>
+            </w:pPr>
+            <w:r>
+              <w:rPr>
+                <w:rFonts w:cs="Times New Roman"/>
+                <w:szCs w:val="24"/>
+              </w:rPr>
+              <w:t>Operador realizando un ingreso con datos de prueba</w:t>
+            </w:r>
+          </w:p>
+        </w:tc>
+        <w:tc>
+          <w:tcPr>
+            <w:tcW w:w="1157" w:type="dxa"/>
             <w:tcMar>
               <w:top w:w="55" w:type="dxa"/>
               <w:left w:w="65" w:type="dxa"/>
@@ -876,10 +1254,16 @@
             <w:pPr>
               <w:spacing w:line="240" w:lineRule="auto"/>
               <w:ind w:firstLine="0"/>
-            </w:pPr>
-            <w:r>
-              <w:rPr>
-                <w:sz w:val="17"/>
+              <w:jc w:val="both"/>
+              <w:rPr>
+                <w:rFonts w:cs="Times New Roman"/>
+                <w:szCs w:val="24"/>
+              </w:rPr>
+            </w:pPr>
+            <w:r>
+              <w:rPr>
+                <w:rFonts w:cs="Times New Roman"/>
+                <w:szCs w:val="24"/>
               </w:rPr>
               <w:t>Ruben, en revisión de cada sprint con flujo de ingreso</w:t>
             </w:r>
@@ -887,7 +1271,7 @@
         </w:tc>
         <w:tc>
           <w:tcPr>
-            <w:tcW w:w="1337" w:type="dxa"/>
+            <w:tcW w:w="1349" w:type="dxa"/>
             <w:tcMar>
               <w:top w:w="55" w:type="dxa"/>
               <w:left w:w="65" w:type="dxa"/>
@@ -900,10 +1284,16 @@
             <w:pPr>
               <w:spacing w:line="240" w:lineRule="auto"/>
               <w:ind w:firstLine="0"/>
-            </w:pPr>
-            <w:r>
-              <w:rPr>
-                <w:sz w:val="17"/>
+              <w:jc w:val="both"/>
+              <w:rPr>
+                <w:rFonts w:cs="Times New Roman"/>
+                <w:szCs w:val="24"/>
+              </w:rPr>
+            </w:pPr>
+            <w:r>
+              <w:rPr>
+                <w:rFonts w:cs="Times New Roman"/>
+                <w:szCs w:val="24"/>
               </w:rPr>
               <w:t>Historia no cumple criterio de aceptación si el cliente ratifica umbral; revisar flujo antes de cerrar</w:t>
             </w:r>
@@ -917,7 +1307,7 @@
         </w:trPr>
         <w:tc>
           <w:tcPr>
-            <w:tcW w:w="1337" w:type="dxa"/>
+            <w:tcW w:w="774" w:type="dxa"/>
             <w:tcMar>
               <w:top w:w="55" w:type="dxa"/>
               <w:left w:w="65" w:type="dxa"/>
@@ -930,10 +1320,16 @@
             <w:pPr>
               <w:spacing w:line="240" w:lineRule="auto"/>
               <w:ind w:firstLine="0"/>
-            </w:pPr>
-            <w:r>
-              <w:rPr>
-                <w:sz w:val="17"/>
+              <w:jc w:val="both"/>
+              <w:rPr>
+                <w:rFonts w:cs="Times New Roman"/>
+                <w:szCs w:val="24"/>
+              </w:rPr>
+            </w:pPr>
+            <w:r>
+              <w:rPr>
+                <w:rFonts w:cs="Times New Roman"/>
+                <w:szCs w:val="24"/>
               </w:rPr>
               <w:t>ACQ-04</w:t>
             </w:r>
@@ -941,7 +1337,7 @@
         </w:tc>
         <w:tc>
           <w:tcPr>
-            <w:tcW w:w="1337" w:type="dxa"/>
+            <w:tcW w:w="1418" w:type="dxa"/>
             <w:tcMar>
               <w:top w:w="55" w:type="dxa"/>
               <w:left w:w="65" w:type="dxa"/>
@@ -954,10 +1350,16 @@
             <w:pPr>
               <w:spacing w:line="240" w:lineRule="auto"/>
               <w:ind w:firstLine="0"/>
-            </w:pPr>
-            <w:r>
-              <w:rPr>
-                <w:sz w:val="17"/>
+              <w:jc w:val="both"/>
+              <w:rPr>
+                <w:rFonts w:cs="Times New Roman"/>
+                <w:szCs w:val="24"/>
+              </w:rPr>
+            </w:pPr>
+            <w:r>
+              <w:rPr>
+                <w:rFonts w:cs="Times New Roman"/>
+                <w:szCs w:val="24"/>
               </w:rPr>
               <w:t>Fiabilidad</w:t>
             </w:r>
@@ -965,7 +1367,7 @@
         </w:tc>
         <w:tc>
           <w:tcPr>
-            <w:tcW w:w="1337" w:type="dxa"/>
+            <w:tcW w:w="1622" w:type="dxa"/>
             <w:tcMar>
               <w:top w:w="55" w:type="dxa"/>
               <w:left w:w="65" w:type="dxa"/>
@@ -978,10 +1380,16 @@
             <w:pPr>
               <w:spacing w:line="240" w:lineRule="auto"/>
               <w:ind w:firstLine="0"/>
-            </w:pPr>
-            <w:r>
-              <w:rPr>
-                <w:sz w:val="17"/>
+              <w:jc w:val="both"/>
+              <w:rPr>
+                <w:rFonts w:cs="Times New Roman"/>
+                <w:szCs w:val="24"/>
+              </w:rPr>
+            </w:pPr>
+            <w:r>
+              <w:rPr>
+                <w:rFonts w:cs="Times New Roman"/>
+                <w:szCs w:val="24"/>
               </w:rPr>
               <w:t>Porcentaje de solicitudes exitosas/disponibilidad durante horario acordado, registro de monitoreo</w:t>
             </w:r>
@@ -989,7 +1397,7 @@
         </w:tc>
         <w:tc>
           <w:tcPr>
-            <w:tcW w:w="1337" w:type="dxa"/>
+            <w:tcW w:w="1425" w:type="dxa"/>
             <w:tcMar>
               <w:top w:w="55" w:type="dxa"/>
               <w:left w:w="65" w:type="dxa"/>
@@ -1002,18 +1410,24 @@
             <w:pPr>
               <w:spacing w:line="240" w:lineRule="auto"/>
               <w:ind w:firstLine="0"/>
-            </w:pPr>
-            <w:r>
-              <w:rPr>
-                <w:sz w:val="17"/>
-              </w:rPr>
-              <w:t>≥ 99,0 %. Fuente: objetivo interno provisional, horario y aceptación del cliente pendientes: [COMPLETAR]</w:t>
-            </w:r>
-          </w:p>
-        </w:tc>
-        <w:tc>
-          <w:tcPr>
-            <w:tcW w:w="1337" w:type="dxa"/>
+              <w:jc w:val="both"/>
+              <w:rPr>
+                <w:rFonts w:cs="Times New Roman"/>
+                <w:szCs w:val="24"/>
+              </w:rPr>
+            </w:pPr>
+            <w:r>
+              <w:rPr>
+                <w:rFonts w:cs="Times New Roman"/>
+                <w:szCs w:val="24"/>
+              </w:rPr>
+              <w:t>≥ 99,0 %. Fuente: objetivo interno provisional, horario y aceptación del cliente pendientes</w:t>
+            </w:r>
+          </w:p>
+        </w:tc>
+        <w:tc>
+          <w:tcPr>
+            <w:tcW w:w="1745" w:type="dxa"/>
             <w:tcMar>
               <w:top w:w="55" w:type="dxa"/>
               <w:left w:w="65" w:type="dxa"/>
@@ -1026,18 +1440,24 @@
             <w:pPr>
               <w:spacing w:line="240" w:lineRule="auto"/>
               <w:ind w:firstLine="0"/>
-            </w:pPr>
-            <w:r>
-              <w:rPr>
-                <w:sz w:val="17"/>
-              </w:rPr>
-              <w:t>Servicio desplegado; periodo de observación y horario: [COMPLETAR]</w:t>
-            </w:r>
-          </w:p>
-        </w:tc>
-        <w:tc>
-          <w:tcPr>
-            <w:tcW w:w="1337" w:type="dxa"/>
+              <w:jc w:val="both"/>
+              <w:rPr>
+                <w:rFonts w:cs="Times New Roman"/>
+                <w:szCs w:val="24"/>
+              </w:rPr>
+            </w:pPr>
+            <w:r>
+              <w:rPr>
+                <w:rFonts w:cs="Times New Roman"/>
+                <w:szCs w:val="24"/>
+              </w:rPr>
+              <w:t>Servicio desplegado; periodo de observación y horario</w:t>
+            </w:r>
+          </w:p>
+        </w:tc>
+        <w:tc>
+          <w:tcPr>
+            <w:tcW w:w="1157" w:type="dxa"/>
             <w:tcMar>
               <w:top w:w="55" w:type="dxa"/>
               <w:left w:w="65" w:type="dxa"/>
@@ -1050,10 +1470,16 @@
             <w:pPr>
               <w:spacing w:line="240" w:lineRule="auto"/>
               <w:ind w:firstLine="0"/>
-            </w:pPr>
-            <w:r>
-              <w:rPr>
-                <w:sz w:val="17"/>
+              <w:jc w:val="both"/>
+              <w:rPr>
+                <w:rFonts w:cs="Times New Roman"/>
+                <w:szCs w:val="24"/>
+              </w:rPr>
+            </w:pPr>
+            <w:r>
+              <w:rPr>
+                <w:rFonts w:cs="Times New Roman"/>
+                <w:szCs w:val="24"/>
               </w:rPr>
               <w:t>Julian, semanal durante periodo de prueba</w:t>
             </w:r>
@@ -1061,7 +1487,7 @@
         </w:tc>
         <w:tc>
           <w:tcPr>
-            <w:tcW w:w="1337" w:type="dxa"/>
+            <w:tcW w:w="1349" w:type="dxa"/>
             <w:tcMar>
               <w:top w:w="55" w:type="dxa"/>
               <w:left w:w="65" w:type="dxa"/>
@@ -1074,10 +1500,16 @@
             <w:pPr>
               <w:spacing w:line="240" w:lineRule="auto"/>
               <w:ind w:firstLine="0"/>
-            </w:pPr>
-            <w:r>
-              <w:rPr>
-                <w:sz w:val="17"/>
+              <w:jc w:val="both"/>
+              <w:rPr>
+                <w:rFonts w:cs="Times New Roman"/>
+                <w:szCs w:val="24"/>
+              </w:rPr>
+            </w:pPr>
+            <w:r>
+              <w:rPr>
+                <w:rFonts w:cs="Times New Roman"/>
+                <w:szCs w:val="24"/>
               </w:rPr>
               <w:t>Registrar incidente y bloquear liberación si incumplimiento afecta operación; horario por confirmar</w:t>
             </w:r>
@@ -1091,7 +1523,7 @@
         </w:trPr>
         <w:tc>
           <w:tcPr>
-            <w:tcW w:w="1337" w:type="dxa"/>
+            <w:tcW w:w="774" w:type="dxa"/>
             <w:tcMar>
               <w:top w:w="55" w:type="dxa"/>
               <w:left w:w="65" w:type="dxa"/>
@@ -1104,10 +1536,16 @@
             <w:pPr>
               <w:spacing w:line="240" w:lineRule="auto"/>
               <w:ind w:firstLine="0"/>
-            </w:pPr>
-            <w:r>
-              <w:rPr>
-                <w:sz w:val="17"/>
+              <w:jc w:val="both"/>
+              <w:rPr>
+                <w:rFonts w:cs="Times New Roman"/>
+                <w:szCs w:val="24"/>
+              </w:rPr>
+            </w:pPr>
+            <w:r>
+              <w:rPr>
+                <w:rFonts w:cs="Times New Roman"/>
+                <w:szCs w:val="24"/>
               </w:rPr>
               <w:t>ACQ-05</w:t>
             </w:r>
@@ -1115,7 +1553,7 @@
         </w:tc>
         <w:tc>
           <w:tcPr>
-            <w:tcW w:w="1337" w:type="dxa"/>
+            <w:tcW w:w="1418" w:type="dxa"/>
             <w:tcMar>
               <w:top w:w="55" w:type="dxa"/>
               <w:left w:w="65" w:type="dxa"/>
@@ -1128,10 +1566,16 @@
             <w:pPr>
               <w:spacing w:line="240" w:lineRule="auto"/>
               <w:ind w:firstLine="0"/>
-            </w:pPr>
-            <w:r>
-              <w:rPr>
-                <w:sz w:val="17"/>
+              <w:jc w:val="both"/>
+              <w:rPr>
+                <w:rFonts w:cs="Times New Roman"/>
+                <w:szCs w:val="24"/>
+              </w:rPr>
+            </w:pPr>
+            <w:r>
+              <w:rPr>
+                <w:rFonts w:cs="Times New Roman"/>
+                <w:szCs w:val="24"/>
               </w:rPr>
               <w:t>Mantenibilidad</w:t>
             </w:r>
@@ -1139,7 +1583,7 @@
         </w:tc>
         <w:tc>
           <w:tcPr>
-            <w:tcW w:w="1337" w:type="dxa"/>
+            <w:tcW w:w="1622" w:type="dxa"/>
             <w:tcMar>
               <w:top w:w="55" w:type="dxa"/>
               <w:left w:w="65" w:type="dxa"/>
@@ -1152,10 +1596,16 @@
             <w:pPr>
               <w:spacing w:line="240" w:lineRule="auto"/>
               <w:ind w:firstLine="0"/>
-            </w:pPr>
-            <w:r>
-              <w:rPr>
-                <w:sz w:val="17"/>
+              <w:jc w:val="both"/>
+              <w:rPr>
+                <w:rFonts w:cs="Times New Roman"/>
+                <w:szCs w:val="24"/>
+              </w:rPr>
+            </w:pPr>
+            <w:r>
+              <w:rPr>
+                <w:rFonts w:cs="Times New Roman"/>
+                <w:szCs w:val="24"/>
               </w:rPr>
               <w:t>Complejidad ciclomática máxima por método, analizador estático</w:t>
             </w:r>
@@ -1163,7 +1613,7 @@
         </w:tc>
         <w:tc>
           <w:tcPr>
-            <w:tcW w:w="1337" w:type="dxa"/>
+            <w:tcW w:w="1425" w:type="dxa"/>
             <w:tcMar>
               <w:top w:w="55" w:type="dxa"/>
               <w:left w:w="65" w:type="dxa"/>
@@ -1176,18 +1626,24 @@
             <w:pPr>
               <w:spacing w:line="240" w:lineRule="auto"/>
               <w:ind w:firstLine="0"/>
-            </w:pPr>
-            <w:r>
-              <w:rPr>
-                <w:sz w:val="17"/>
-              </w:rPr>
-              <w:t>≤ 10. Fuente: umbral interno provisional; validar herramienta y alcance: [COMPLETAR]</w:t>
-            </w:r>
-          </w:p>
-        </w:tc>
-        <w:tc>
-          <w:tcPr>
-            <w:tcW w:w="1337" w:type="dxa"/>
+              <w:jc w:val="both"/>
+              <w:rPr>
+                <w:rFonts w:cs="Times New Roman"/>
+                <w:szCs w:val="24"/>
+              </w:rPr>
+            </w:pPr>
+            <w:r>
+              <w:rPr>
+                <w:rFonts w:cs="Times New Roman"/>
+                <w:szCs w:val="24"/>
+              </w:rPr>
+              <w:t>≤ 10. Fuente: umbral interno provisional; validar herramienta y alcance</w:t>
+            </w:r>
+          </w:p>
+        </w:tc>
+        <w:tc>
+          <w:tcPr>
+            <w:tcW w:w="1745" w:type="dxa"/>
             <w:tcMar>
               <w:top w:w="55" w:type="dxa"/>
               <w:left w:w="65" w:type="dxa"/>
@@ -1200,10 +1656,16 @@
             <w:pPr>
               <w:spacing w:line="240" w:lineRule="auto"/>
               <w:ind w:firstLine="0"/>
-            </w:pPr>
-            <w:r>
-              <w:rPr>
-                <w:sz w:val="17"/>
+              <w:jc w:val="both"/>
+              <w:rPr>
+                <w:rFonts w:cs="Times New Roman"/>
+                <w:szCs w:val="24"/>
+              </w:rPr>
+            </w:pPr>
+            <w:r>
+              <w:rPr>
+                <w:rFonts w:cs="Times New Roman"/>
+                <w:szCs w:val="24"/>
               </w:rPr>
               <w:t>Analizar backend y frontend en versión identificada</w:t>
             </w:r>
@@ -1211,7 +1673,7 @@
         </w:tc>
         <w:tc>
           <w:tcPr>
-            <w:tcW w:w="1337" w:type="dxa"/>
+            <w:tcW w:w="1157" w:type="dxa"/>
             <w:tcMar>
               <w:top w:w="55" w:type="dxa"/>
               <w:left w:w="65" w:type="dxa"/>
@@ -1224,10 +1686,16 @@
             <w:pPr>
               <w:spacing w:line="240" w:lineRule="auto"/>
               <w:ind w:firstLine="0"/>
-            </w:pPr>
-            <w:r>
-              <w:rPr>
-                <w:sz w:val="17"/>
+              <w:jc w:val="both"/>
+              <w:rPr>
+                <w:rFonts w:cs="Times New Roman"/>
+                <w:szCs w:val="24"/>
+              </w:rPr>
+            </w:pPr>
+            <w:r>
+              <w:rPr>
+                <w:rFonts w:cs="Times New Roman"/>
+                <w:szCs w:val="24"/>
               </w:rPr>
               <w:t>Julian, en cada PR/release cuando analizador esté configurado</w:t>
             </w:r>
@@ -1235,7 +1703,7 @@
         </w:tc>
         <w:tc>
           <w:tcPr>
-            <w:tcW w:w="1337" w:type="dxa"/>
+            <w:tcW w:w="1349" w:type="dxa"/>
             <w:tcMar>
               <w:top w:w="55" w:type="dxa"/>
               <w:left w:w="65" w:type="dxa"/>
@@ -1248,10 +1716,16 @@
             <w:pPr>
               <w:spacing w:line="240" w:lineRule="auto"/>
               <w:ind w:firstLine="0"/>
-            </w:pPr>
-            <w:r>
-              <w:rPr>
-                <w:sz w:val="17"/>
+              <w:jc w:val="both"/>
+              <w:rPr>
+                <w:rFonts w:cs="Times New Roman"/>
+                <w:szCs w:val="24"/>
+              </w:rPr>
+            </w:pPr>
+            <w:r>
+              <w:rPr>
+                <w:rFonts w:cs="Times New Roman"/>
+                <w:szCs w:val="24"/>
               </w:rPr>
               <w:t>Corregir método o justificar excepción revisada antes de cerrar historia</w:t>
             </w:r>
@@ -1262,16 +1736,34 @@
     <w:p>
       <w:pPr>
         <w:spacing w:line="240" w:lineRule="auto"/>
+        <w:jc w:val="both"/>
+        <w:rPr>
+          <w:rFonts w:cs="Times New Roman"/>
+          <w:szCs w:val="24"/>
+        </w:rPr>
       </w:pPr>
     </w:p>
     <w:p>
+      <w:pPr>
+        <w:jc w:val="both"/>
+        <w:rPr>
+          <w:rFonts w:cs="Times New Roman"/>
+          <w:szCs w:val="24"/>
+        </w:rPr>
+      </w:pPr>
       <w:r>
         <w:rPr>
+          <w:rFonts w:cs="Times New Roman"/>
           <w:b/>
+          <w:szCs w:val="24"/>
         </w:rPr>
         <w:t>Consecuencias ligadas a DoD:</w:t>
       </w:r>
       <w:r>
+        <w:rPr>
+          <w:rFonts w:cs="Times New Roman"/>
+          <w:szCs w:val="24"/>
+        </w:rPr>
         <w:t xml:space="preserve"> ACQ-02 puede bloquear la aprobación del PR por incumplir seguridad; ACQ-01/03 bloquean la historia si sus umbrales se convierten en criterios de aceptación. Registrar responsable, evidencia y excepción; no declarar cumplido sin medición.</w:t>
       </w:r>
     </w:p>
@@ -1279,8 +1771,17 @@
       <w:pPr>
         <w:pStyle w:val="Ttulo2"/>
         <w:ind w:firstLine="0"/>
+        <w:jc w:val="both"/>
+        <w:rPr>
+          <w:rFonts w:ascii="Times New Roman" w:hAnsi="Times New Roman" w:cs="Times New Roman"/>
+          <w:szCs w:val="24"/>
+        </w:rPr>
       </w:pPr>
       <w:r>
+        <w:rPr>
+          <w:rFonts w:ascii="Times New Roman" w:hAnsi="Times New Roman" w:cs="Times New Roman"/>
+          <w:szCs w:val="24"/>
+        </w:rPr>
         <w:t>Componente 2 — Estrategia de pruebas por nivel</w:t>
       </w:r>
     </w:p>
@@ -1292,11 +1793,11 @@
         <w:tblLook w:val="04A0" w:firstRow="1" w:lastRow="0" w:firstColumn="1" w:lastColumn="0" w:noHBand="0" w:noVBand="1"/>
       </w:tblPr>
       <w:tblGrid>
-        <w:gridCol w:w="1872"/>
-        <w:gridCol w:w="1872"/>
-        <w:gridCol w:w="1872"/>
-        <w:gridCol w:w="1872"/>
-        <w:gridCol w:w="1872"/>
+        <w:gridCol w:w="1701"/>
+        <w:gridCol w:w="1765"/>
+        <w:gridCol w:w="2169"/>
+        <w:gridCol w:w="1765"/>
+        <w:gridCol w:w="2090"/>
       </w:tblGrid>
       <w:tr>
         <w:trPr>
@@ -1320,11 +1821,17 @@
             <w:pPr>
               <w:spacing w:line="240" w:lineRule="auto"/>
               <w:ind w:firstLine="0"/>
-            </w:pPr>
-            <w:r>
-              <w:rPr>
+              <w:jc w:val="both"/>
+              <w:rPr>
+                <w:rFonts w:cs="Times New Roman"/>
+                <w:szCs w:val="24"/>
+              </w:rPr>
+            </w:pPr>
+            <w:r>
+              <w:rPr>
+                <w:rFonts w:cs="Times New Roman"/>
                 <w:b/>
-                <w:sz w:val="17"/>
+                <w:szCs w:val="24"/>
               </w:rPr>
               <w:t>Nivel</w:t>
             </w:r>
@@ -1346,11 +1853,17 @@
             <w:pPr>
               <w:spacing w:line="240" w:lineRule="auto"/>
               <w:ind w:firstLine="0"/>
-            </w:pPr>
-            <w:r>
-              <w:rPr>
+              <w:jc w:val="both"/>
+              <w:rPr>
+                <w:rFonts w:cs="Times New Roman"/>
+                <w:szCs w:val="24"/>
+              </w:rPr>
+            </w:pPr>
+            <w:r>
+              <w:rPr>
+                <w:rFonts w:cs="Times New Roman"/>
                 <w:b/>
-                <w:sz w:val="17"/>
+                <w:szCs w:val="24"/>
               </w:rPr>
               <w:t>Qué se prueba</w:t>
             </w:r>
@@ -1372,11 +1885,17 @@
             <w:pPr>
               <w:spacing w:line="240" w:lineRule="auto"/>
               <w:ind w:firstLine="0"/>
-            </w:pPr>
-            <w:r>
-              <w:rPr>
+              <w:jc w:val="both"/>
+              <w:rPr>
+                <w:rFonts w:cs="Times New Roman"/>
+                <w:szCs w:val="24"/>
+              </w:rPr>
+            </w:pPr>
+            <w:r>
+              <w:rPr>
+                <w:rFonts w:cs="Times New Roman"/>
                 <w:b/>
-                <w:sz w:val="17"/>
+                <w:szCs w:val="24"/>
               </w:rPr>
               <w:t>En ParkFlow360</w:t>
             </w:r>
@@ -1398,11 +1917,17 @@
             <w:pPr>
               <w:spacing w:line="240" w:lineRule="auto"/>
               <w:ind w:firstLine="0"/>
-            </w:pPr>
-            <w:r>
-              <w:rPr>
+              <w:jc w:val="both"/>
+              <w:rPr>
+                <w:rFonts w:cs="Times New Roman"/>
+                <w:szCs w:val="24"/>
+              </w:rPr>
+            </w:pPr>
+            <w:r>
+              <w:rPr>
+                <w:rFonts w:cs="Times New Roman"/>
                 <w:b/>
-                <w:sz w:val="17"/>
+                <w:szCs w:val="24"/>
               </w:rPr>
               <w:t>Responsable</w:t>
             </w:r>
@@ -1424,11 +1949,17 @@
             <w:pPr>
               <w:spacing w:line="240" w:lineRule="auto"/>
               <w:ind w:firstLine="0"/>
-            </w:pPr>
-            <w:r>
-              <w:rPr>
+              <w:jc w:val="both"/>
+              <w:rPr>
+                <w:rFonts w:cs="Times New Roman"/>
+                <w:szCs w:val="24"/>
+              </w:rPr>
+            </w:pPr>
+            <w:r>
+              <w:rPr>
+                <w:rFonts w:cs="Times New Roman"/>
                 <w:b/>
-                <w:sz w:val="17"/>
+                <w:szCs w:val="24"/>
               </w:rPr>
               <w:t>Automatización</w:t>
             </w:r>
@@ -1455,10 +1986,16 @@
             <w:pPr>
               <w:spacing w:line="240" w:lineRule="auto"/>
               <w:ind w:firstLine="0"/>
-            </w:pPr>
-            <w:r>
-              <w:rPr>
-                <w:sz w:val="17"/>
+              <w:jc w:val="both"/>
+              <w:rPr>
+                <w:rFonts w:cs="Times New Roman"/>
+                <w:szCs w:val="24"/>
+              </w:rPr>
+            </w:pPr>
+            <w:r>
+              <w:rPr>
+                <w:rFonts w:cs="Times New Roman"/>
+                <w:szCs w:val="24"/>
               </w:rPr>
               <w:t>Unitaria</w:t>
             </w:r>
@@ -1479,10 +2016,16 @@
             <w:pPr>
               <w:spacing w:line="240" w:lineRule="auto"/>
               <w:ind w:firstLine="0"/>
-            </w:pPr>
-            <w:r>
-              <w:rPr>
-                <w:sz w:val="17"/>
+              <w:jc w:val="both"/>
+              <w:rPr>
+                <w:rFonts w:cs="Times New Roman"/>
+                <w:szCs w:val="24"/>
+              </w:rPr>
+            </w:pPr>
+            <w:r>
+              <w:rPr>
+                <w:rFonts w:cs="Times New Roman"/>
+                <w:szCs w:val="24"/>
               </w:rPr>
               <w:t>Función o método aislado, sin BD/red</w:t>
             </w:r>
@@ -1503,10 +2046,16 @@
             <w:pPr>
               <w:spacing w:line="240" w:lineRule="auto"/>
               <w:ind w:firstLine="0"/>
-            </w:pPr>
-            <w:r>
-              <w:rPr>
-                <w:sz w:val="17"/>
+              <w:jc w:val="both"/>
+              <w:rPr>
+                <w:rFonts w:cs="Times New Roman"/>
+                <w:szCs w:val="24"/>
+              </w:rPr>
+            </w:pPr>
+            <w:r>
+              <w:rPr>
+                <w:rFonts w:cs="Times New Roman"/>
+                <w:szCs w:val="24"/>
               </w:rPr>
               <w:t>Cálculo de cobro, validación de placa y reglas de estado de espacio</w:t>
             </w:r>
@@ -1527,10 +2076,16 @@
             <w:pPr>
               <w:spacing w:line="240" w:lineRule="auto"/>
               <w:ind w:firstLine="0"/>
-            </w:pPr>
-            <w:r>
-              <w:rPr>
-                <w:sz w:val="17"/>
+              <w:jc w:val="both"/>
+              <w:rPr>
+                <w:rFonts w:cs="Times New Roman"/>
+                <w:szCs w:val="24"/>
+              </w:rPr>
+            </w:pPr>
+            <w:r>
+              <w:rPr>
+                <w:rFonts w:cs="Times New Roman"/>
+                <w:szCs w:val="24"/>
               </w:rPr>
               <w:t>Julian (backend); Ruben (frontend)</w:t>
             </w:r>
@@ -1551,26 +2106,18 @@
             <w:pPr>
               <w:spacing w:line="240" w:lineRule="auto"/>
               <w:ind w:firstLine="0"/>
-            </w:pPr>
-            <w:r>
-              <w:rPr>
-                <w:sz w:val="17"/>
-              </w:rPr>
-              <w:t xml:space="preserve">Plan: </w:t>
-            </w:r>
-            <w:proofErr w:type="spellStart"/>
-            <w:r>
-              <w:rPr>
-                <w:sz w:val="17"/>
-              </w:rPr>
-              <w:t>JUnit</w:t>
-            </w:r>
-            <w:proofErr w:type="spellEnd"/>
-            <w:r>
-              <w:rPr>
-                <w:sz w:val="17"/>
-              </w:rPr>
-              <w:t xml:space="preserve"> y Jasmine/Karma. Actualmente no hay pruebas automatizadas reportadas; empezar por cálculo/validaciones</w:t>
+              <w:jc w:val="both"/>
+              <w:rPr>
+                <w:rFonts w:cs="Times New Roman"/>
+                <w:szCs w:val="24"/>
+              </w:rPr>
+            </w:pPr>
+            <w:r>
+              <w:rPr>
+                <w:rFonts w:cs="Times New Roman"/>
+                <w:szCs w:val="24"/>
+              </w:rPr>
+              <w:t>Plan: JUnit y Jasmine/Karma. Actualmente no hay pruebas automatizadas reportadas; empezar por cálculo/validaciones</w:t>
             </w:r>
           </w:p>
         </w:tc>
@@ -1595,10 +2142,16 @@
             <w:pPr>
               <w:spacing w:line="240" w:lineRule="auto"/>
               <w:ind w:firstLine="0"/>
-            </w:pPr>
-            <w:r>
-              <w:rPr>
-                <w:sz w:val="17"/>
+              <w:jc w:val="both"/>
+              <w:rPr>
+                <w:rFonts w:cs="Times New Roman"/>
+                <w:szCs w:val="24"/>
+              </w:rPr>
+            </w:pPr>
+            <w:r>
+              <w:rPr>
+                <w:rFonts w:cs="Times New Roman"/>
+                <w:szCs w:val="24"/>
               </w:rPr>
               <w:t>Integración</w:t>
             </w:r>
@@ -1619,10 +2172,16 @@
             <w:pPr>
               <w:spacing w:line="240" w:lineRule="auto"/>
               <w:ind w:firstLine="0"/>
-            </w:pPr>
-            <w:r>
-              <w:rPr>
-                <w:sz w:val="17"/>
+              <w:jc w:val="both"/>
+              <w:rPr>
+                <w:rFonts w:cs="Times New Roman"/>
+                <w:szCs w:val="24"/>
+              </w:rPr>
+            </w:pPr>
+            <w:r>
+              <w:rPr>
+                <w:rFonts w:cs="Times New Roman"/>
+                <w:szCs w:val="24"/>
               </w:rPr>
               <w:t>Componentes conectados</w:t>
             </w:r>
@@ -1643,10 +2202,16 @@
             <w:pPr>
               <w:spacing w:line="240" w:lineRule="auto"/>
               <w:ind w:firstLine="0"/>
-            </w:pPr>
-            <w:r>
-              <w:rPr>
-                <w:sz w:val="17"/>
+              <w:jc w:val="both"/>
+              <w:rPr>
+                <w:rFonts w:cs="Times New Roman"/>
+                <w:szCs w:val="24"/>
+              </w:rPr>
+            </w:pPr>
+            <w:r>
+              <w:rPr>
+                <w:rFonts w:cs="Times New Roman"/>
+                <w:szCs w:val="24"/>
               </w:rPr>
               <w:t>Service/Repository con PostgreSQL mediante JPA y migraciones Flyway</w:t>
             </w:r>
@@ -1667,10 +2232,16 @@
             <w:pPr>
               <w:spacing w:line="240" w:lineRule="auto"/>
               <w:ind w:firstLine="0"/>
-            </w:pPr>
-            <w:r>
-              <w:rPr>
-                <w:sz w:val="17"/>
+              <w:jc w:val="both"/>
+              <w:rPr>
+                <w:rFonts w:cs="Times New Roman"/>
+                <w:szCs w:val="24"/>
+              </w:rPr>
+            </w:pPr>
+            <w:r>
+              <w:rPr>
+                <w:rFonts w:cs="Times New Roman"/>
+                <w:szCs w:val="24"/>
               </w:rPr>
               <w:t>Julian</w:t>
             </w:r>
@@ -1691,10 +2262,16 @@
             <w:pPr>
               <w:spacing w:line="240" w:lineRule="auto"/>
               <w:ind w:firstLine="0"/>
-            </w:pPr>
-            <w:r>
-              <w:rPr>
-                <w:sz w:val="17"/>
+              <w:jc w:val="both"/>
+              <w:rPr>
+                <w:rFonts w:cs="Times New Roman"/>
+                <w:szCs w:val="24"/>
+              </w:rPr>
+            </w:pPr>
+            <w:r>
+              <w:rPr>
+                <w:rFonts w:cs="Times New Roman"/>
+                <w:szCs w:val="24"/>
               </w:rPr>
               <w:t>Automatizar pruebas con base de prueba cuando se configure; hoy pendiente</w:t>
             </w:r>
@@ -1721,12 +2298,17 @@
             <w:pPr>
               <w:spacing w:line="240" w:lineRule="auto"/>
               <w:ind w:firstLine="0"/>
-            </w:pPr>
-            <w:r>
-              <w:rPr>
-                <w:sz w:val="17"/>
-              </w:rPr>
-              <w:lastRenderedPageBreak/>
+              <w:jc w:val="both"/>
+              <w:rPr>
+                <w:rFonts w:cs="Times New Roman"/>
+                <w:szCs w:val="24"/>
+              </w:rPr>
+            </w:pPr>
+            <w:r>
+              <w:rPr>
+                <w:rFonts w:cs="Times New Roman"/>
+                <w:szCs w:val="24"/>
+              </w:rPr>
               <w:t>Sistema</w:t>
             </w:r>
           </w:p>
@@ -1746,10 +2328,16 @@
             <w:pPr>
               <w:spacing w:line="240" w:lineRule="auto"/>
               <w:ind w:firstLine="0"/>
-            </w:pPr>
-            <w:r>
-              <w:rPr>
-                <w:sz w:val="17"/>
+              <w:jc w:val="both"/>
+              <w:rPr>
+                <w:rFonts w:cs="Times New Roman"/>
+                <w:szCs w:val="24"/>
+              </w:rPr>
+            </w:pPr>
+            <w:r>
+              <w:rPr>
+                <w:rFonts w:cs="Times New Roman"/>
+                <w:szCs w:val="24"/>
               </w:rPr>
               <w:t>Flujo de extremo a extremo</w:t>
             </w:r>
@@ -1770,10 +2358,16 @@
             <w:pPr>
               <w:spacing w:line="240" w:lineRule="auto"/>
               <w:ind w:firstLine="0"/>
-            </w:pPr>
-            <w:r>
-              <w:rPr>
-                <w:sz w:val="17"/>
+              <w:jc w:val="both"/>
+              <w:rPr>
+                <w:rFonts w:cs="Times New Roman"/>
+                <w:szCs w:val="24"/>
+              </w:rPr>
+            </w:pPr>
+            <w:r>
+              <w:rPr>
+                <w:rFonts w:cs="Times New Roman"/>
+                <w:szCs w:val="24"/>
               </w:rPr>
               <w:t>Ingreso → salida → cobro → pago y flujos de autenticación/reserva</w:t>
             </w:r>
@@ -1794,10 +2388,16 @@
             <w:pPr>
               <w:spacing w:line="240" w:lineRule="auto"/>
               <w:ind w:firstLine="0"/>
-            </w:pPr>
-            <w:r>
-              <w:rPr>
-                <w:sz w:val="17"/>
+              <w:jc w:val="both"/>
+              <w:rPr>
+                <w:rFonts w:cs="Times New Roman"/>
+                <w:szCs w:val="24"/>
+              </w:rPr>
+            </w:pPr>
+            <w:r>
+              <w:rPr>
+                <w:rFonts w:cs="Times New Roman"/>
+                <w:szCs w:val="24"/>
               </w:rPr>
               <w:t>Ruben y Julian</w:t>
             </w:r>
@@ -1818,10 +2418,16 @@
             <w:pPr>
               <w:spacing w:line="240" w:lineRule="auto"/>
               <w:ind w:firstLine="0"/>
-            </w:pPr>
-            <w:r>
-              <w:rPr>
-                <w:sz w:val="17"/>
+              <w:jc w:val="both"/>
+              <w:rPr>
+                <w:rFonts w:cs="Times New Roman"/>
+                <w:szCs w:val="24"/>
+              </w:rPr>
+            </w:pPr>
+            <w:r>
+              <w:rPr>
+                <w:rFonts w:cs="Times New Roman"/>
+                <w:szCs w:val="24"/>
               </w:rPr>
               <w:t>Manual en entorno de prueba hasta automatizar; registrar datos, pasos y evidencia</w:t>
             </w:r>
@@ -1848,10 +2454,16 @@
             <w:pPr>
               <w:spacing w:line="240" w:lineRule="auto"/>
               <w:ind w:firstLine="0"/>
-            </w:pPr>
-            <w:r>
-              <w:rPr>
-                <w:sz w:val="17"/>
+              <w:jc w:val="both"/>
+              <w:rPr>
+                <w:rFonts w:cs="Times New Roman"/>
+                <w:szCs w:val="24"/>
+              </w:rPr>
+            </w:pPr>
+            <w:r>
+              <w:rPr>
+                <w:rFonts w:cs="Times New Roman"/>
+                <w:szCs w:val="24"/>
               </w:rPr>
               <w:t>Aceptación</w:t>
             </w:r>
@@ -1872,10 +2484,16 @@
             <w:pPr>
               <w:spacing w:line="240" w:lineRule="auto"/>
               <w:ind w:firstLine="0"/>
-            </w:pPr>
-            <w:r>
-              <w:rPr>
-                <w:sz w:val="17"/>
+              <w:jc w:val="both"/>
+              <w:rPr>
+                <w:rFonts w:cs="Times New Roman"/>
+                <w:szCs w:val="24"/>
+              </w:rPr>
+            </w:pPr>
+            <w:r>
+              <w:rPr>
+                <w:rFonts w:cs="Times New Roman"/>
+                <w:szCs w:val="24"/>
               </w:rPr>
               <w:t>Requisitos del administrador</w:t>
             </w:r>
@@ -1896,10 +2514,16 @@
             <w:pPr>
               <w:spacing w:line="240" w:lineRule="auto"/>
               <w:ind w:firstLine="0"/>
-            </w:pPr>
-            <w:r>
-              <w:rPr>
-                <w:sz w:val="17"/>
+              <w:jc w:val="both"/>
+              <w:rPr>
+                <w:rFonts w:cs="Times New Roman"/>
+                <w:szCs w:val="24"/>
+              </w:rPr>
+            </w:pPr>
+            <w:r>
+              <w:rPr>
+                <w:rFonts w:cs="Times New Roman"/>
+                <w:szCs w:val="24"/>
               </w:rPr>
               <w:t>Criterios de cada HU, especialmente reportes, tarifas y operación de caja</w:t>
             </w:r>
@@ -1920,10 +2544,16 @@
             <w:pPr>
               <w:spacing w:line="240" w:lineRule="auto"/>
               <w:ind w:firstLine="0"/>
-            </w:pPr>
-            <w:r>
-              <w:rPr>
-                <w:sz w:val="17"/>
+              <w:jc w:val="both"/>
+              <w:rPr>
+                <w:rFonts w:cs="Times New Roman"/>
+                <w:szCs w:val="24"/>
+              </w:rPr>
+            </w:pPr>
+            <w:r>
+              <w:rPr>
+                <w:rFonts w:cs="Times New Roman"/>
+                <w:szCs w:val="24"/>
               </w:rPr>
               <w:t>Ruben facilita; administrador valida</w:t>
             </w:r>
@@ -1944,10 +2574,16 @@
             <w:pPr>
               <w:spacing w:line="240" w:lineRule="auto"/>
               <w:ind w:firstLine="0"/>
-            </w:pPr>
-            <w:r>
-              <w:rPr>
-                <w:sz w:val="17"/>
+              <w:jc w:val="both"/>
+              <w:rPr>
+                <w:rFonts w:cs="Times New Roman"/>
+                <w:szCs w:val="24"/>
+              </w:rPr>
+            </w:pPr>
+            <w:r>
+              <w:rPr>
+                <w:rFonts w:cs="Times New Roman"/>
+                <w:szCs w:val="24"/>
               </w:rPr>
               <w:t>Manual con checklist y registro de aceptación</w:t>
             </w:r>
@@ -1958,10 +2594,26 @@
     <w:p>
       <w:pPr>
         <w:spacing w:line="240" w:lineRule="auto"/>
+        <w:jc w:val="both"/>
+        <w:rPr>
+          <w:rFonts w:cs="Times New Roman"/>
+          <w:szCs w:val="24"/>
+        </w:rPr>
       </w:pPr>
     </w:p>
     <w:p>
+      <w:pPr>
+        <w:jc w:val="both"/>
+        <w:rPr>
+          <w:rFonts w:cs="Times New Roman"/>
+          <w:szCs w:val="24"/>
+        </w:rPr>
+      </w:pPr>
       <w:r>
+        <w:rPr>
+          <w:rFonts w:cs="Times New Roman"/>
+          <w:szCs w:val="24"/>
+        </w:rPr>
         <w:t>No se afirma que haya automatización actual. La primera automatización prioriza lógica de cobro, estados de espacios y autorización; los flujos de aceptación se ejecutan manualmente con el administrador hasta disponer de ambiente y datos aprobados.</w:t>
       </w:r>
     </w:p>
@@ -1969,13 +2621,44 @@
       <w:pPr>
         <w:pStyle w:val="Ttulo2"/>
         <w:ind w:firstLine="0"/>
+        <w:jc w:val="both"/>
+        <w:rPr>
+          <w:rFonts w:ascii="Times New Roman" w:hAnsi="Times New Roman" w:cs="Times New Roman"/>
+          <w:szCs w:val="24"/>
+        </w:rPr>
+      </w:pPr>
+    </w:p>
+    <w:p>
+      <w:pPr>
+        <w:pStyle w:val="Ttulo2"/>
+        <w:ind w:firstLine="0"/>
+        <w:jc w:val="both"/>
+        <w:rPr>
+          <w:rFonts w:ascii="Times New Roman" w:hAnsi="Times New Roman" w:cs="Times New Roman"/>
+          <w:szCs w:val="24"/>
+        </w:rPr>
       </w:pPr>
       <w:r>
+        <w:rPr>
+          <w:rFonts w:ascii="Times New Roman" w:hAnsi="Times New Roman" w:cs="Times New Roman"/>
+          <w:szCs w:val="24"/>
+        </w:rPr>
         <w:t>Componente 3 — Casos de prueba trazados</w:t>
       </w:r>
     </w:p>
     <w:p>
+      <w:pPr>
+        <w:jc w:val="both"/>
+        <w:rPr>
+          <w:rFonts w:cs="Times New Roman"/>
+          <w:szCs w:val="24"/>
+        </w:rPr>
+      </w:pPr>
       <w:r>
+        <w:rPr>
+          <w:rFonts w:cs="Times New Roman"/>
+          <w:szCs w:val="24"/>
+        </w:rPr>
         <w:t>Los siguientes casos están diseñados, no ejecutados. “No ejecutado” refleja la evidencia disponible, no un resultado aprobado.</w:t>
       </w:r>
     </w:p>
@@ -2016,11 +2699,17 @@
             <w:pPr>
               <w:spacing w:line="240" w:lineRule="auto"/>
               <w:ind w:firstLine="0"/>
-            </w:pPr>
-            <w:r>
-              <w:rPr>
+              <w:jc w:val="both"/>
+              <w:rPr>
+                <w:rFonts w:cs="Times New Roman"/>
+                <w:szCs w:val="24"/>
+              </w:rPr>
+            </w:pPr>
+            <w:r>
+              <w:rPr>
+                <w:rFonts w:cs="Times New Roman"/>
                 <w:b/>
-                <w:sz w:val="17"/>
+                <w:szCs w:val="24"/>
               </w:rPr>
               <w:t>ID</w:t>
             </w:r>
@@ -2042,11 +2731,17 @@
             <w:pPr>
               <w:spacing w:line="240" w:lineRule="auto"/>
               <w:ind w:firstLine="0"/>
-            </w:pPr>
-            <w:r>
-              <w:rPr>
+              <w:jc w:val="both"/>
+              <w:rPr>
+                <w:rFonts w:cs="Times New Roman"/>
+                <w:szCs w:val="24"/>
+              </w:rPr>
+            </w:pPr>
+            <w:r>
+              <w:rPr>
+                <w:rFonts w:cs="Times New Roman"/>
                 <w:b/>
-                <w:sz w:val="17"/>
+                <w:szCs w:val="24"/>
               </w:rPr>
               <w:t>Historia</w:t>
             </w:r>
@@ -2068,11 +2763,17 @@
             <w:pPr>
               <w:spacing w:line="240" w:lineRule="auto"/>
               <w:ind w:firstLine="0"/>
-            </w:pPr>
-            <w:r>
-              <w:rPr>
+              <w:jc w:val="both"/>
+              <w:rPr>
+                <w:rFonts w:cs="Times New Roman"/>
+                <w:szCs w:val="24"/>
+              </w:rPr>
+            </w:pPr>
+            <w:r>
+              <w:rPr>
+                <w:rFonts w:cs="Times New Roman"/>
                 <w:b/>
-                <w:sz w:val="17"/>
+                <w:szCs w:val="24"/>
               </w:rPr>
               <w:t>Criterio de aceptación</w:t>
             </w:r>
@@ -2094,11 +2795,17 @@
             <w:pPr>
               <w:spacing w:line="240" w:lineRule="auto"/>
               <w:ind w:firstLine="0"/>
-            </w:pPr>
-            <w:r>
-              <w:rPr>
+              <w:jc w:val="both"/>
+              <w:rPr>
+                <w:rFonts w:cs="Times New Roman"/>
+                <w:szCs w:val="24"/>
+              </w:rPr>
+            </w:pPr>
+            <w:r>
+              <w:rPr>
+                <w:rFonts w:cs="Times New Roman"/>
                 <w:b/>
-                <w:sz w:val="17"/>
+                <w:szCs w:val="24"/>
               </w:rPr>
               <w:t>Técnica</w:t>
             </w:r>
@@ -2120,11 +2827,17 @@
             <w:pPr>
               <w:spacing w:line="240" w:lineRule="auto"/>
               <w:ind w:firstLine="0"/>
-            </w:pPr>
-            <w:r>
-              <w:rPr>
+              <w:jc w:val="both"/>
+              <w:rPr>
+                <w:rFonts w:cs="Times New Roman"/>
+                <w:szCs w:val="24"/>
+              </w:rPr>
+            </w:pPr>
+            <w:r>
+              <w:rPr>
+                <w:rFonts w:cs="Times New Roman"/>
                 <w:b/>
-                <w:sz w:val="17"/>
+                <w:szCs w:val="24"/>
               </w:rPr>
               <w:t>Entrada / resultado esperado</w:t>
             </w:r>
@@ -2146,11 +2859,17 @@
             <w:pPr>
               <w:spacing w:line="240" w:lineRule="auto"/>
               <w:ind w:firstLine="0"/>
-            </w:pPr>
-            <w:r>
-              <w:rPr>
+              <w:jc w:val="both"/>
+              <w:rPr>
+                <w:rFonts w:cs="Times New Roman"/>
+                <w:szCs w:val="24"/>
+              </w:rPr>
+            </w:pPr>
+            <w:r>
+              <w:rPr>
+                <w:rFonts w:cs="Times New Roman"/>
                 <w:b/>
-                <w:sz w:val="17"/>
+                <w:szCs w:val="24"/>
               </w:rPr>
               <w:t>Estado</w:t>
             </w:r>
@@ -2177,10 +2896,16 @@
             <w:pPr>
               <w:spacing w:line="240" w:lineRule="auto"/>
               <w:ind w:firstLine="0"/>
-            </w:pPr>
-            <w:r>
-              <w:rPr>
-                <w:sz w:val="17"/>
+              <w:jc w:val="both"/>
+              <w:rPr>
+                <w:rFonts w:cs="Times New Roman"/>
+                <w:szCs w:val="24"/>
+              </w:rPr>
+            </w:pPr>
+            <w:r>
+              <w:rPr>
+                <w:rFonts w:cs="Times New Roman"/>
+                <w:szCs w:val="24"/>
               </w:rPr>
               <w:t>CP-01</w:t>
             </w:r>
@@ -2201,10 +2926,16 @@
             <w:pPr>
               <w:spacing w:line="240" w:lineRule="auto"/>
               <w:ind w:firstLine="0"/>
-            </w:pPr>
-            <w:r>
-              <w:rPr>
-                <w:sz w:val="17"/>
+              <w:jc w:val="both"/>
+              <w:rPr>
+                <w:rFonts w:cs="Times New Roman"/>
+                <w:szCs w:val="24"/>
+              </w:rPr>
+            </w:pPr>
+            <w:r>
+              <w:rPr>
+                <w:rFonts w:cs="Times New Roman"/>
+                <w:szCs w:val="24"/>
               </w:rPr>
               <w:t>HU-05</w:t>
             </w:r>
@@ -2225,10 +2956,16 @@
             <w:pPr>
               <w:spacing w:line="240" w:lineRule="auto"/>
               <w:ind w:firstLine="0"/>
-            </w:pPr>
-            <w:r>
-              <w:rPr>
-                <w:sz w:val="17"/>
+              <w:jc w:val="both"/>
+              <w:rPr>
+                <w:rFonts w:cs="Times New Roman"/>
+                <w:szCs w:val="24"/>
+              </w:rPr>
+            </w:pPr>
+            <w:r>
+              <w:rPr>
+                <w:rFonts w:cs="Times New Roman"/>
+                <w:szCs w:val="24"/>
               </w:rPr>
               <w:t>No puede haber dos ingresos activos en el mismo espacio</w:t>
             </w:r>
@@ -2249,10 +2986,16 @@
             <w:pPr>
               <w:spacing w:line="240" w:lineRule="auto"/>
               <w:ind w:firstLine="0"/>
-            </w:pPr>
-            <w:r>
-              <w:rPr>
-                <w:sz w:val="17"/>
+              <w:jc w:val="both"/>
+              <w:rPr>
+                <w:rFonts w:cs="Times New Roman"/>
+                <w:szCs w:val="24"/>
+              </w:rPr>
+            </w:pPr>
+            <w:r>
+              <w:rPr>
+                <w:rFonts w:cs="Times New Roman"/>
+                <w:szCs w:val="24"/>
               </w:rPr>
               <w:t>Tabla de decisión</w:t>
             </w:r>
@@ -2273,10 +3016,16 @@
             <w:pPr>
               <w:spacing w:line="240" w:lineRule="auto"/>
               <w:ind w:firstLine="0"/>
-            </w:pPr>
-            <w:r>
-              <w:rPr>
-                <w:sz w:val="17"/>
+              <w:jc w:val="both"/>
+              <w:rPr>
+                <w:rFonts w:cs="Times New Roman"/>
+                <w:szCs w:val="24"/>
+              </w:rPr>
+            </w:pPr>
+            <w:r>
+              <w:rPr>
+                <w:rFonts w:cs="Times New Roman"/>
+                <w:szCs w:val="24"/>
               </w:rPr>
               <w:t>Espacio OCUPADO + nuevo ingreso → se rechaza y no crea ingreso activo duplicado</w:t>
             </w:r>
@@ -2297,10 +3046,16 @@
             <w:pPr>
               <w:spacing w:line="240" w:lineRule="auto"/>
               <w:ind w:firstLine="0"/>
-            </w:pPr>
-            <w:r>
-              <w:rPr>
-                <w:sz w:val="17"/>
+              <w:jc w:val="both"/>
+              <w:rPr>
+                <w:rFonts w:cs="Times New Roman"/>
+                <w:szCs w:val="24"/>
+              </w:rPr>
+            </w:pPr>
+            <w:r>
+              <w:rPr>
+                <w:rFonts w:cs="Times New Roman"/>
+                <w:szCs w:val="24"/>
               </w:rPr>
               <w:t>No ejecutado</w:t>
             </w:r>
@@ -2327,10 +3082,16 @@
             <w:pPr>
               <w:spacing w:line="240" w:lineRule="auto"/>
               <w:ind w:firstLine="0"/>
-            </w:pPr>
-            <w:r>
-              <w:rPr>
-                <w:sz w:val="17"/>
+              <w:jc w:val="both"/>
+              <w:rPr>
+                <w:rFonts w:cs="Times New Roman"/>
+                <w:szCs w:val="24"/>
+              </w:rPr>
+            </w:pPr>
+            <w:r>
+              <w:rPr>
+                <w:rFonts w:cs="Times New Roman"/>
+                <w:szCs w:val="24"/>
               </w:rPr>
               <w:t>CP-02</w:t>
             </w:r>
@@ -2351,10 +3112,16 @@
             <w:pPr>
               <w:spacing w:line="240" w:lineRule="auto"/>
               <w:ind w:firstLine="0"/>
-            </w:pPr>
-            <w:r>
-              <w:rPr>
-                <w:sz w:val="17"/>
+              <w:jc w:val="both"/>
+              <w:rPr>
+                <w:rFonts w:cs="Times New Roman"/>
+                <w:szCs w:val="24"/>
+              </w:rPr>
+            </w:pPr>
+            <w:r>
+              <w:rPr>
+                <w:rFonts w:cs="Times New Roman"/>
+                <w:szCs w:val="24"/>
               </w:rPr>
               <w:t>HU-05</w:t>
             </w:r>
@@ -2375,10 +3142,16 @@
             <w:pPr>
               <w:spacing w:line="240" w:lineRule="auto"/>
               <w:ind w:firstLine="0"/>
-            </w:pPr>
-            <w:r>
-              <w:rPr>
-                <w:sz w:val="17"/>
+              <w:jc w:val="both"/>
+              <w:rPr>
+                <w:rFonts w:cs="Times New Roman"/>
+                <w:szCs w:val="24"/>
+              </w:rPr>
+            </w:pPr>
+            <w:r>
+              <w:rPr>
+                <w:rFonts w:cs="Times New Roman"/>
+                <w:szCs w:val="24"/>
               </w:rPr>
               <w:t>Un ingreso exitoso cambia el espacio LIBRE a OCUPADO</w:t>
             </w:r>
@@ -2399,10 +3172,16 @@
             <w:pPr>
               <w:spacing w:line="240" w:lineRule="auto"/>
               <w:ind w:firstLine="0"/>
-            </w:pPr>
-            <w:r>
-              <w:rPr>
-                <w:sz w:val="17"/>
+              <w:jc w:val="both"/>
+              <w:rPr>
+                <w:rFonts w:cs="Times New Roman"/>
+                <w:szCs w:val="24"/>
+              </w:rPr>
+            </w:pPr>
+            <w:r>
+              <w:rPr>
+                <w:rFonts w:cs="Times New Roman"/>
+                <w:szCs w:val="24"/>
               </w:rPr>
               <w:t>Tabla de decisión</w:t>
             </w:r>
@@ -2423,10 +3202,16 @@
             <w:pPr>
               <w:spacing w:line="240" w:lineRule="auto"/>
               <w:ind w:firstLine="0"/>
-            </w:pPr>
-            <w:r>
-              <w:rPr>
-                <w:sz w:val="17"/>
+              <w:jc w:val="both"/>
+              <w:rPr>
+                <w:rFonts w:cs="Times New Roman"/>
+                <w:szCs w:val="24"/>
+              </w:rPr>
+            </w:pPr>
+            <w:r>
+              <w:rPr>
+                <w:rFonts w:cs="Times New Roman"/>
+                <w:szCs w:val="24"/>
               </w:rPr>
               <w:t>Espacio LIBRE + ingreso válido → ingreso creado y espacio OCUPADO</w:t>
             </w:r>
@@ -2447,10 +3232,16 @@
             <w:pPr>
               <w:spacing w:line="240" w:lineRule="auto"/>
               <w:ind w:firstLine="0"/>
-            </w:pPr>
-            <w:r>
-              <w:rPr>
-                <w:sz w:val="17"/>
+              <w:jc w:val="both"/>
+              <w:rPr>
+                <w:rFonts w:cs="Times New Roman"/>
+                <w:szCs w:val="24"/>
+              </w:rPr>
+            </w:pPr>
+            <w:r>
+              <w:rPr>
+                <w:rFonts w:cs="Times New Roman"/>
+                <w:szCs w:val="24"/>
               </w:rPr>
               <w:t>No ejecutado</w:t>
             </w:r>
@@ -2477,10 +3268,16 @@
             <w:pPr>
               <w:spacing w:line="240" w:lineRule="auto"/>
               <w:ind w:firstLine="0"/>
-            </w:pPr>
-            <w:r>
-              <w:rPr>
-                <w:sz w:val="17"/>
+              <w:jc w:val="both"/>
+              <w:rPr>
+                <w:rFonts w:cs="Times New Roman"/>
+                <w:szCs w:val="24"/>
+              </w:rPr>
+            </w:pPr>
+            <w:r>
+              <w:rPr>
+                <w:rFonts w:cs="Times New Roman"/>
+                <w:szCs w:val="24"/>
               </w:rPr>
               <w:t>CP-03</w:t>
             </w:r>
@@ -2501,10 +3298,16 @@
             <w:pPr>
               <w:spacing w:line="240" w:lineRule="auto"/>
               <w:ind w:firstLine="0"/>
-            </w:pPr>
-            <w:r>
-              <w:rPr>
-                <w:sz w:val="17"/>
+              <w:jc w:val="both"/>
+              <w:rPr>
+                <w:rFonts w:cs="Times New Roman"/>
+                <w:szCs w:val="24"/>
+              </w:rPr>
+            </w:pPr>
+            <w:r>
+              <w:rPr>
+                <w:rFonts w:cs="Times New Roman"/>
+                <w:szCs w:val="24"/>
               </w:rPr>
               <w:t>HU-02</w:t>
             </w:r>
@@ -2525,10 +3328,16 @@
             <w:pPr>
               <w:spacing w:line="240" w:lineRule="auto"/>
               <w:ind w:firstLine="0"/>
-            </w:pPr>
-            <w:r>
-              <w:rPr>
-                <w:sz w:val="17"/>
+              <w:jc w:val="both"/>
+              <w:rPr>
+                <w:rFonts w:cs="Times New Roman"/>
+                <w:szCs w:val="24"/>
+              </w:rPr>
+            </w:pPr>
+            <w:r>
+              <w:rPr>
+                <w:rFonts w:cs="Times New Roman"/>
+                <w:szCs w:val="24"/>
               </w:rPr>
               <w:t>No se permiten placas vacías o duplicadas</w:t>
             </w:r>
@@ -2549,10 +3358,16 @@
             <w:pPr>
               <w:spacing w:line="240" w:lineRule="auto"/>
               <w:ind w:firstLine="0"/>
-            </w:pPr>
-            <w:r>
-              <w:rPr>
-                <w:sz w:val="17"/>
+              <w:jc w:val="both"/>
+              <w:rPr>
+                <w:rFonts w:cs="Times New Roman"/>
+                <w:szCs w:val="24"/>
+              </w:rPr>
+            </w:pPr>
+            <w:r>
+              <w:rPr>
+                <w:rFonts w:cs="Times New Roman"/>
+                <w:szCs w:val="24"/>
               </w:rPr>
               <w:t>Partición de equivalencias</w:t>
             </w:r>
@@ -2573,10 +3388,16 @@
             <w:pPr>
               <w:spacing w:line="240" w:lineRule="auto"/>
               <w:ind w:firstLine="0"/>
-            </w:pPr>
-            <w:r>
-              <w:rPr>
-                <w:sz w:val="17"/>
+              <w:jc w:val="both"/>
+              <w:rPr>
+                <w:rFonts w:cs="Times New Roman"/>
+                <w:szCs w:val="24"/>
+              </w:rPr>
+            </w:pPr>
+            <w:r>
+              <w:rPr>
+                <w:rFonts w:cs="Times New Roman"/>
+                <w:szCs w:val="24"/>
               </w:rPr>
               <w:t>Placa válida nueva → acepta; vacía o duplicada → rechaza con validación</w:t>
             </w:r>
@@ -2597,10 +3418,16 @@
             <w:pPr>
               <w:spacing w:line="240" w:lineRule="auto"/>
               <w:ind w:firstLine="0"/>
-            </w:pPr>
-            <w:r>
-              <w:rPr>
-                <w:sz w:val="17"/>
+              <w:jc w:val="both"/>
+              <w:rPr>
+                <w:rFonts w:cs="Times New Roman"/>
+                <w:szCs w:val="24"/>
+              </w:rPr>
+            </w:pPr>
+            <w:r>
+              <w:rPr>
+                <w:rFonts w:cs="Times New Roman"/>
+                <w:szCs w:val="24"/>
               </w:rPr>
               <w:t>No ejecutado</w:t>
             </w:r>
@@ -2627,10 +3454,16 @@
             <w:pPr>
               <w:spacing w:line="240" w:lineRule="auto"/>
               <w:ind w:firstLine="0"/>
-            </w:pPr>
-            <w:r>
-              <w:rPr>
-                <w:sz w:val="17"/>
+              <w:jc w:val="both"/>
+              <w:rPr>
+                <w:rFonts w:cs="Times New Roman"/>
+                <w:szCs w:val="24"/>
+              </w:rPr>
+            </w:pPr>
+            <w:r>
+              <w:rPr>
+                <w:rFonts w:cs="Times New Roman"/>
+                <w:szCs w:val="24"/>
               </w:rPr>
               <w:t>CP-04</w:t>
             </w:r>
@@ -2651,10 +3484,16 @@
             <w:pPr>
               <w:spacing w:line="240" w:lineRule="auto"/>
               <w:ind w:firstLine="0"/>
-            </w:pPr>
-            <w:r>
-              <w:rPr>
-                <w:sz w:val="17"/>
+              <w:jc w:val="both"/>
+              <w:rPr>
+                <w:rFonts w:cs="Times New Roman"/>
+                <w:szCs w:val="24"/>
+              </w:rPr>
+            </w:pPr>
+            <w:r>
+              <w:rPr>
+                <w:rFonts w:cs="Times New Roman"/>
+                <w:szCs w:val="24"/>
               </w:rPr>
               <w:t>HU-06</w:t>
             </w:r>
@@ -2675,10 +3514,16 @@
             <w:pPr>
               <w:spacing w:line="240" w:lineRule="auto"/>
               <w:ind w:firstLine="0"/>
-            </w:pPr>
-            <w:r>
-              <w:rPr>
-                <w:sz w:val="17"/>
+              <w:jc w:val="both"/>
+              <w:rPr>
+                <w:rFonts w:cs="Times New Roman"/>
+                <w:szCs w:val="24"/>
+              </w:rPr>
+            </w:pPr>
+            <w:r>
+              <w:rPr>
+                <w:rFonts w:cs="Times New Roman"/>
+                <w:szCs w:val="24"/>
               </w:rPr>
               <w:t>El cobro corresponde a tarifa por tiempo de uso</w:t>
             </w:r>
@@ -2699,10 +3544,16 @@
             <w:pPr>
               <w:spacing w:line="240" w:lineRule="auto"/>
               <w:ind w:firstLine="0"/>
-            </w:pPr>
-            <w:r>
-              <w:rPr>
-                <w:sz w:val="17"/>
+              <w:jc w:val="both"/>
+              <w:rPr>
+                <w:rFonts w:cs="Times New Roman"/>
+                <w:szCs w:val="24"/>
+              </w:rPr>
+            </w:pPr>
+            <w:r>
+              <w:rPr>
+                <w:rFonts w:cs="Times New Roman"/>
+                <w:szCs w:val="24"/>
               </w:rPr>
               <w:t>Valores límite</w:t>
             </w:r>
@@ -2723,10 +3574,16 @@
             <w:pPr>
               <w:spacing w:line="240" w:lineRule="auto"/>
               <w:ind w:firstLine="0"/>
-            </w:pPr>
-            <w:r>
-              <w:rPr>
-                <w:sz w:val="17"/>
+              <w:jc w:val="both"/>
+              <w:rPr>
+                <w:rFonts w:cs="Times New Roman"/>
+                <w:szCs w:val="24"/>
+              </w:rPr>
+            </w:pPr>
+            <w:r>
+              <w:rPr>
+                <w:rFonts w:cs="Times New Roman"/>
+                <w:szCs w:val="24"/>
               </w:rPr>
               <w:t>Una hora exacta con tarifa HORA → cobra una unidad de tarifa</w:t>
             </w:r>
@@ -2747,10 +3604,16 @@
             <w:pPr>
               <w:spacing w:line="240" w:lineRule="auto"/>
               <w:ind w:firstLine="0"/>
-            </w:pPr>
-            <w:r>
-              <w:rPr>
-                <w:sz w:val="17"/>
+              <w:jc w:val="both"/>
+              <w:rPr>
+                <w:rFonts w:cs="Times New Roman"/>
+                <w:szCs w:val="24"/>
+              </w:rPr>
+            </w:pPr>
+            <w:r>
+              <w:rPr>
+                <w:rFonts w:cs="Times New Roman"/>
+                <w:szCs w:val="24"/>
               </w:rPr>
               <w:t>No ejecutado</w:t>
             </w:r>
@@ -2777,11 +3640,18 @@
             <w:pPr>
               <w:spacing w:line="240" w:lineRule="auto"/>
               <w:ind w:firstLine="0"/>
-            </w:pPr>
-            <w:r>
-              <w:rPr>
-                <w:sz w:val="17"/>
-              </w:rPr>
+              <w:jc w:val="both"/>
+              <w:rPr>
+                <w:rFonts w:cs="Times New Roman"/>
+                <w:szCs w:val="24"/>
+              </w:rPr>
+            </w:pPr>
+            <w:r>
+              <w:rPr>
+                <w:rFonts w:cs="Times New Roman"/>
+                <w:szCs w:val="24"/>
+              </w:rPr>
+              <w:lastRenderedPageBreak/>
               <w:t>CP-05</w:t>
             </w:r>
           </w:p>
@@ -2801,10 +3671,16 @@
             <w:pPr>
               <w:spacing w:line="240" w:lineRule="auto"/>
               <w:ind w:firstLine="0"/>
-            </w:pPr>
-            <w:r>
-              <w:rPr>
-                <w:sz w:val="17"/>
+              <w:jc w:val="both"/>
+              <w:rPr>
+                <w:rFonts w:cs="Times New Roman"/>
+                <w:szCs w:val="24"/>
+              </w:rPr>
+            </w:pPr>
+            <w:r>
+              <w:rPr>
+                <w:rFonts w:cs="Times New Roman"/>
+                <w:szCs w:val="24"/>
               </w:rPr>
               <w:t>HU-06</w:t>
             </w:r>
@@ -2825,10 +3701,16 @@
             <w:pPr>
               <w:spacing w:line="240" w:lineRule="auto"/>
               <w:ind w:firstLine="0"/>
-            </w:pPr>
-            <w:r>
-              <w:rPr>
-                <w:sz w:val="17"/>
+              <w:jc w:val="both"/>
+              <w:rPr>
+                <w:rFonts w:cs="Times New Roman"/>
+                <w:szCs w:val="24"/>
+              </w:rPr>
+            </w:pPr>
+            <w:r>
+              <w:rPr>
+                <w:rFonts w:cs="Times New Roman"/>
+                <w:szCs w:val="24"/>
               </w:rPr>
               <w:t>Una tarifa no puede producir cobro negativo</w:t>
             </w:r>
@@ -2849,10 +3731,16 @@
             <w:pPr>
               <w:spacing w:line="240" w:lineRule="auto"/>
               <w:ind w:firstLine="0"/>
-            </w:pPr>
-            <w:r>
-              <w:rPr>
-                <w:sz w:val="17"/>
+              <w:jc w:val="both"/>
+              <w:rPr>
+                <w:rFonts w:cs="Times New Roman"/>
+                <w:szCs w:val="24"/>
+              </w:rPr>
+            </w:pPr>
+            <w:r>
+              <w:rPr>
+                <w:rFonts w:cs="Times New Roman"/>
+                <w:szCs w:val="24"/>
               </w:rPr>
               <w:t>Valores límite</w:t>
             </w:r>
@@ -2873,20 +3761,27 @@
             <w:pPr>
               <w:spacing w:line="240" w:lineRule="auto"/>
               <w:ind w:firstLine="0"/>
+              <w:jc w:val="both"/>
+              <w:rPr>
+                <w:rFonts w:cs="Times New Roman"/>
+                <w:szCs w:val="24"/>
+              </w:rPr>
             </w:pPr>
             <w:proofErr w:type="gramStart"/>
             <w:r>
               <w:rPr>
-                <w:sz w:val="17"/>
+                <w:rFonts w:cs="Times New Roman"/>
+                <w:szCs w:val="24"/>
               </w:rPr>
               <w:t>Tarifa negativa o tiempo negativo</w:t>
             </w:r>
             <w:proofErr w:type="gramEnd"/>
             <w:r>
               <w:rPr>
-                <w:sz w:val="17"/>
-              </w:rPr>
-              <w:t xml:space="preserve"> → rechaza; tarifa cero → resultado según regla aprobada: [COMPLETAR]</w:t>
+                <w:rFonts w:cs="Times New Roman"/>
+                <w:szCs w:val="24"/>
+              </w:rPr>
+              <w:t xml:space="preserve"> → rechaza; tarifa cero → resultado según regla aprobada</w:t>
             </w:r>
           </w:p>
         </w:tc>
@@ -2905,10 +3800,16 @@
             <w:pPr>
               <w:spacing w:line="240" w:lineRule="auto"/>
               <w:ind w:firstLine="0"/>
-            </w:pPr>
-            <w:r>
-              <w:rPr>
-                <w:sz w:val="17"/>
+              <w:jc w:val="both"/>
+              <w:rPr>
+                <w:rFonts w:cs="Times New Roman"/>
+                <w:szCs w:val="24"/>
+              </w:rPr>
+            </w:pPr>
+            <w:r>
+              <w:rPr>
+                <w:rFonts w:cs="Times New Roman"/>
+                <w:szCs w:val="24"/>
               </w:rPr>
               <w:t>No ejecutado</w:t>
             </w:r>
@@ -2935,10 +3836,16 @@
             <w:pPr>
               <w:spacing w:line="240" w:lineRule="auto"/>
               <w:ind w:firstLine="0"/>
-            </w:pPr>
-            <w:r>
-              <w:rPr>
-                <w:sz w:val="17"/>
+              <w:jc w:val="both"/>
+              <w:rPr>
+                <w:rFonts w:cs="Times New Roman"/>
+                <w:szCs w:val="24"/>
+              </w:rPr>
+            </w:pPr>
+            <w:r>
+              <w:rPr>
+                <w:rFonts w:cs="Times New Roman"/>
+                <w:szCs w:val="24"/>
               </w:rPr>
               <w:t>CP-06</w:t>
             </w:r>
@@ -2959,10 +3866,16 @@
             <w:pPr>
               <w:spacing w:line="240" w:lineRule="auto"/>
               <w:ind w:firstLine="0"/>
-            </w:pPr>
-            <w:r>
-              <w:rPr>
-                <w:sz w:val="17"/>
+              <w:jc w:val="both"/>
+              <w:rPr>
+                <w:rFonts w:cs="Times New Roman"/>
+                <w:szCs w:val="24"/>
+              </w:rPr>
+            </w:pPr>
+            <w:r>
+              <w:rPr>
+                <w:rFonts w:cs="Times New Roman"/>
+                <w:szCs w:val="24"/>
               </w:rPr>
               <w:t>HU-07</w:t>
             </w:r>
@@ -2983,10 +3896,16 @@
             <w:pPr>
               <w:spacing w:line="240" w:lineRule="auto"/>
               <w:ind w:firstLine="0"/>
-            </w:pPr>
-            <w:r>
-              <w:rPr>
-                <w:sz w:val="17"/>
+              <w:jc w:val="both"/>
+              <w:rPr>
+                <w:rFonts w:cs="Times New Roman"/>
+                <w:szCs w:val="24"/>
+              </w:rPr>
+            </w:pPr>
+            <w:r>
+              <w:rPr>
+                <w:rFonts w:cs="Times New Roman"/>
+                <w:szCs w:val="24"/>
               </w:rPr>
               <w:t>El valor pagado coincide con el cobro para liquidar</w:t>
             </w:r>
@@ -3007,10 +3926,16 @@
             <w:pPr>
               <w:spacing w:line="240" w:lineRule="auto"/>
               <w:ind w:firstLine="0"/>
-            </w:pPr>
-            <w:r>
-              <w:rPr>
-                <w:sz w:val="17"/>
+              <w:jc w:val="both"/>
+              <w:rPr>
+                <w:rFonts w:cs="Times New Roman"/>
+                <w:szCs w:val="24"/>
+              </w:rPr>
+            </w:pPr>
+            <w:r>
+              <w:rPr>
+                <w:rFonts w:cs="Times New Roman"/>
+                <w:szCs w:val="24"/>
               </w:rPr>
               <w:t>Partición de equivalencias</w:t>
             </w:r>
@@ -3031,10 +3956,16 @@
             <w:pPr>
               <w:spacing w:line="240" w:lineRule="auto"/>
               <w:ind w:firstLine="0"/>
-            </w:pPr>
-            <w:r>
-              <w:rPr>
-                <w:sz w:val="17"/>
+              <w:jc w:val="both"/>
+              <w:rPr>
+                <w:rFonts w:cs="Times New Roman"/>
+                <w:szCs w:val="24"/>
+              </w:rPr>
+            </w:pPr>
+            <w:r>
+              <w:rPr>
+                <w:rFonts w:cs="Times New Roman"/>
+                <w:szCs w:val="24"/>
               </w:rPr>
               <w:t>Pago igual al total → pago registrado y saldo cero</w:t>
             </w:r>
@@ -3055,10 +3986,16 @@
             <w:pPr>
               <w:spacing w:line="240" w:lineRule="auto"/>
               <w:ind w:firstLine="0"/>
-            </w:pPr>
-            <w:r>
-              <w:rPr>
-                <w:sz w:val="17"/>
+              <w:jc w:val="both"/>
+              <w:rPr>
+                <w:rFonts w:cs="Times New Roman"/>
+                <w:szCs w:val="24"/>
+              </w:rPr>
+            </w:pPr>
+            <w:r>
+              <w:rPr>
+                <w:rFonts w:cs="Times New Roman"/>
+                <w:szCs w:val="24"/>
               </w:rPr>
               <w:t>No ejecutado</w:t>
             </w:r>
@@ -3085,12 +4022,17 @@
             <w:pPr>
               <w:spacing w:line="240" w:lineRule="auto"/>
               <w:ind w:firstLine="0"/>
-            </w:pPr>
-            <w:r>
-              <w:rPr>
-                <w:sz w:val="17"/>
-              </w:rPr>
-              <w:lastRenderedPageBreak/>
+              <w:jc w:val="both"/>
+              <w:rPr>
+                <w:rFonts w:cs="Times New Roman"/>
+                <w:szCs w:val="24"/>
+              </w:rPr>
+            </w:pPr>
+            <w:r>
+              <w:rPr>
+                <w:rFonts w:cs="Times New Roman"/>
+                <w:szCs w:val="24"/>
+              </w:rPr>
               <w:t>CP-07</w:t>
             </w:r>
           </w:p>
@@ -3110,10 +4052,16 @@
             <w:pPr>
               <w:spacing w:line="240" w:lineRule="auto"/>
               <w:ind w:firstLine="0"/>
-            </w:pPr>
-            <w:r>
-              <w:rPr>
-                <w:sz w:val="17"/>
+              <w:jc w:val="both"/>
+              <w:rPr>
+                <w:rFonts w:cs="Times New Roman"/>
+                <w:szCs w:val="24"/>
+              </w:rPr>
+            </w:pPr>
+            <w:r>
+              <w:rPr>
+                <w:rFonts w:cs="Times New Roman"/>
+                <w:szCs w:val="24"/>
               </w:rPr>
               <w:t>HU-07</w:t>
             </w:r>
@@ -3134,10 +4082,16 @@
             <w:pPr>
               <w:spacing w:line="240" w:lineRule="auto"/>
               <w:ind w:firstLine="0"/>
-            </w:pPr>
-            <w:r>
-              <w:rPr>
-                <w:sz w:val="17"/>
+              <w:jc w:val="both"/>
+              <w:rPr>
+                <w:rFonts w:cs="Times New Roman"/>
+                <w:szCs w:val="24"/>
+              </w:rPr>
+            </w:pPr>
+            <w:r>
+              <w:rPr>
+                <w:rFonts w:cs="Times New Roman"/>
+                <w:szCs w:val="24"/>
               </w:rPr>
               <w:t>Un pago parcial conserva saldo pendiente</w:t>
             </w:r>
@@ -3158,10 +4112,16 @@
             <w:pPr>
               <w:spacing w:line="240" w:lineRule="auto"/>
               <w:ind w:firstLine="0"/>
-            </w:pPr>
-            <w:r>
-              <w:rPr>
-                <w:sz w:val="17"/>
+              <w:jc w:val="both"/>
+              <w:rPr>
+                <w:rFonts w:cs="Times New Roman"/>
+                <w:szCs w:val="24"/>
+              </w:rPr>
+            </w:pPr>
+            <w:r>
+              <w:rPr>
+                <w:rFonts w:cs="Times New Roman"/>
+                <w:szCs w:val="24"/>
               </w:rPr>
               <w:t>Partición de equivalencias</w:t>
             </w:r>
@@ -3182,10 +4142,16 @@
             <w:pPr>
               <w:spacing w:line="240" w:lineRule="auto"/>
               <w:ind w:firstLine="0"/>
-            </w:pPr>
-            <w:r>
-              <w:rPr>
-                <w:sz w:val="17"/>
+              <w:jc w:val="both"/>
+              <w:rPr>
+                <w:rFonts w:cs="Times New Roman"/>
+                <w:szCs w:val="24"/>
+              </w:rPr>
+            </w:pPr>
+            <w:r>
+              <w:rPr>
+                <w:rFonts w:cs="Times New Roman"/>
+                <w:szCs w:val="24"/>
               </w:rPr>
               <w:t>Pago menor al total → saldo pendiente igual a diferencia</w:t>
             </w:r>
@@ -3206,10 +4172,16 @@
             <w:pPr>
               <w:spacing w:line="240" w:lineRule="auto"/>
               <w:ind w:firstLine="0"/>
-            </w:pPr>
-            <w:r>
-              <w:rPr>
-                <w:sz w:val="17"/>
+              <w:jc w:val="both"/>
+              <w:rPr>
+                <w:rFonts w:cs="Times New Roman"/>
+                <w:szCs w:val="24"/>
+              </w:rPr>
+            </w:pPr>
+            <w:r>
+              <w:rPr>
+                <w:rFonts w:cs="Times New Roman"/>
+                <w:szCs w:val="24"/>
               </w:rPr>
               <w:t>No ejecutado</w:t>
             </w:r>
@@ -3236,10 +4208,16 @@
             <w:pPr>
               <w:spacing w:line="240" w:lineRule="auto"/>
               <w:ind w:firstLine="0"/>
-            </w:pPr>
-            <w:r>
-              <w:rPr>
-                <w:sz w:val="17"/>
+              <w:jc w:val="both"/>
+              <w:rPr>
+                <w:rFonts w:cs="Times New Roman"/>
+                <w:szCs w:val="24"/>
+              </w:rPr>
+            </w:pPr>
+            <w:r>
+              <w:rPr>
+                <w:rFonts w:cs="Times New Roman"/>
+                <w:szCs w:val="24"/>
               </w:rPr>
               <w:t>CP-08</w:t>
             </w:r>
@@ -3260,10 +4238,16 @@
             <w:pPr>
               <w:spacing w:line="240" w:lineRule="auto"/>
               <w:ind w:firstLine="0"/>
-            </w:pPr>
-            <w:r>
-              <w:rPr>
-                <w:sz w:val="17"/>
+              <w:jc w:val="both"/>
+              <w:rPr>
+                <w:rFonts w:cs="Times New Roman"/>
+                <w:szCs w:val="24"/>
+              </w:rPr>
+            </w:pPr>
+            <w:r>
+              <w:rPr>
+                <w:rFonts w:cs="Times New Roman"/>
+                <w:szCs w:val="24"/>
               </w:rPr>
               <w:t>HU-08</w:t>
             </w:r>
@@ -3284,10 +4268,16 @@
             <w:pPr>
               <w:spacing w:line="240" w:lineRule="auto"/>
               <w:ind w:firstLine="0"/>
-            </w:pPr>
-            <w:r>
-              <w:rPr>
-                <w:sz w:val="17"/>
+              <w:jc w:val="both"/>
+              <w:rPr>
+                <w:rFonts w:cs="Times New Roman"/>
+                <w:szCs w:val="24"/>
+              </w:rPr>
+            </w:pPr>
+            <w:r>
+              <w:rPr>
+                <w:rFonts w:cs="Times New Roman"/>
+                <w:szCs w:val="24"/>
               </w:rPr>
               <w:t>No se reserva un espacio OCUPADO</w:t>
             </w:r>
@@ -3308,10 +4298,16 @@
             <w:pPr>
               <w:spacing w:line="240" w:lineRule="auto"/>
               <w:ind w:firstLine="0"/>
-            </w:pPr>
-            <w:r>
-              <w:rPr>
-                <w:sz w:val="17"/>
+              <w:jc w:val="both"/>
+              <w:rPr>
+                <w:rFonts w:cs="Times New Roman"/>
+                <w:szCs w:val="24"/>
+              </w:rPr>
+            </w:pPr>
+            <w:r>
+              <w:rPr>
+                <w:rFonts w:cs="Times New Roman"/>
+                <w:szCs w:val="24"/>
               </w:rPr>
               <w:t>Tabla de decisión</w:t>
             </w:r>
@@ -3332,10 +4328,16 @@
             <w:pPr>
               <w:spacing w:line="240" w:lineRule="auto"/>
               <w:ind w:firstLine="0"/>
-            </w:pPr>
-            <w:r>
-              <w:rPr>
-                <w:sz w:val="17"/>
+              <w:jc w:val="both"/>
+              <w:rPr>
+                <w:rFonts w:cs="Times New Roman"/>
+                <w:szCs w:val="24"/>
+              </w:rPr>
+            </w:pPr>
+            <w:r>
+              <w:rPr>
+                <w:rFonts w:cs="Times New Roman"/>
+                <w:szCs w:val="24"/>
               </w:rPr>
               <w:t>Espacio OCUPADO + reserva válida → reserva rechazada</w:t>
             </w:r>
@@ -3356,10 +4358,16 @@
             <w:pPr>
               <w:spacing w:line="240" w:lineRule="auto"/>
               <w:ind w:firstLine="0"/>
-            </w:pPr>
-            <w:r>
-              <w:rPr>
-                <w:sz w:val="17"/>
+              <w:jc w:val="both"/>
+              <w:rPr>
+                <w:rFonts w:cs="Times New Roman"/>
+                <w:szCs w:val="24"/>
+              </w:rPr>
+            </w:pPr>
+            <w:r>
+              <w:rPr>
+                <w:rFonts w:cs="Times New Roman"/>
+                <w:szCs w:val="24"/>
               </w:rPr>
               <w:t>No ejecutado</w:t>
             </w:r>
@@ -3386,10 +4394,16 @@
             <w:pPr>
               <w:spacing w:line="240" w:lineRule="auto"/>
               <w:ind w:firstLine="0"/>
-            </w:pPr>
-            <w:r>
-              <w:rPr>
-                <w:sz w:val="17"/>
+              <w:jc w:val="both"/>
+              <w:rPr>
+                <w:rFonts w:cs="Times New Roman"/>
+                <w:szCs w:val="24"/>
+              </w:rPr>
+            </w:pPr>
+            <w:r>
+              <w:rPr>
+                <w:rFonts w:cs="Times New Roman"/>
+                <w:szCs w:val="24"/>
               </w:rPr>
               <w:t>CP-09</w:t>
             </w:r>
@@ -3410,10 +4424,16 @@
             <w:pPr>
               <w:spacing w:line="240" w:lineRule="auto"/>
               <w:ind w:firstLine="0"/>
-            </w:pPr>
-            <w:r>
-              <w:rPr>
-                <w:sz w:val="17"/>
+              <w:jc w:val="both"/>
+              <w:rPr>
+                <w:rFonts w:cs="Times New Roman"/>
+                <w:szCs w:val="24"/>
+              </w:rPr>
+            </w:pPr>
+            <w:r>
+              <w:rPr>
+                <w:rFonts w:cs="Times New Roman"/>
+                <w:szCs w:val="24"/>
               </w:rPr>
               <w:t>HU-08</w:t>
             </w:r>
@@ -3434,10 +4454,16 @@
             <w:pPr>
               <w:spacing w:line="240" w:lineRule="auto"/>
               <w:ind w:firstLine="0"/>
-            </w:pPr>
-            <w:r>
-              <w:rPr>
-                <w:sz w:val="17"/>
+              <w:jc w:val="both"/>
+              <w:rPr>
+                <w:rFonts w:cs="Times New Roman"/>
+                <w:szCs w:val="24"/>
+              </w:rPr>
+            </w:pPr>
+            <w:r>
+              <w:rPr>
+                <w:rFonts w:cs="Times New Roman"/>
+                <w:szCs w:val="24"/>
               </w:rPr>
               <w:t>Reserva válida vence en la fecha indicada</w:t>
             </w:r>
@@ -3458,10 +4484,16 @@
             <w:pPr>
               <w:spacing w:line="240" w:lineRule="auto"/>
               <w:ind w:firstLine="0"/>
-            </w:pPr>
-            <w:r>
-              <w:rPr>
-                <w:sz w:val="17"/>
+              <w:jc w:val="both"/>
+              <w:rPr>
+                <w:rFonts w:cs="Times New Roman"/>
+                <w:szCs w:val="24"/>
+              </w:rPr>
+            </w:pPr>
+            <w:r>
+              <w:rPr>
+                <w:rFonts w:cs="Times New Roman"/>
+                <w:szCs w:val="24"/>
               </w:rPr>
               <w:t>Valores límite</w:t>
             </w:r>
@@ -3482,12 +4514,18 @@
             <w:pPr>
               <w:spacing w:line="240" w:lineRule="auto"/>
               <w:ind w:firstLine="0"/>
-            </w:pPr>
-            <w:r>
-              <w:rPr>
-                <w:sz w:val="17"/>
-              </w:rPr>
-              <w:t>Reserva con vencimiento en fecha límite → se conserva hasta la regla temporal acordada; zona horaria/regla: [COMPLETAR]</w:t>
+              <w:jc w:val="both"/>
+              <w:rPr>
+                <w:rFonts w:cs="Times New Roman"/>
+                <w:szCs w:val="24"/>
+              </w:rPr>
+            </w:pPr>
+            <w:r>
+              <w:rPr>
+                <w:rFonts w:cs="Times New Roman"/>
+                <w:szCs w:val="24"/>
+              </w:rPr>
+              <w:t>Reserva con vencimiento en fecha límite → se conserva hasta la regla temporal acordada; zona horaria/regla</w:t>
             </w:r>
           </w:p>
         </w:tc>
@@ -3506,10 +4544,16 @@
             <w:pPr>
               <w:spacing w:line="240" w:lineRule="auto"/>
               <w:ind w:firstLine="0"/>
-            </w:pPr>
-            <w:r>
-              <w:rPr>
-                <w:sz w:val="17"/>
+              <w:jc w:val="both"/>
+              <w:rPr>
+                <w:rFonts w:cs="Times New Roman"/>
+                <w:szCs w:val="24"/>
+              </w:rPr>
+            </w:pPr>
+            <w:r>
+              <w:rPr>
+                <w:rFonts w:cs="Times New Roman"/>
+                <w:szCs w:val="24"/>
               </w:rPr>
               <w:t>No ejecutado</w:t>
             </w:r>
@@ -3536,11 +4580,18 @@
             <w:pPr>
               <w:spacing w:line="240" w:lineRule="auto"/>
               <w:ind w:firstLine="0"/>
-            </w:pPr>
-            <w:r>
-              <w:rPr>
-                <w:sz w:val="17"/>
-              </w:rPr>
+              <w:jc w:val="both"/>
+              <w:rPr>
+                <w:rFonts w:cs="Times New Roman"/>
+                <w:szCs w:val="24"/>
+              </w:rPr>
+            </w:pPr>
+            <w:r>
+              <w:rPr>
+                <w:rFonts w:cs="Times New Roman"/>
+                <w:szCs w:val="24"/>
+              </w:rPr>
+              <w:lastRenderedPageBreak/>
               <w:t>CP-10</w:t>
             </w:r>
           </w:p>
@@ -3560,10 +4611,16 @@
             <w:pPr>
               <w:spacing w:line="240" w:lineRule="auto"/>
               <w:ind w:firstLine="0"/>
-            </w:pPr>
-            <w:r>
-              <w:rPr>
-                <w:sz w:val="17"/>
+              <w:jc w:val="both"/>
+              <w:rPr>
+                <w:rFonts w:cs="Times New Roman"/>
+                <w:szCs w:val="24"/>
+              </w:rPr>
+            </w:pPr>
+            <w:r>
+              <w:rPr>
+                <w:rFonts w:cs="Times New Roman"/>
+                <w:szCs w:val="24"/>
               </w:rPr>
               <w:t>HU-09</w:t>
             </w:r>
@@ -3584,18 +4641,23 @@
             <w:pPr>
               <w:spacing w:line="240" w:lineRule="auto"/>
               <w:ind w:firstLine="0"/>
-            </w:pPr>
-            <w:proofErr w:type="gramStart"/>
-            <w:r>
-              <w:rPr>
-                <w:sz w:val="17"/>
-              </w:rPr>
-              <w:t>Total</w:t>
-            </w:r>
-            <w:proofErr w:type="gramEnd"/>
-            <w:r>
-              <w:rPr>
-                <w:sz w:val="17"/>
+              <w:jc w:val="both"/>
+              <w:rPr>
+                <w:rFonts w:cs="Times New Roman"/>
+                <w:szCs w:val="24"/>
+              </w:rPr>
+            </w:pPr>
+            <w:r>
+              <w:rPr>
+                <w:rFonts w:cs="Times New Roman"/>
+                <w:szCs w:val="24"/>
+              </w:rPr>
+              <w:t>Total,</w:t>
+            </w:r>
+            <w:r>
+              <w:rPr>
+                <w:rFonts w:cs="Times New Roman"/>
+                <w:szCs w:val="24"/>
               </w:rPr>
               <w:t xml:space="preserve"> de ingresos del periodo coincide con pagos incluidos</w:t>
             </w:r>
@@ -3616,10 +4678,16 @@
             <w:pPr>
               <w:spacing w:line="240" w:lineRule="auto"/>
               <w:ind w:firstLine="0"/>
-            </w:pPr>
-            <w:r>
-              <w:rPr>
-                <w:sz w:val="17"/>
+              <w:jc w:val="both"/>
+              <w:rPr>
+                <w:rFonts w:cs="Times New Roman"/>
+                <w:szCs w:val="24"/>
+              </w:rPr>
+            </w:pPr>
+            <w:r>
+              <w:rPr>
+                <w:rFonts w:cs="Times New Roman"/>
+                <w:szCs w:val="24"/>
               </w:rPr>
               <w:t>Partición de equivalencias</w:t>
             </w:r>
@@ -3640,12 +4708,18 @@
             <w:pPr>
               <w:spacing w:line="240" w:lineRule="auto"/>
               <w:ind w:firstLine="0"/>
-            </w:pPr>
-            <w:r>
-              <w:rPr>
-                <w:sz w:val="17"/>
-              </w:rPr>
-              <w:t>Periodo con pagos conocidos → reporte coincide con suma definida; inclusión de reembolsos: [COMPLETAR]</w:t>
+              <w:jc w:val="both"/>
+              <w:rPr>
+                <w:rFonts w:cs="Times New Roman"/>
+                <w:szCs w:val="24"/>
+              </w:rPr>
+            </w:pPr>
+            <w:r>
+              <w:rPr>
+                <w:rFonts w:cs="Times New Roman"/>
+                <w:szCs w:val="24"/>
+              </w:rPr>
+              <w:t>Periodo con pagos conocidos → reporte coincide con suma definida; inclusión de reembolsos</w:t>
             </w:r>
           </w:p>
         </w:tc>
@@ -3664,10 +4738,16 @@
             <w:pPr>
               <w:spacing w:line="240" w:lineRule="auto"/>
               <w:ind w:firstLine="0"/>
-            </w:pPr>
-            <w:r>
-              <w:rPr>
-                <w:sz w:val="17"/>
+              <w:jc w:val="both"/>
+              <w:rPr>
+                <w:rFonts w:cs="Times New Roman"/>
+                <w:szCs w:val="24"/>
+              </w:rPr>
+            </w:pPr>
+            <w:r>
+              <w:rPr>
+                <w:rFonts w:cs="Times New Roman"/>
+                <w:szCs w:val="24"/>
               </w:rPr>
               <w:t>No ejecutado</w:t>
             </w:r>
@@ -3694,10 +4774,16 @@
             <w:pPr>
               <w:spacing w:line="240" w:lineRule="auto"/>
               <w:ind w:firstLine="0"/>
-            </w:pPr>
-            <w:r>
-              <w:rPr>
-                <w:sz w:val="17"/>
+              <w:jc w:val="both"/>
+              <w:rPr>
+                <w:rFonts w:cs="Times New Roman"/>
+                <w:szCs w:val="24"/>
+              </w:rPr>
+            </w:pPr>
+            <w:r>
+              <w:rPr>
+                <w:rFonts w:cs="Times New Roman"/>
+                <w:szCs w:val="24"/>
               </w:rPr>
               <w:t>CP-11</w:t>
             </w:r>
@@ -3718,10 +4804,16 @@
             <w:pPr>
               <w:spacing w:line="240" w:lineRule="auto"/>
               <w:ind w:firstLine="0"/>
-            </w:pPr>
-            <w:r>
-              <w:rPr>
-                <w:sz w:val="17"/>
+              <w:jc w:val="both"/>
+              <w:rPr>
+                <w:rFonts w:cs="Times New Roman"/>
+                <w:szCs w:val="24"/>
+              </w:rPr>
+            </w:pPr>
+            <w:r>
+              <w:rPr>
+                <w:rFonts w:cs="Times New Roman"/>
+                <w:szCs w:val="24"/>
               </w:rPr>
               <w:t>HU-01</w:t>
             </w:r>
@@ -3742,10 +4834,16 @@
             <w:pPr>
               <w:spacing w:line="240" w:lineRule="auto"/>
               <w:ind w:firstLine="0"/>
-            </w:pPr>
-            <w:r>
-              <w:rPr>
-                <w:sz w:val="17"/>
+              <w:jc w:val="both"/>
+              <w:rPr>
+                <w:rFonts w:cs="Times New Roman"/>
+                <w:szCs w:val="24"/>
+              </w:rPr>
+            </w:pPr>
+            <w:r>
+              <w:rPr>
+                <w:rFonts w:cs="Times New Roman"/>
+                <w:szCs w:val="24"/>
               </w:rPr>
               <w:t>Credenciales válidas generan JWT e inválidas reciben 401</w:t>
             </w:r>
@@ -3766,10 +4864,16 @@
             <w:pPr>
               <w:spacing w:line="240" w:lineRule="auto"/>
               <w:ind w:firstLine="0"/>
-            </w:pPr>
-            <w:r>
-              <w:rPr>
-                <w:sz w:val="17"/>
+              <w:jc w:val="both"/>
+              <w:rPr>
+                <w:rFonts w:cs="Times New Roman"/>
+                <w:szCs w:val="24"/>
+              </w:rPr>
+            </w:pPr>
+            <w:r>
+              <w:rPr>
+                <w:rFonts w:cs="Times New Roman"/>
+                <w:szCs w:val="24"/>
               </w:rPr>
               <w:t>Partición de equivalencias</w:t>
             </w:r>
@@ -3790,10 +4894,16 @@
             <w:pPr>
               <w:spacing w:line="240" w:lineRule="auto"/>
               <w:ind w:firstLine="0"/>
-            </w:pPr>
-            <w:r>
-              <w:rPr>
-                <w:sz w:val="17"/>
+              <w:jc w:val="both"/>
+              <w:rPr>
+                <w:rFonts w:cs="Times New Roman"/>
+                <w:szCs w:val="24"/>
+              </w:rPr>
+            </w:pPr>
+            <w:r>
+              <w:rPr>
+                <w:rFonts w:cs="Times New Roman"/>
+                <w:szCs w:val="24"/>
               </w:rPr>
               <w:t>Credencial válida → token; inválida → HTTP 401</w:t>
             </w:r>
@@ -3814,10 +4924,16 @@
             <w:pPr>
               <w:spacing w:line="240" w:lineRule="auto"/>
               <w:ind w:firstLine="0"/>
-            </w:pPr>
-            <w:r>
-              <w:rPr>
-                <w:sz w:val="17"/>
+              <w:jc w:val="both"/>
+              <w:rPr>
+                <w:rFonts w:cs="Times New Roman"/>
+                <w:szCs w:val="24"/>
+              </w:rPr>
+            </w:pPr>
+            <w:r>
+              <w:rPr>
+                <w:rFonts w:cs="Times New Roman"/>
+                <w:szCs w:val="24"/>
               </w:rPr>
               <w:t>No ejecutado</w:t>
             </w:r>
@@ -3844,10 +4960,16 @@
             <w:pPr>
               <w:spacing w:line="240" w:lineRule="auto"/>
               <w:ind w:firstLine="0"/>
-            </w:pPr>
-            <w:r>
-              <w:rPr>
-                <w:sz w:val="17"/>
+              <w:jc w:val="both"/>
+              <w:rPr>
+                <w:rFonts w:cs="Times New Roman"/>
+                <w:szCs w:val="24"/>
+              </w:rPr>
+            </w:pPr>
+            <w:r>
+              <w:rPr>
+                <w:rFonts w:cs="Times New Roman"/>
+                <w:szCs w:val="24"/>
               </w:rPr>
               <w:t>CP-12</w:t>
             </w:r>
@@ -3868,10 +4990,16 @@
             <w:pPr>
               <w:spacing w:line="240" w:lineRule="auto"/>
               <w:ind w:firstLine="0"/>
-            </w:pPr>
-            <w:r>
-              <w:rPr>
-                <w:sz w:val="17"/>
+              <w:jc w:val="both"/>
+              <w:rPr>
+                <w:rFonts w:cs="Times New Roman"/>
+                <w:szCs w:val="24"/>
+              </w:rPr>
+            </w:pPr>
+            <w:r>
+              <w:rPr>
+                <w:rFonts w:cs="Times New Roman"/>
+                <w:szCs w:val="24"/>
               </w:rPr>
               <w:t>HU-10</w:t>
             </w:r>
@@ -3892,10 +5020,16 @@
             <w:pPr>
               <w:spacing w:line="240" w:lineRule="auto"/>
               <w:ind w:firstLine="0"/>
-            </w:pPr>
-            <w:r>
-              <w:rPr>
-                <w:sz w:val="17"/>
+              <w:jc w:val="both"/>
+              <w:rPr>
+                <w:rFonts w:cs="Times New Roman"/>
+                <w:szCs w:val="24"/>
+              </w:rPr>
+            </w:pPr>
+            <w:r>
+              <w:rPr>
+                <w:rFonts w:cs="Times New Roman"/>
+                <w:szCs w:val="24"/>
               </w:rPr>
               <w:t>Solo ADMIN puede administrar usuarios</w:t>
             </w:r>
@@ -3916,10 +5050,16 @@
             <w:pPr>
               <w:spacing w:line="240" w:lineRule="auto"/>
               <w:ind w:firstLine="0"/>
-            </w:pPr>
-            <w:r>
-              <w:rPr>
-                <w:sz w:val="17"/>
+              <w:jc w:val="both"/>
+              <w:rPr>
+                <w:rFonts w:cs="Times New Roman"/>
+                <w:szCs w:val="24"/>
+              </w:rPr>
+            </w:pPr>
+            <w:r>
+              <w:rPr>
+                <w:rFonts w:cs="Times New Roman"/>
+                <w:szCs w:val="24"/>
               </w:rPr>
               <w:t>Tabla de decisión</w:t>
             </w:r>
@@ -3937,8 +5077,51 @@
             <w:vAlign w:val="center"/>
           </w:tcPr>
           <w:p>
-            <w:r>
-              <w:t>ADMIN → permite; USUARIO → deniega (401/403 según contrato)</w:t>
+            <w:pPr>
+              <w:ind w:firstLine="0"/>
+              <w:jc w:val="both"/>
+              <w:rPr>
+                <w:rFonts w:cs="Times New Roman"/>
+                <w:szCs w:val="24"/>
+              </w:rPr>
+            </w:pPr>
+            <w:r>
+              <w:rPr>
+                <w:rFonts w:cs="Times New Roman"/>
+                <w:szCs w:val="24"/>
+              </w:rPr>
+              <w:t>ADMIN → permite;</w:t>
+            </w:r>
+          </w:p>
+          <w:p>
+            <w:pPr>
+              <w:ind w:firstLine="0"/>
+              <w:jc w:val="both"/>
+              <w:rPr>
+                <w:rFonts w:cs="Times New Roman"/>
+                <w:szCs w:val="24"/>
+              </w:rPr>
+            </w:pPr>
+            <w:r>
+              <w:rPr>
+                <w:rFonts w:cs="Times New Roman"/>
+                <w:szCs w:val="24"/>
+              </w:rPr>
+              <w:t>USUARIO → deniega (401/403 según</w:t>
+            </w:r>
+            <w:r>
+              <w:rPr>
+                <w:rFonts w:cs="Times New Roman"/>
+                <w:szCs w:val="24"/>
+              </w:rPr>
+              <w:t xml:space="preserve"> </w:t>
+            </w:r>
+            <w:r>
+              <w:rPr>
+                <w:rFonts w:cs="Times New Roman"/>
+                <w:szCs w:val="24"/>
+              </w:rPr>
+              <w:t>contrato)</w:t>
             </w:r>
           </w:p>
         </w:tc>
@@ -3957,10 +5140,16 @@
             <w:pPr>
               <w:spacing w:line="240" w:lineRule="auto"/>
               <w:ind w:firstLine="0"/>
-            </w:pPr>
-            <w:r>
-              <w:rPr>
-                <w:sz w:val="17"/>
+              <w:jc w:val="both"/>
+              <w:rPr>
+                <w:rFonts w:cs="Times New Roman"/>
+                <w:szCs w:val="24"/>
+              </w:rPr>
+            </w:pPr>
+            <w:r>
+              <w:rPr>
+                <w:rFonts w:cs="Times New Roman"/>
+                <w:szCs w:val="24"/>
               </w:rPr>
               <w:t>No ejecutado</w:t>
             </w:r>
@@ -3968,186 +5157,412 @@
         </w:tc>
       </w:tr>
       <w:tr>
-        <w:tc>
-          <w:tcPr>
-            <w:tcW w:type="dxa" w:w="1560"/>
-          </w:tcPr>
-          <w:p>
-            <w:r>
+        <w:trPr>
+          <w:jc w:val="center"/>
+        </w:trPr>
+        <w:tc>
+          <w:tcPr>
+            <w:tcW w:w="1560" w:type="dxa"/>
+          </w:tcPr>
+          <w:p>
+            <w:pPr>
+              <w:ind w:firstLine="0"/>
+              <w:jc w:val="both"/>
+              <w:rPr>
+                <w:rFonts w:cs="Times New Roman"/>
+                <w:szCs w:val="24"/>
+              </w:rPr>
+            </w:pPr>
+            <w:r>
+              <w:rPr>
+                <w:rFonts w:cs="Times New Roman"/>
+                <w:szCs w:val="24"/>
+              </w:rPr>
               <w:t>CP-13</w:t>
             </w:r>
           </w:p>
         </w:tc>
         <w:tc>
           <w:tcPr>
-            <w:tcW w:type="dxa" w:w="1560"/>
-          </w:tcPr>
-          <w:p>
-            <w:r>
+            <w:tcW w:w="1560" w:type="dxa"/>
+          </w:tcPr>
+          <w:p>
+            <w:pPr>
+              <w:ind w:firstLine="0"/>
+              <w:jc w:val="both"/>
+              <w:rPr>
+                <w:rFonts w:cs="Times New Roman"/>
+                <w:szCs w:val="24"/>
+              </w:rPr>
+            </w:pPr>
+            <w:r>
+              <w:rPr>
+                <w:rFonts w:cs="Times New Roman"/>
+                <w:szCs w:val="24"/>
+              </w:rPr>
               <w:t>HU-16</w:t>
             </w:r>
           </w:p>
         </w:tc>
         <w:tc>
           <w:tcPr>
-            <w:tcW w:type="dxa" w:w="1560"/>
-          </w:tcPr>
-          <w:p>
-            <w:r>
+            <w:tcW w:w="1560" w:type="dxa"/>
+          </w:tcPr>
+          <w:p>
+            <w:pPr>
+              <w:ind w:firstLine="0"/>
+              <w:jc w:val="both"/>
+              <w:rPr>
+                <w:rFonts w:cs="Times New Roman"/>
+                <w:szCs w:val="24"/>
+              </w:rPr>
+            </w:pPr>
+            <w:r>
+              <w:rPr>
+                <w:rFonts w:cs="Times New Roman"/>
+                <w:szCs w:val="24"/>
+              </w:rPr>
               <w:t>Una credencial de Google válida crea/entra al usuario y emite JWT</w:t>
             </w:r>
           </w:p>
         </w:tc>
         <w:tc>
           <w:tcPr>
-            <w:tcW w:type="dxa" w:w="1560"/>
-          </w:tcPr>
-          <w:p>
-            <w:r>
+            <w:tcW w:w="1560" w:type="dxa"/>
+          </w:tcPr>
+          <w:p>
+            <w:pPr>
+              <w:ind w:firstLine="0"/>
+              <w:jc w:val="both"/>
+              <w:rPr>
+                <w:rFonts w:cs="Times New Roman"/>
+                <w:szCs w:val="24"/>
+              </w:rPr>
+            </w:pPr>
+            <w:r>
+              <w:rPr>
+                <w:rFonts w:cs="Times New Roman"/>
+                <w:szCs w:val="24"/>
+              </w:rPr>
               <w:t>Partición de equivalencias</w:t>
             </w:r>
           </w:p>
         </w:tc>
         <w:tc>
           <w:tcPr>
-            <w:tcW w:type="dxa" w:w="1560"/>
-          </w:tcPr>
-          <w:p>
-            <w:r>
+            <w:tcW w:w="1560" w:type="dxa"/>
+          </w:tcPr>
+          <w:p>
+            <w:pPr>
+              <w:ind w:firstLine="0"/>
+              <w:jc w:val="both"/>
+              <w:rPr>
+                <w:rFonts w:cs="Times New Roman"/>
+                <w:szCs w:val="24"/>
+              </w:rPr>
+            </w:pPr>
+            <w:r>
+              <w:rPr>
+                <w:rFonts w:cs="Times New Roman"/>
+                <w:szCs w:val="24"/>
+              </w:rPr>
               <w:t>Credencial válida → JWT con rol USUARIO; inválida o expirada → rechaza</w:t>
             </w:r>
           </w:p>
         </w:tc>
         <w:tc>
           <w:tcPr>
-            <w:tcW w:type="dxa" w:w="1560"/>
-          </w:tcPr>
-          <w:p>
-            <w:r>
+            <w:tcW w:w="1560" w:type="dxa"/>
+          </w:tcPr>
+          <w:p>
+            <w:pPr>
+              <w:ind w:firstLine="0"/>
+              <w:jc w:val="both"/>
+              <w:rPr>
+                <w:rFonts w:cs="Times New Roman"/>
+                <w:szCs w:val="24"/>
+              </w:rPr>
+            </w:pPr>
+            <w:r>
+              <w:rPr>
+                <w:rFonts w:cs="Times New Roman"/>
+                <w:szCs w:val="24"/>
+              </w:rPr>
               <w:t>No ejecutado</w:t>
             </w:r>
           </w:p>
         </w:tc>
       </w:tr>
       <w:tr>
-        <w:tc>
-          <w:tcPr>
-            <w:tcW w:type="dxa" w:w="1560"/>
-          </w:tcPr>
-          <w:p>
-            <w:r>
+        <w:trPr>
+          <w:jc w:val="center"/>
+        </w:trPr>
+        <w:tc>
+          <w:tcPr>
+            <w:tcW w:w="1560" w:type="dxa"/>
+          </w:tcPr>
+          <w:p>
+            <w:pPr>
+              <w:ind w:firstLine="0"/>
+              <w:jc w:val="both"/>
+              <w:rPr>
+                <w:rFonts w:cs="Times New Roman"/>
+                <w:szCs w:val="24"/>
+              </w:rPr>
+            </w:pPr>
+            <w:r>
+              <w:rPr>
+                <w:rFonts w:cs="Times New Roman"/>
+                <w:szCs w:val="24"/>
+              </w:rPr>
+              <w:lastRenderedPageBreak/>
               <w:t>CP-14</w:t>
             </w:r>
           </w:p>
         </w:tc>
         <w:tc>
           <w:tcPr>
-            <w:tcW w:type="dxa" w:w="1560"/>
-          </w:tcPr>
-          <w:p>
-            <w:r>
+            <w:tcW w:w="1560" w:type="dxa"/>
+          </w:tcPr>
+          <w:p>
+            <w:pPr>
+              <w:ind w:firstLine="0"/>
+              <w:jc w:val="both"/>
+              <w:rPr>
+                <w:rFonts w:cs="Times New Roman"/>
+                <w:szCs w:val="24"/>
+              </w:rPr>
+            </w:pPr>
+            <w:r>
+              <w:rPr>
+                <w:rFonts w:cs="Times New Roman"/>
+                <w:szCs w:val="24"/>
+              </w:rPr>
               <w:t>HU-17</w:t>
             </w:r>
           </w:p>
         </w:tc>
         <w:tc>
           <w:tcPr>
-            <w:tcW w:type="dxa" w:w="1560"/>
-          </w:tcPr>
-          <w:p>
-            <w:r>
+            <w:tcW w:w="1560" w:type="dxa"/>
+          </w:tcPr>
+          <w:p>
+            <w:pPr>
+              <w:ind w:firstLine="0"/>
+              <w:jc w:val="both"/>
+              <w:rPr>
+                <w:rFonts w:cs="Times New Roman"/>
+                <w:szCs w:val="24"/>
+              </w:rPr>
+            </w:pPr>
+            <w:r>
+              <w:rPr>
+                <w:rFonts w:cs="Times New Roman"/>
+                <w:szCs w:val="24"/>
+              </w:rPr>
               <w:t>La generación en bloque no duplica espacios</w:t>
             </w:r>
           </w:p>
         </w:tc>
         <w:tc>
           <w:tcPr>
-            <w:tcW w:type="dxa" w:w="1560"/>
-          </w:tcPr>
-          <w:p>
-            <w:r>
+            <w:tcW w:w="1560" w:type="dxa"/>
+          </w:tcPr>
+          <w:p>
+            <w:pPr>
+              <w:ind w:firstLine="0"/>
+              <w:jc w:val="both"/>
+              <w:rPr>
+                <w:rFonts w:cs="Times New Roman"/>
+                <w:szCs w:val="24"/>
+              </w:rPr>
+            </w:pPr>
+            <w:r>
+              <w:rPr>
+                <w:rFonts w:cs="Times New Roman"/>
+                <w:szCs w:val="24"/>
+              </w:rPr>
               <w:t>Valores límite</w:t>
             </w:r>
           </w:p>
         </w:tc>
         <w:tc>
           <w:tcPr>
-            <w:tcW w:type="dxa" w:w="1560"/>
-          </w:tcPr>
-          <w:p>
-            <w:r>
+            <w:tcW w:w="1560" w:type="dxa"/>
+          </w:tcPr>
+          <w:p>
+            <w:pPr>
+              <w:ind w:firstLine="0"/>
+              <w:jc w:val="both"/>
+              <w:rPr>
+                <w:rFonts w:cs="Times New Roman"/>
+                <w:szCs w:val="24"/>
+              </w:rPr>
+            </w:pPr>
+            <w:r>
+              <w:rPr>
+                <w:rFonts w:cs="Times New Roman"/>
+                <w:szCs w:val="24"/>
+              </w:rPr>
               <w:t>Cuadrícula 1×1, 3×5 y repetir generación → espacios únicos, sin duplicados</w:t>
             </w:r>
           </w:p>
         </w:tc>
         <w:tc>
           <w:tcPr>
-            <w:tcW w:type="dxa" w:w="1560"/>
-          </w:tcPr>
-          <w:p>
-            <w:r>
+            <w:tcW w:w="1560" w:type="dxa"/>
+          </w:tcPr>
+          <w:p>
+            <w:pPr>
+              <w:ind w:firstLine="0"/>
+              <w:jc w:val="both"/>
+              <w:rPr>
+                <w:rFonts w:cs="Times New Roman"/>
+                <w:szCs w:val="24"/>
+              </w:rPr>
+            </w:pPr>
+            <w:r>
+              <w:rPr>
+                <w:rFonts w:cs="Times New Roman"/>
+                <w:szCs w:val="24"/>
+              </w:rPr>
               <w:t>No ejecutado</w:t>
             </w:r>
           </w:p>
         </w:tc>
       </w:tr>
       <w:tr>
-        <w:tc>
-          <w:tcPr>
-            <w:tcW w:type="dxa" w:w="1560"/>
-          </w:tcPr>
-          <w:p>
-            <w:r>
+        <w:trPr>
+          <w:jc w:val="center"/>
+        </w:trPr>
+        <w:tc>
+          <w:tcPr>
+            <w:tcW w:w="1560" w:type="dxa"/>
+          </w:tcPr>
+          <w:p>
+            <w:pPr>
+              <w:ind w:firstLine="0"/>
+              <w:jc w:val="both"/>
+              <w:rPr>
+                <w:rFonts w:cs="Times New Roman"/>
+                <w:szCs w:val="24"/>
+              </w:rPr>
+            </w:pPr>
+            <w:r>
+              <w:rPr>
+                <w:rFonts w:cs="Times New Roman"/>
+                <w:szCs w:val="24"/>
+              </w:rPr>
               <w:t>CP-15</w:t>
             </w:r>
           </w:p>
         </w:tc>
         <w:tc>
           <w:tcPr>
-            <w:tcW w:type="dxa" w:w="1560"/>
-          </w:tcPr>
-          <w:p>
-            <w:r>
+            <w:tcW w:w="1560" w:type="dxa"/>
+          </w:tcPr>
+          <w:p>
+            <w:pPr>
+              <w:ind w:firstLine="0"/>
+              <w:jc w:val="both"/>
+              <w:rPr>
+                <w:rFonts w:cs="Times New Roman"/>
+                <w:szCs w:val="24"/>
+              </w:rPr>
+            </w:pPr>
+            <w:r>
+              <w:rPr>
+                <w:rFonts w:cs="Times New Roman"/>
+                <w:szCs w:val="24"/>
+              </w:rPr>
               <w:t>HU-18</w:t>
             </w:r>
           </w:p>
         </w:tc>
         <w:tc>
           <w:tcPr>
-            <w:tcW w:type="dxa" w:w="1560"/>
-          </w:tcPr>
-          <w:p>
-            <w:r>
+            <w:tcW w:w="1560" w:type="dxa"/>
+          </w:tcPr>
+          <w:p>
+            <w:pPr>
+              <w:ind w:firstLine="0"/>
+              <w:jc w:val="both"/>
+              <w:rPr>
+                <w:rFonts w:cs="Times New Roman"/>
+                <w:szCs w:val="24"/>
+              </w:rPr>
+            </w:pPr>
+            <w:r>
+              <w:rPr>
+                <w:rFonts w:cs="Times New Roman"/>
+                <w:szCs w:val="24"/>
+              </w:rPr>
               <w:t>El webhook aprobado marca el pago como PAGADO</w:t>
             </w:r>
           </w:p>
         </w:tc>
         <w:tc>
           <w:tcPr>
-            <w:tcW w:type="dxa" w:w="1560"/>
-          </w:tcPr>
-          <w:p>
-            <w:r>
+            <w:tcW w:w="1560" w:type="dxa"/>
+          </w:tcPr>
+          <w:p>
+            <w:pPr>
+              <w:ind w:firstLine="0"/>
+              <w:jc w:val="both"/>
+              <w:rPr>
+                <w:rFonts w:cs="Times New Roman"/>
+                <w:szCs w:val="24"/>
+              </w:rPr>
+            </w:pPr>
+            <w:r>
+              <w:rPr>
+                <w:rFonts w:cs="Times New Roman"/>
+                <w:szCs w:val="24"/>
+              </w:rPr>
               <w:t>Tabla de decisión</w:t>
             </w:r>
           </w:p>
         </w:tc>
         <w:tc>
           <w:tcPr>
-            <w:tcW w:type="dxa" w:w="1560"/>
-          </w:tcPr>
-          <w:p>
-            <w:r>
+            <w:tcW w:w="1560" w:type="dxa"/>
+          </w:tcPr>
+          <w:p>
+            <w:pPr>
+              <w:ind w:firstLine="0"/>
+              <w:jc w:val="both"/>
+              <w:rPr>
+                <w:rFonts w:cs="Times New Roman"/>
+                <w:szCs w:val="24"/>
+              </w:rPr>
+            </w:pPr>
+            <w:r>
+              <w:rPr>
+                <w:rFonts w:cs="Times New Roman"/>
+                <w:szCs w:val="24"/>
+              </w:rPr>
               <w:t>Evento APPROVED con firma válida → PAGADO con referencia; firma inválida → rechaza</w:t>
             </w:r>
           </w:p>
         </w:tc>
         <w:tc>
           <w:tcPr>
-            <w:tcW w:type="dxa" w:w="1560"/>
-          </w:tcPr>
-          <w:p>
-            <w:r>
+            <w:tcW w:w="1560" w:type="dxa"/>
+          </w:tcPr>
+          <w:p>
+            <w:pPr>
+              <w:ind w:firstLine="0"/>
+              <w:jc w:val="both"/>
+              <w:rPr>
+                <w:rFonts w:cs="Times New Roman"/>
+                <w:szCs w:val="24"/>
+              </w:rPr>
+            </w:pPr>
+            <w:r>
+              <w:rPr>
+                <w:rFonts w:cs="Times New Roman"/>
+                <w:szCs w:val="24"/>
+              </w:rPr>
               <w:t>No ejecutado</w:t>
             </w:r>
           </w:p>
@@ -4157,14 +5572,61 @@
     <w:p>
       <w:pPr>
         <w:spacing w:line="240" w:lineRule="auto"/>
+        <w:jc w:val="both"/>
+        <w:rPr>
+          <w:rFonts w:cs="Times New Roman"/>
+          <w:szCs w:val="24"/>
+        </w:rPr>
       </w:pPr>
     </w:p>
     <w:p>
       <w:pPr>
         <w:pStyle w:val="Ttulo2"/>
         <w:ind w:firstLine="0"/>
+        <w:jc w:val="both"/>
+        <w:rPr>
+          <w:rFonts w:ascii="Times New Roman" w:hAnsi="Times New Roman" w:cs="Times New Roman"/>
+          <w:szCs w:val="24"/>
+        </w:rPr>
+      </w:pPr>
+    </w:p>
+    <w:p>
+      <w:pPr>
+        <w:pStyle w:val="Ttulo2"/>
+        <w:ind w:firstLine="0"/>
+        <w:jc w:val="both"/>
+        <w:rPr>
+          <w:rFonts w:ascii="Times New Roman" w:hAnsi="Times New Roman" w:cs="Times New Roman"/>
+          <w:szCs w:val="24"/>
+        </w:rPr>
+      </w:pPr>
+    </w:p>
+    <w:p>
+      <w:pPr>
+        <w:pStyle w:val="Ttulo2"/>
+        <w:ind w:firstLine="0"/>
+        <w:jc w:val="both"/>
+        <w:rPr>
+          <w:rFonts w:ascii="Times New Roman" w:hAnsi="Times New Roman" w:cs="Times New Roman"/>
+          <w:szCs w:val="24"/>
+        </w:rPr>
+      </w:pPr>
+    </w:p>
+    <w:p>
+      <w:pPr>
+        <w:pStyle w:val="Ttulo2"/>
+        <w:ind w:firstLine="0"/>
+        <w:jc w:val="both"/>
+        <w:rPr>
+          <w:rFonts w:ascii="Times New Roman" w:hAnsi="Times New Roman" w:cs="Times New Roman"/>
+          <w:szCs w:val="24"/>
+        </w:rPr>
       </w:pPr>
       <w:r>
+        <w:rPr>
+          <w:rFonts w:ascii="Times New Roman" w:hAnsi="Times New Roman" w:cs="Times New Roman"/>
+          <w:szCs w:val="24"/>
+        </w:rPr>
         <w:t>Componente 4 — Resultado de ejecución</w:t>
       </w:r>
     </w:p>
@@ -4201,11 +5663,17 @@
             <w:pPr>
               <w:spacing w:line="240" w:lineRule="auto"/>
               <w:ind w:firstLine="0"/>
-            </w:pPr>
-            <w:r>
-              <w:rPr>
+              <w:jc w:val="both"/>
+              <w:rPr>
+                <w:rFonts w:cs="Times New Roman"/>
+                <w:szCs w:val="24"/>
+              </w:rPr>
+            </w:pPr>
+            <w:r>
+              <w:rPr>
+                <w:rFonts w:cs="Times New Roman"/>
                 <w:b/>
-                <w:sz w:val="17"/>
+                <w:szCs w:val="24"/>
               </w:rPr>
               <w:t>Estado de casos</w:t>
             </w:r>
@@ -4227,11 +5695,17 @@
             <w:pPr>
               <w:spacing w:line="240" w:lineRule="auto"/>
               <w:ind w:firstLine="0"/>
-            </w:pPr>
-            <w:r>
-              <w:rPr>
+              <w:jc w:val="both"/>
+              <w:rPr>
+                <w:rFonts w:cs="Times New Roman"/>
+                <w:szCs w:val="24"/>
+              </w:rPr>
+            </w:pPr>
+            <w:r>
+              <w:rPr>
+                <w:rFonts w:cs="Times New Roman"/>
                 <w:b/>
-                <w:sz w:val="17"/>
+                <w:szCs w:val="24"/>
               </w:rPr>
               <w:t>Cantidad</w:t>
             </w:r>
@@ -4258,10 +5732,16 @@
             <w:pPr>
               <w:spacing w:line="240" w:lineRule="auto"/>
               <w:ind w:firstLine="0"/>
-            </w:pPr>
-            <w:r>
-              <w:rPr>
-                <w:sz w:val="17"/>
+              <w:jc w:val="both"/>
+              <w:rPr>
+                <w:rFonts w:cs="Times New Roman"/>
+                <w:szCs w:val="24"/>
+              </w:rPr>
+            </w:pPr>
+            <w:r>
+              <w:rPr>
+                <w:rFonts w:cs="Times New Roman"/>
+                <w:szCs w:val="24"/>
               </w:rPr>
               <w:t>Diseñados</w:t>
             </w:r>
@@ -4279,7 +5759,19 @@
             <w:vAlign w:val="center"/>
           </w:tcPr>
           <w:p>
-            <w:r>
+            <w:pPr>
+              <w:ind w:firstLine="0"/>
+              <w:jc w:val="both"/>
+              <w:rPr>
+                <w:rFonts w:cs="Times New Roman"/>
+                <w:szCs w:val="24"/>
+              </w:rPr>
+            </w:pPr>
+            <w:r>
+              <w:rPr>
+                <w:rFonts w:cs="Times New Roman"/>
+                <w:szCs w:val="24"/>
+              </w:rPr>
               <w:t>15</w:t>
             </w:r>
           </w:p>
@@ -4305,10 +5797,16 @@
             <w:pPr>
               <w:spacing w:line="240" w:lineRule="auto"/>
               <w:ind w:firstLine="0"/>
-            </w:pPr>
-            <w:r>
-              <w:rPr>
-                <w:sz w:val="17"/>
+              <w:jc w:val="both"/>
+              <w:rPr>
+                <w:rFonts w:cs="Times New Roman"/>
+                <w:szCs w:val="24"/>
+              </w:rPr>
+            </w:pPr>
+            <w:r>
+              <w:rPr>
+                <w:rFonts w:cs="Times New Roman"/>
+                <w:szCs w:val="24"/>
               </w:rPr>
               <w:t>Ejecutados</w:t>
             </w:r>
@@ -4329,10 +5827,16 @@
             <w:pPr>
               <w:spacing w:line="240" w:lineRule="auto"/>
               <w:ind w:firstLine="0"/>
-            </w:pPr>
-            <w:r>
-              <w:rPr>
-                <w:sz w:val="17"/>
+              <w:jc w:val="both"/>
+              <w:rPr>
+                <w:rFonts w:cs="Times New Roman"/>
+                <w:szCs w:val="24"/>
+              </w:rPr>
+            </w:pPr>
+            <w:r>
+              <w:rPr>
+                <w:rFonts w:cs="Times New Roman"/>
+                <w:szCs w:val="24"/>
               </w:rPr>
               <w:t>0 confirmados</w:t>
             </w:r>
@@ -4359,10 +5863,16 @@
             <w:pPr>
               <w:spacing w:line="240" w:lineRule="auto"/>
               <w:ind w:firstLine="0"/>
-            </w:pPr>
-            <w:r>
-              <w:rPr>
-                <w:sz w:val="17"/>
+              <w:jc w:val="both"/>
+              <w:rPr>
+                <w:rFonts w:cs="Times New Roman"/>
+                <w:szCs w:val="24"/>
+              </w:rPr>
+            </w:pPr>
+            <w:r>
+              <w:rPr>
+                <w:rFonts w:cs="Times New Roman"/>
+                <w:szCs w:val="24"/>
               </w:rPr>
               <w:t>Aprobados</w:t>
             </w:r>
@@ -4383,10 +5893,16 @@
             <w:pPr>
               <w:spacing w:line="240" w:lineRule="auto"/>
               <w:ind w:firstLine="0"/>
-            </w:pPr>
-            <w:r>
-              <w:rPr>
-                <w:sz w:val="17"/>
+              <w:jc w:val="both"/>
+              <w:rPr>
+                <w:rFonts w:cs="Times New Roman"/>
+                <w:szCs w:val="24"/>
+              </w:rPr>
+            </w:pPr>
+            <w:r>
+              <w:rPr>
+                <w:rFonts w:cs="Times New Roman"/>
+                <w:szCs w:val="24"/>
               </w:rPr>
               <w:t>0 confirmados</w:t>
             </w:r>
@@ -4413,10 +5929,16 @@
             <w:pPr>
               <w:spacing w:line="240" w:lineRule="auto"/>
               <w:ind w:firstLine="0"/>
-            </w:pPr>
-            <w:r>
-              <w:rPr>
-                <w:sz w:val="17"/>
+              <w:jc w:val="both"/>
+              <w:rPr>
+                <w:rFonts w:cs="Times New Roman"/>
+                <w:szCs w:val="24"/>
+              </w:rPr>
+            </w:pPr>
+            <w:r>
+              <w:rPr>
+                <w:rFonts w:cs="Times New Roman"/>
+                <w:szCs w:val="24"/>
               </w:rPr>
               <w:t>Fallidos</w:t>
             </w:r>
@@ -4437,10 +5959,16 @@
             <w:pPr>
               <w:spacing w:line="240" w:lineRule="auto"/>
               <w:ind w:firstLine="0"/>
-            </w:pPr>
-            <w:r>
-              <w:rPr>
-                <w:sz w:val="17"/>
+              <w:jc w:val="both"/>
+              <w:rPr>
+                <w:rFonts w:cs="Times New Roman"/>
+                <w:szCs w:val="24"/>
+              </w:rPr>
+            </w:pPr>
+            <w:r>
+              <w:rPr>
+                <w:rFonts w:cs="Times New Roman"/>
+                <w:szCs w:val="24"/>
               </w:rPr>
               <w:t>0 confirmados</w:t>
             </w:r>
@@ -4467,10 +5995,16 @@
             <w:pPr>
               <w:spacing w:line="240" w:lineRule="auto"/>
               <w:ind w:firstLine="0"/>
-            </w:pPr>
-            <w:r>
-              <w:rPr>
-                <w:sz w:val="17"/>
+              <w:jc w:val="both"/>
+              <w:rPr>
+                <w:rFonts w:cs="Times New Roman"/>
+                <w:szCs w:val="24"/>
+              </w:rPr>
+            </w:pPr>
+            <w:r>
+              <w:rPr>
+                <w:rFonts w:cs="Times New Roman"/>
+                <w:szCs w:val="24"/>
               </w:rPr>
               <w:t>Pendientes de ejecución</w:t>
             </w:r>
@@ -4488,7 +6022,19 @@
             <w:vAlign w:val="center"/>
           </w:tcPr>
           <w:p>
-            <w:r>
+            <w:pPr>
+              <w:ind w:firstLine="0"/>
+              <w:jc w:val="both"/>
+              <w:rPr>
+                <w:rFonts w:cs="Times New Roman"/>
+                <w:szCs w:val="24"/>
+              </w:rPr>
+            </w:pPr>
+            <w:r>
+              <w:rPr>
+                <w:rFonts w:cs="Times New Roman"/>
+                <w:szCs w:val="24"/>
+              </w:rPr>
               <w:t>15</w:t>
             </w:r>
           </w:p>
@@ -4498,32 +6044,44 @@
     <w:p>
       <w:pPr>
         <w:spacing w:line="240" w:lineRule="auto"/>
+        <w:jc w:val="both"/>
+        <w:rPr>
+          <w:rFonts w:cs="Times New Roman"/>
+          <w:szCs w:val="24"/>
+        </w:rPr>
       </w:pPr>
     </w:p>
     <w:p>
+      <w:pPr>
+        <w:jc w:val="both"/>
+        <w:rPr>
+          <w:rFonts w:cs="Times New Roman"/>
+          <w:szCs w:val="24"/>
+        </w:rPr>
+      </w:pPr>
       <w:r>
+        <w:rPr>
+          <w:rFonts w:cs="Times New Roman"/>
+          <w:szCs w:val="24"/>
+        </w:rPr>
         <w:t>No ejecutados: CP-01 a CP-15; motivo: falta checkout/ambiente y reporte de ejecución en los materiales recibidos. Reemplazar esta declaración al probar.</w:t>
       </w:r>
-      <w:r>
-        <w:rPr>
-          <w:b/>
-        </w:rPr>
-      </w:r>
-      <w:r/>
-      <w:r>
-        <w:rPr>
-          <w:b/>
-        </w:rPr>
-      </w:r>
-      <w:r/>
     </w:p>
     <w:p>
       <w:pPr>
         <w:pStyle w:val="Ttulo2"/>
         <w:ind w:firstLine="0"/>
+        <w:jc w:val="both"/>
+        <w:rPr>
+          <w:rFonts w:ascii="Times New Roman" w:hAnsi="Times New Roman" w:cs="Times New Roman"/>
+          <w:szCs w:val="24"/>
+        </w:rPr>
       </w:pPr>
       <w:r>
-        <w:lastRenderedPageBreak/>
+        <w:rPr>
+          <w:rFonts w:ascii="Times New Roman" w:hAnsi="Times New Roman" w:cs="Times New Roman"/>
+          <w:szCs w:val="24"/>
+        </w:rPr>
         <w:t>Componente 5 — Métricas</w:t>
       </w:r>
     </w:p>
@@ -4535,12 +6093,12 @@
         <w:tblLook w:val="04A0" w:firstRow="1" w:lastRow="0" w:firstColumn="1" w:lastColumn="0" w:noHBand="0" w:noVBand="1"/>
       </w:tblPr>
       <w:tblGrid>
-        <w:gridCol w:w="1560"/>
-        <w:gridCol w:w="1560"/>
-        <w:gridCol w:w="1560"/>
-        <w:gridCol w:w="1560"/>
-        <w:gridCol w:w="1560"/>
-        <w:gridCol w:w="1560"/>
+        <w:gridCol w:w="1478"/>
+        <w:gridCol w:w="1570"/>
+        <w:gridCol w:w="1444"/>
+        <w:gridCol w:w="1536"/>
+        <w:gridCol w:w="1731"/>
+        <w:gridCol w:w="1731"/>
       </w:tblGrid>
       <w:tr>
         <w:trPr>
@@ -4564,11 +6122,17 @@
             <w:pPr>
               <w:spacing w:line="240" w:lineRule="auto"/>
               <w:ind w:firstLine="0"/>
-            </w:pPr>
-            <w:r>
-              <w:rPr>
+              <w:jc w:val="both"/>
+              <w:rPr>
+                <w:rFonts w:cs="Times New Roman"/>
+                <w:szCs w:val="24"/>
+              </w:rPr>
+            </w:pPr>
+            <w:r>
+              <w:rPr>
+                <w:rFonts w:cs="Times New Roman"/>
                 <w:b/>
-                <w:sz w:val="17"/>
+                <w:szCs w:val="24"/>
               </w:rPr>
               <w:t>Métrica</w:t>
             </w:r>
@@ -4590,11 +6154,17 @@
             <w:pPr>
               <w:spacing w:line="240" w:lineRule="auto"/>
               <w:ind w:firstLine="0"/>
-            </w:pPr>
-            <w:r>
-              <w:rPr>
+              <w:jc w:val="both"/>
+              <w:rPr>
+                <w:rFonts w:cs="Times New Roman"/>
+                <w:szCs w:val="24"/>
+              </w:rPr>
+            </w:pPr>
+            <w:r>
+              <w:rPr>
+                <w:rFonts w:cs="Times New Roman"/>
                 <w:b/>
-                <w:sz w:val="17"/>
+                <w:szCs w:val="24"/>
               </w:rPr>
               <w:t>Qué mide</w:t>
             </w:r>
@@ -4616,11 +6186,17 @@
             <w:pPr>
               <w:spacing w:line="240" w:lineRule="auto"/>
               <w:ind w:firstLine="0"/>
-            </w:pPr>
-            <w:r>
-              <w:rPr>
+              <w:jc w:val="both"/>
+              <w:rPr>
+                <w:rFonts w:cs="Times New Roman"/>
+                <w:szCs w:val="24"/>
+              </w:rPr>
+            </w:pPr>
+            <w:r>
+              <w:rPr>
+                <w:rFonts w:cs="Times New Roman"/>
                 <w:b/>
-                <w:sz w:val="17"/>
+                <w:szCs w:val="24"/>
               </w:rPr>
               <w:t>Cómo se obtiene</w:t>
             </w:r>
@@ -4642,11 +6218,17 @@
             <w:pPr>
               <w:spacing w:line="240" w:lineRule="auto"/>
               <w:ind w:firstLine="0"/>
-            </w:pPr>
-            <w:r>
-              <w:rPr>
+              <w:jc w:val="both"/>
+              <w:rPr>
+                <w:rFonts w:cs="Times New Roman"/>
+                <w:szCs w:val="24"/>
+              </w:rPr>
+            </w:pPr>
+            <w:r>
+              <w:rPr>
+                <w:rFonts w:cs="Times New Roman"/>
                 <w:b/>
-                <w:sz w:val="17"/>
+                <w:szCs w:val="24"/>
               </w:rPr>
               <w:t>Valor medido</w:t>
             </w:r>
@@ -4668,11 +6250,17 @@
             <w:pPr>
               <w:spacing w:line="240" w:lineRule="auto"/>
               <w:ind w:firstLine="0"/>
-            </w:pPr>
-            <w:r>
-              <w:rPr>
+              <w:jc w:val="both"/>
+              <w:rPr>
+                <w:rFonts w:cs="Times New Roman"/>
+                <w:szCs w:val="24"/>
+              </w:rPr>
+            </w:pPr>
+            <w:r>
+              <w:rPr>
+                <w:rFonts w:cs="Times New Roman"/>
                 <w:b/>
-                <w:sz w:val="17"/>
+                <w:szCs w:val="24"/>
               </w:rPr>
               <w:t>Fecha</w:t>
             </w:r>
@@ -4694,11 +6282,17 @@
             <w:pPr>
               <w:spacing w:line="240" w:lineRule="auto"/>
               <w:ind w:firstLine="0"/>
-            </w:pPr>
-            <w:r>
-              <w:rPr>
+              <w:jc w:val="both"/>
+              <w:rPr>
+                <w:rFonts w:cs="Times New Roman"/>
+                <w:szCs w:val="24"/>
+              </w:rPr>
+            </w:pPr>
+            <w:r>
+              <w:rPr>
+                <w:rFonts w:cs="Times New Roman"/>
                 <w:b/>
-                <w:sz w:val="17"/>
+                <w:szCs w:val="24"/>
               </w:rPr>
               <w:t>Umbral</w:t>
             </w:r>
@@ -4725,10 +6319,16 @@
             <w:pPr>
               <w:spacing w:line="240" w:lineRule="auto"/>
               <w:ind w:firstLine="0"/>
-            </w:pPr>
-            <w:r>
-              <w:rPr>
-                <w:sz w:val="17"/>
+              <w:jc w:val="both"/>
+              <w:rPr>
+                <w:rFonts w:cs="Times New Roman"/>
+                <w:szCs w:val="24"/>
+              </w:rPr>
+            </w:pPr>
+            <w:r>
+              <w:rPr>
+                <w:rFonts w:cs="Times New Roman"/>
+                <w:szCs w:val="24"/>
               </w:rPr>
               <w:t>Cobertura de pruebas</w:t>
             </w:r>
@@ -4749,10 +6349,16 @@
             <w:pPr>
               <w:spacing w:line="240" w:lineRule="auto"/>
               <w:ind w:firstLine="0"/>
-            </w:pPr>
-            <w:r>
-              <w:rPr>
-                <w:sz w:val="17"/>
+              <w:jc w:val="both"/>
+              <w:rPr>
+                <w:rFonts w:cs="Times New Roman"/>
+                <w:szCs w:val="24"/>
+              </w:rPr>
+            </w:pPr>
+            <w:r>
+              <w:rPr>
+                <w:rFonts w:cs="Times New Roman"/>
+                <w:szCs w:val="24"/>
               </w:rPr>
               <w:t>Porcentaje de código ejecutado por pruebas</w:t>
             </w:r>
@@ -4773,10 +6379,16 @@
             <w:pPr>
               <w:spacing w:line="240" w:lineRule="auto"/>
               <w:ind w:firstLine="0"/>
-            </w:pPr>
-            <w:r>
-              <w:rPr>
-                <w:sz w:val="17"/>
+              <w:jc w:val="both"/>
+              <w:rPr>
+                <w:rFonts w:cs="Times New Roman"/>
+                <w:szCs w:val="24"/>
+              </w:rPr>
+            </w:pPr>
+            <w:r>
+              <w:rPr>
+                <w:rFonts w:cs="Times New Roman"/>
+                <w:szCs w:val="24"/>
               </w:rPr>
               <w:t>JaCoCo para Java / Karma para Angular; ninguno reportado configurado</w:t>
             </w:r>
@@ -4797,10 +6409,16 @@
             <w:pPr>
               <w:spacing w:line="240" w:lineRule="auto"/>
               <w:ind w:firstLine="0"/>
-            </w:pPr>
-            <w:r>
-              <w:rPr>
-                <w:sz w:val="17"/>
+              <w:jc w:val="both"/>
+              <w:rPr>
+                <w:rFonts w:cs="Times New Roman"/>
+                <w:szCs w:val="24"/>
+              </w:rPr>
+            </w:pPr>
+            <w:r>
+              <w:rPr>
+                <w:rFonts w:cs="Times New Roman"/>
+                <w:szCs w:val="24"/>
               </w:rPr>
               <w:t>No medido; no hay pruebas automatizadas reportadas</w:t>
             </w:r>
@@ -4821,10 +6439,16 @@
             <w:pPr>
               <w:spacing w:line="240" w:lineRule="auto"/>
               <w:ind w:firstLine="0"/>
-            </w:pPr>
-            <w:r>
-              <w:rPr>
-                <w:sz w:val="17"/>
+              <w:jc w:val="both"/>
+              <w:rPr>
+                <w:rFonts w:cs="Times New Roman"/>
+                <w:szCs w:val="24"/>
+              </w:rPr>
+            </w:pPr>
+            <w:r>
+              <w:rPr>
+                <w:rFonts w:cs="Times New Roman"/>
+                <w:szCs w:val="24"/>
               </w:rPr>
               <w:t>[COMPLETAR: fecha de medición]</w:t>
             </w:r>
@@ -4845,10 +6469,16 @@
             <w:pPr>
               <w:spacing w:line="240" w:lineRule="auto"/>
               <w:ind w:firstLine="0"/>
-            </w:pPr>
-            <w:r>
-              <w:rPr>
-                <w:sz w:val="17"/>
+              <w:jc w:val="both"/>
+              <w:rPr>
+                <w:rFonts w:cs="Times New Roman"/>
+                <w:szCs w:val="24"/>
+              </w:rPr>
+            </w:pPr>
+            <w:r>
+              <w:rPr>
+                <w:rFonts w:cs="Times New Roman"/>
+                <w:szCs w:val="24"/>
               </w:rPr>
               <w:t>[COMPLETAR: objetivo acordado]</w:t>
             </w:r>
@@ -4875,10 +6505,16 @@
             <w:pPr>
               <w:spacing w:line="240" w:lineRule="auto"/>
               <w:ind w:firstLine="0"/>
-            </w:pPr>
-            <w:r>
-              <w:rPr>
-                <w:sz w:val="17"/>
+              <w:jc w:val="both"/>
+              <w:rPr>
+                <w:rFonts w:cs="Times New Roman"/>
+                <w:szCs w:val="24"/>
+              </w:rPr>
+            </w:pPr>
+            <w:r>
+              <w:rPr>
+                <w:rFonts w:cs="Times New Roman"/>
+                <w:szCs w:val="24"/>
               </w:rPr>
               <w:t>Complejidad ciclomática</w:t>
             </w:r>
@@ -4899,10 +6535,16 @@
             <w:pPr>
               <w:spacing w:line="240" w:lineRule="auto"/>
               <w:ind w:firstLine="0"/>
-            </w:pPr>
-            <w:r>
-              <w:rPr>
-                <w:sz w:val="17"/>
+              <w:jc w:val="both"/>
+              <w:rPr>
+                <w:rFonts w:cs="Times New Roman"/>
+                <w:szCs w:val="24"/>
+              </w:rPr>
+            </w:pPr>
+            <w:r>
+              <w:rPr>
+                <w:rFonts w:cs="Times New Roman"/>
+                <w:szCs w:val="24"/>
               </w:rPr>
               <w:t>Caminos independientes por método</w:t>
             </w:r>
@@ -4923,10 +6565,16 @@
             <w:pPr>
               <w:spacing w:line="240" w:lineRule="auto"/>
               <w:ind w:firstLine="0"/>
-            </w:pPr>
-            <w:r>
-              <w:rPr>
-                <w:sz w:val="17"/>
+              <w:jc w:val="both"/>
+              <w:rPr>
+                <w:rFonts w:cs="Times New Roman"/>
+                <w:szCs w:val="24"/>
+              </w:rPr>
+            </w:pPr>
+            <w:r>
+              <w:rPr>
+                <w:rFonts w:cs="Times New Roman"/>
+                <w:szCs w:val="24"/>
               </w:rPr>
               <w:t>SonarCloud u otro analizador; no reportado configurado</w:t>
             </w:r>
@@ -4947,10 +6595,16 @@
             <w:pPr>
               <w:spacing w:line="240" w:lineRule="auto"/>
               <w:ind w:firstLine="0"/>
-            </w:pPr>
-            <w:r>
-              <w:rPr>
-                <w:sz w:val="17"/>
+              <w:jc w:val="both"/>
+              <w:rPr>
+                <w:rFonts w:cs="Times New Roman"/>
+                <w:szCs w:val="24"/>
+              </w:rPr>
+            </w:pPr>
+            <w:r>
+              <w:rPr>
+                <w:rFonts w:cs="Times New Roman"/>
+                <w:szCs w:val="24"/>
               </w:rPr>
               <w:t>No medido</w:t>
             </w:r>
@@ -4971,10 +6625,16 @@
             <w:pPr>
               <w:spacing w:line="240" w:lineRule="auto"/>
               <w:ind w:firstLine="0"/>
-            </w:pPr>
-            <w:r>
-              <w:rPr>
-                <w:sz w:val="17"/>
+              <w:jc w:val="both"/>
+              <w:rPr>
+                <w:rFonts w:cs="Times New Roman"/>
+                <w:szCs w:val="24"/>
+              </w:rPr>
+            </w:pPr>
+            <w:r>
+              <w:rPr>
+                <w:rFonts w:cs="Times New Roman"/>
+                <w:szCs w:val="24"/>
               </w:rPr>
               <w:t>[COMPLETAR: fecha de medición]</w:t>
             </w:r>
@@ -4995,10 +6655,16 @@
             <w:pPr>
               <w:spacing w:line="240" w:lineRule="auto"/>
               <w:ind w:firstLine="0"/>
-            </w:pPr>
-            <w:r>
-              <w:rPr>
-                <w:sz w:val="17"/>
+              <w:jc w:val="both"/>
+              <w:rPr>
+                <w:rFonts w:cs="Times New Roman"/>
+                <w:szCs w:val="24"/>
+              </w:rPr>
+            </w:pPr>
+            <w:r>
+              <w:rPr>
+                <w:rFonts w:cs="Times New Roman"/>
+                <w:szCs w:val="24"/>
               </w:rPr>
               <w:t>≤ 10, objetivo provisional</w:t>
             </w:r>
@@ -5025,11 +6691,18 @@
             <w:pPr>
               <w:spacing w:line="240" w:lineRule="auto"/>
               <w:ind w:firstLine="0"/>
-            </w:pPr>
-            <w:r>
-              <w:rPr>
-                <w:sz w:val="17"/>
-              </w:rPr>
+              <w:jc w:val="both"/>
+              <w:rPr>
+                <w:rFonts w:cs="Times New Roman"/>
+                <w:szCs w:val="24"/>
+              </w:rPr>
+            </w:pPr>
+            <w:r>
+              <w:rPr>
+                <w:rFonts w:cs="Times New Roman"/>
+                <w:szCs w:val="24"/>
+              </w:rPr>
+              <w:lastRenderedPageBreak/>
               <w:t>Densidad de defectos</w:t>
             </w:r>
           </w:p>
@@ -5049,10 +6722,16 @@
             <w:pPr>
               <w:spacing w:line="240" w:lineRule="auto"/>
               <w:ind w:firstLine="0"/>
-            </w:pPr>
-            <w:r>
-              <w:rPr>
-                <w:sz w:val="17"/>
+              <w:jc w:val="both"/>
+              <w:rPr>
+                <w:rFonts w:cs="Times New Roman"/>
+                <w:szCs w:val="24"/>
+              </w:rPr>
+            </w:pPr>
+            <w:r>
+              <w:rPr>
+                <w:rFonts w:cs="Times New Roman"/>
+                <w:szCs w:val="24"/>
               </w:rPr>
               <w:t>Defectos confirmados por historia</w:t>
             </w:r>
@@ -5073,10 +6752,16 @@
             <w:pPr>
               <w:spacing w:line="240" w:lineRule="auto"/>
               <w:ind w:firstLine="0"/>
-            </w:pPr>
-            <w:r>
-              <w:rPr>
-                <w:sz w:val="17"/>
+              <w:jc w:val="both"/>
+              <w:rPr>
+                <w:rFonts w:cs="Times New Roman"/>
+                <w:szCs w:val="24"/>
+              </w:rPr>
+            </w:pPr>
+            <w:r>
+              <w:rPr>
+                <w:rFonts w:cs="Times New Roman"/>
+                <w:szCs w:val="24"/>
               </w:rPr>
               <w:t>Conteo de defectos ejecutados / historias verificadas; no hay ejecución disponible</w:t>
             </w:r>
@@ -5097,10 +6782,16 @@
             <w:pPr>
               <w:spacing w:line="240" w:lineRule="auto"/>
               <w:ind w:firstLine="0"/>
-            </w:pPr>
-            <w:r>
-              <w:rPr>
-                <w:sz w:val="17"/>
+              <w:jc w:val="both"/>
+              <w:rPr>
+                <w:rFonts w:cs="Times New Roman"/>
+                <w:szCs w:val="24"/>
+              </w:rPr>
+            </w:pPr>
+            <w:r>
+              <w:rPr>
+                <w:rFonts w:cs="Times New Roman"/>
+                <w:szCs w:val="24"/>
               </w:rPr>
               <w:t>No medido: 0 casos confirmados ejecutados</w:t>
             </w:r>
@@ -5121,10 +6812,16 @@
             <w:pPr>
               <w:spacing w:line="240" w:lineRule="auto"/>
               <w:ind w:firstLine="0"/>
-            </w:pPr>
-            <w:r>
-              <w:rPr>
-                <w:sz w:val="17"/>
+              <w:jc w:val="both"/>
+              <w:rPr>
+                <w:rFonts w:cs="Times New Roman"/>
+                <w:szCs w:val="24"/>
+              </w:rPr>
+            </w:pPr>
+            <w:r>
+              <w:rPr>
+                <w:rFonts w:cs="Times New Roman"/>
+                <w:szCs w:val="24"/>
               </w:rPr>
               <w:t>[COMPLETAR: fecha de medición]</w:t>
             </w:r>
@@ -5145,10 +6842,16 @@
             <w:pPr>
               <w:spacing w:line="240" w:lineRule="auto"/>
               <w:ind w:firstLine="0"/>
-            </w:pPr>
-            <w:r>
-              <w:rPr>
-                <w:sz w:val="17"/>
+              <w:jc w:val="both"/>
+              <w:rPr>
+                <w:rFonts w:cs="Times New Roman"/>
+                <w:szCs w:val="24"/>
+              </w:rPr>
+            </w:pPr>
+            <w:r>
+              <w:rPr>
+                <w:rFonts w:cs="Times New Roman"/>
+                <w:szCs w:val="24"/>
               </w:rPr>
               <w:t>[COMPLETAR: objetivo y unidad]</w:t>
             </w:r>
@@ -5159,19 +6862,41 @@
     <w:p>
       <w:pPr>
         <w:spacing w:line="240" w:lineRule="auto"/>
+        <w:jc w:val="both"/>
+        <w:rPr>
+          <w:rFonts w:cs="Times New Roman"/>
+          <w:szCs w:val="24"/>
+        </w:rPr>
       </w:pPr>
     </w:p>
     <w:p>
+      <w:pPr>
+        <w:jc w:val="both"/>
+        <w:rPr>
+          <w:rFonts w:cs="Times New Roman"/>
+          <w:szCs w:val="24"/>
+        </w:rPr>
+      </w:pPr>
       <w:r>
+        <w:rPr>
+          <w:rFonts w:cs="Times New Roman"/>
+          <w:szCs w:val="24"/>
+        </w:rPr>
         <w:t xml:space="preserve">Al quedar por debajo del umbral, priorizar pruebas y corrección antes de nuevas historias; si todavía no existe valor, configurar el instrumento y medir antes de afirmar cumplimiento. </w:t>
       </w:r>
       <w:r>
         <w:rPr>
+          <w:rFonts w:cs="Times New Roman"/>
           <w:b/>
+          <w:szCs w:val="24"/>
         </w:rPr>
         <w:t>Decisión actual:</w:t>
       </w:r>
       <w:r>
+        <w:rPr>
+          <w:rFonts w:cs="Times New Roman"/>
+          <w:szCs w:val="24"/>
+        </w:rPr>
         <w:t xml:space="preserve"> reservar la primera tarea de calidad para configurar pruebas/análisis y ejecutar CP-01–CP-12; no cerrar la evaluación de calidad hasta adjuntar resultados.</w:t>
       </w:r>
     </w:p>
@@ -5179,43 +6904,83 @@
       <w:pPr>
         <w:pStyle w:val="Ttulo2"/>
         <w:ind w:firstLine="0"/>
+        <w:jc w:val="both"/>
+        <w:rPr>
+          <w:rFonts w:ascii="Times New Roman" w:hAnsi="Times New Roman" w:cs="Times New Roman"/>
+          <w:szCs w:val="24"/>
+        </w:rPr>
       </w:pPr>
       <w:r>
+        <w:rPr>
+          <w:rFonts w:ascii="Times New Roman" w:hAnsi="Times New Roman" w:cs="Times New Roman"/>
+          <w:szCs w:val="24"/>
+        </w:rPr>
         <w:t>Componente 6 — Análisis estático</w:t>
       </w:r>
     </w:p>
     <w:p>
+      <w:pPr>
+        <w:jc w:val="both"/>
+        <w:rPr>
+          <w:rFonts w:cs="Times New Roman"/>
+          <w:szCs w:val="24"/>
+        </w:rPr>
+      </w:pPr>
       <w:r>
+        <w:rPr>
+          <w:rFonts w:cs="Times New Roman"/>
+          <w:szCs w:val="24"/>
+        </w:rPr>
         <w:t>El contexto afirma que no hay análisis estático configurado. No se recibió un checkout del código, credenciales de integración ni reporte; por ello no se declara que SonarCloud/ESLint/Checkstyle se haya ejecutado. Para cerrar este componente: conectar el repositorio público a SonarCloud o configurar herramientas nativas (ESLint para TypeScript y Spotless/Checkstyle para Java), ejecutar el análisis y adjuntar una captura o URL.</w:t>
       </w:r>
     </w:p>
     <w:p>
       <w:pPr>
         <w:pStyle w:val="Listaconvietas"/>
+        <w:jc w:val="both"/>
+        <w:rPr>
+          <w:rFonts w:cs="Times New Roman"/>
+          <w:szCs w:val="24"/>
+        </w:rPr>
       </w:pPr>
       <w:r>
         <w:rPr>
+          <w:rFonts w:cs="Times New Roman"/>
           <w:b/>
+          <w:szCs w:val="24"/>
         </w:rPr>
         <w:t>Hallazgos:</w:t>
       </w:r>
       <w:r>
+        <w:rPr>
+          <w:rFonts w:cs="Times New Roman"/>
+          <w:szCs w:val="24"/>
+        </w:rPr>
         <w:t xml:space="preserve"> </w:t>
       </w:r>
     </w:p>
     <w:p>
       <w:pPr>
         <w:pStyle w:val="Listaconvietas"/>
+        <w:jc w:val="both"/>
+        <w:rPr>
+          <w:rFonts w:cs="Times New Roman"/>
+          <w:szCs w:val="24"/>
+        </w:rPr>
       </w:pPr>
       <w:r>
         <w:rPr>
+          <w:rFonts w:cs="Times New Roman"/>
           <w:b/>
+          <w:szCs w:val="24"/>
         </w:rPr>
         <w:t>Acciones tomadas</w:t>
       </w:r>
       <w:r>
         <w:rPr>
+          <w:rFonts w:cs="Times New Roman"/>
           <w:b/>
+          <w:szCs w:val="24"/>
         </w:rPr>
         <w:t>:</w:t>
       </w:r>
@@ -5223,30 +6988,50 @@
     <w:p>
       <w:pPr>
         <w:pStyle w:val="Listaconvietas"/>
+        <w:jc w:val="both"/>
+        <w:rPr>
+          <w:rFonts w:cs="Times New Roman"/>
+          <w:szCs w:val="24"/>
+        </w:rPr>
       </w:pPr>
       <w:r>
         <w:rPr>
+          <w:rFonts w:cs="Times New Roman"/>
           <w:b/>
+          <w:szCs w:val="24"/>
         </w:rPr>
         <w:t>Reporte/captura:</w:t>
       </w:r>
       <w:r>
+        <w:rPr>
+          <w:rFonts w:cs="Times New Roman"/>
+          <w:szCs w:val="24"/>
+        </w:rPr>
         <w:t xml:space="preserve"> </w:t>
       </w:r>
     </w:p>
     <w:p>
       <w:pPr>
         <w:pStyle w:val="Listaconvietas"/>
+        <w:jc w:val="both"/>
+        <w:rPr>
+          <w:rFonts w:cs="Times New Roman"/>
+          <w:szCs w:val="24"/>
+        </w:rPr>
       </w:pPr>
       <w:r>
         <w:rPr>
+          <w:rFonts w:cs="Times New Roman"/>
           <w:b/>
+          <w:szCs w:val="24"/>
         </w:rPr>
         <w:t>Fecha y versión analizada</w:t>
       </w:r>
       <w:r>
         <w:rPr>
+          <w:rFonts w:cs="Times New Roman"/>
           <w:b/>
+          <w:szCs w:val="24"/>
         </w:rPr>
         <w:t>:</w:t>
       </w:r>
@@ -5254,14 +7039,25 @@
     <w:p>
       <w:pPr>
         <w:pStyle w:val="Listaconvietas"/>
+        <w:jc w:val="both"/>
+        <w:rPr>
+          <w:rFonts w:cs="Times New Roman"/>
+          <w:szCs w:val="24"/>
+        </w:rPr>
       </w:pPr>
       <w:r>
         <w:rPr>
+          <w:rFonts w:cs="Times New Roman"/>
           <w:b/>
+          <w:szCs w:val="24"/>
         </w:rPr>
         <w:t>Anexos por adjuntar antes de radicar:</w:t>
       </w:r>
       <w:r>
+        <w:rPr>
+          <w:rFonts w:cs="Times New Roman"/>
+          <w:szCs w:val="24"/>
+        </w:rPr>
         <w:t xml:space="preserve"> resultados de comandos de pruebas/cobertura, registro de ejecución de casos, y reporte/captura de análisis estático.</w:t>
       </w:r>
     </w:p>

--- a/docs/GS_Control_De_Calidad_ParkFlow360_actualizado.docx
+++ b/docs/GS_Control_De_Calidad_ParkFlow360_actualizado.docx
@@ -115,24 +115,12 @@
     </w:p>
     <w:p>
       <w:r>
-        <w:rPr>
-          <w:b/>
-        </w:rPr>
-        <w:t>Sesión 15 / semana 8; ponderación indicada:</w:t>
-      </w:r>
-      <w:r>
-        <w:t xml:space="preserve"> 15 % del segundo corte</w:t>
+        <w:t>Sesión 15 / semana 8; ponderación indicada: 15 % del segundo corte</w:t>
       </w:r>
     </w:p>
     <w:p>
       <w:r>
-        <w:rPr>
-          <w:b/>
-        </w:rPr>
-        <w:t>Equipo:</w:t>
-      </w:r>
-      <w:r>
-        <w:t xml:space="preserve"> Ruben Viasus y Julian Salamanca</w:t>
+        <w:t>Equipo: Ruben Viasus (frontend) y Julian Salamanca (backend / líder técnico)</w:t>
       </w:r>
     </w:p>
     <w:p>
@@ -148,19 +136,7 @@
     </w:p>
     <w:p>
       <w:r>
-        <w:rPr>
-          <w:b/>
-        </w:rPr>
-        <w:t>Estado de evidencia:</w:t>
-      </w:r>
-      <w:r>
-        <w:t xml:space="preserve"> el contexto entregado dice que no hay pruebas automatizadas, CI ni análisis </w:t>
-      </w:r>
-      <w:r>
-        <w:t>estático-configurados</w:t>
-      </w:r>
-      <w:r>
-        <w:t>. No se recibió un checkout del repositorio ni resultados de ejecución; por tanto, las métricas y los casos de prueba abajo no se presentan como medidos.</w:t>
+        <w:t>Estado de evidencia: el contexto entregado dice que no hay pruebas automatizadas, CI ni análisis estático-configurados. No se recibió un checkout del repositorio ni resultados de ejecución; por tanto, las métricas y los casos de prueba abajo no se presentan como medidos.</w:t>
       </w:r>
     </w:p>
     <w:p>
